--- a/Testing Docs/Top-Level Testing Document (Prior to FPGA).docx
+++ b/Testing Docs/Top-Level Testing Document (Prior to FPGA).docx
@@ -1,6 +1,6 @@
 
 <file path=word/document.xml><?xml version="1.0" encoding="utf-8"?>
-<w:document xmlns:wpc="http://schemas.microsoft.com/office/word/2010/wordprocessingCanvas" xmlns:cx="http://schemas.microsoft.com/office/drawing/2014/chartex" xmlns:cx1="http://schemas.microsoft.com/office/drawing/2015/9/8/chartex" xmlns:cx2="http://schemas.microsoft.com/office/drawing/2015/10/21/chartex" xmlns:cx3="http://schemas.microsoft.com/office/drawing/2016/5/9/chartex" xmlns:cx4="http://schemas.microsoft.com/office/drawing/2016/5/10/chartex" xmlns:cx5="http://schemas.microsoft.com/office/drawing/2016/5/11/chartex" xmlns:cx6="http://schemas.microsoft.com/office/drawing/2016/5/12/chartex" xmlns:cx7="http://schemas.microsoft.com/office/drawing/2016/5/13/chartex" xmlns:cx8="http://schemas.microsoft.com/office/drawing/2016/5/14/chartex" xmlns:mc="http://schemas.openxmlformats.org/markup-compatibility/2006" xmlns:aink="http://schemas.microsoft.com/office/drawing/2016/ink" xmlns:am3d="http://schemas.microsoft.com/office/drawing/2017/model3d" xmlns:o="urn:schemas-microsoft-com:office:office" xmlns:oel="http://schemas.microsoft.com/office/2019/extlst" xmlns:r="http://schemas.openxmlformats.org/officeDocument/2006/relationships" xmlns:m="http://schemas.openxmlformats.org/officeDocument/2006/math" xmlns:v="urn:schemas-microsoft-com:vml" xmlns:wp14="http://schemas.microsoft.com/office/word/2010/wordprocessingDrawing" xmlns:wp="http://schemas.openxmlformats.org/drawingml/2006/wordprocessingDrawing" xmlns:w10="urn:schemas-microsoft-com:office:word" xmlns:w="http://schemas.openxmlformats.org/wordprocessingml/2006/main" xmlns:w14="http://schemas.microsoft.com/office/word/2010/wordml" xmlns:w15="http://schemas.microsoft.com/office/word/2012/wordml" xmlns:w16cex="http://schemas.microsoft.com/office/word/2018/wordml/cex" xmlns:w16cid="http://schemas.microsoft.com/office/word/2016/wordml/cid" xmlns:w16="http://schemas.microsoft.com/office/word/2018/wordml" xmlns:w16du="http://schemas.microsoft.com/office/word/2023/wordml/word16du" xmlns:w16sdtdh="http://schemas.microsoft.com/office/word/2020/wordml/sdtdatahash" xmlns:w16sdtfl="http://schemas.microsoft.com/office/word/2024/wordml/sdtformatlock" xmlns:w16se="http://schemas.microsoft.com/office/word/2015/wordml/symex" xmlns:wpg="http://schemas.microsoft.com/office/word/2010/wordprocessingGroup" xmlns:wpi="http://schemas.microsoft.com/office/word/2010/wordprocessingInk" xmlns:wne="http://schemas.microsoft.com/office/word/2006/wordml" xmlns:wps="http://schemas.microsoft.com/office/word/2010/wordprocessingShape" mc:Ignorable="w14 w15 w16se w16cid w16 w16cex w16sdtdh w16sdtfl w16du wp14">
+<w:document xmlns:wpc="http://schemas.microsoft.com/office/word/2010/wordprocessingCanvas" xmlns:cx="http://schemas.microsoft.com/office/drawing/2014/chartex" xmlns:cx1="http://schemas.microsoft.com/office/drawing/2015/9/8/chartex" xmlns:cx2="http://schemas.microsoft.com/office/drawing/2015/10/21/chartex" xmlns:cx3="http://schemas.microsoft.com/office/drawing/2016/5/9/chartex" xmlns:cx4="http://schemas.microsoft.com/office/drawing/2016/5/10/chartex" xmlns:cx5="http://schemas.microsoft.com/office/drawing/2016/5/11/chartex" xmlns:cx6="http://schemas.microsoft.com/office/drawing/2016/5/12/chartex" xmlns:cx7="http://schemas.microsoft.com/office/drawing/2016/5/13/chartex" xmlns:cx8="http://schemas.microsoft.com/office/drawing/2016/5/14/chartex" xmlns:mc="http://schemas.openxmlformats.org/markup-compatibility/2006" xmlns:aink="http://schemas.microsoft.com/office/drawing/2016/ink" xmlns:am3d="http://schemas.microsoft.com/office/drawing/2017/model3d" xmlns:o="urn:schemas-microsoft-com:office:office" xmlns:oel="http://schemas.microsoft.com/office/2019/extlst" xmlns:r="http://schemas.openxmlformats.org/officeDocument/2006/relationships" xmlns:m="http://schemas.openxmlformats.org/officeDocument/2006/math" xmlns:v="urn:schemas-microsoft-com:vml" xmlns:wp14="http://schemas.microsoft.com/office/word/2010/wordprocessingDrawing" xmlns:wp="http://schemas.openxmlformats.org/drawingml/2006/wordprocessingDrawing" xmlns:w10="urn:schemas-microsoft-com:office:word" xmlns:w="http://schemas.openxmlformats.org/wordprocessingml/2006/main" xmlns:w14="http://schemas.microsoft.com/office/word/2010/wordml" xmlns:w15="http://schemas.microsoft.com/office/word/2012/wordml" xmlns:w16cex="http://schemas.microsoft.com/office/word/2018/wordml/cex" xmlns:w16cid="http://schemas.microsoft.com/office/word/2016/wordml/cid" xmlns:w16="http://schemas.microsoft.com/office/word/2018/wordml" xmlns:w16sdtdh="http://schemas.microsoft.com/office/word/2020/wordml/sdtdatahash" xmlns:w16se="http://schemas.microsoft.com/office/word/2015/wordml/symex" xmlns:wpg="http://schemas.microsoft.com/office/word/2010/wordprocessingGroup" xmlns:wpi="http://schemas.microsoft.com/office/word/2010/wordprocessingInk" xmlns:wne="http://schemas.microsoft.com/office/word/2006/wordml" xmlns:wps="http://schemas.microsoft.com/office/word/2010/wordprocessingShape" mc:Ignorable="w14 w15 w16se w16cid w16 w16cex w16sdtdh wp14">
   <w:body>
     <w:p>
       <w:pPr>
@@ -21,27 +21,37 @@
           <w:sz w:val="40"/>
           <w:szCs w:val="40"/>
         </w:rPr>
-        <w:t>PE Sanity Test Plan</w:t>
-      </w:r>
-    </w:p>
-    <w:p>
-      <w:pPr>
-        <w:bidi w:val="0"/>
-        <w:spacing w:after="240" w:line="360" w:lineRule="auto"/>
-        <w:jc w:val="center"/>
-        <w:rPr>
-          <w:rFonts w:asciiTheme="majorBidi" w:hAnsiTheme="majorBidi" w:cstheme="majorBidi"/>
-          <w:color w:val="000000" w:themeColor="text1"/>
-        </w:rPr>
-      </w:pPr>
-      <w:r>
-        <w:rPr>
-          <w:rFonts w:asciiTheme="majorBidi" w:hAnsiTheme="majorBidi" w:cstheme="majorBidi"/>
-          <w:i/>
-          <w:iCs/>
-          <w:color w:val="000000" w:themeColor="text1"/>
-        </w:rPr>
-        <w:t>Black-Box Verification Gate Prior to FPGA Platform Handoff</w:t>
+        <w:t xml:space="preserve">PE </w:t>
+      </w:r>
+      <w:r>
+        <w:rPr>
+          <w:rFonts w:asciiTheme="majorBidi" w:hAnsiTheme="majorBidi" w:cstheme="majorBidi"/>
+          <w:b/>
+          <w:bCs/>
+          <w:sz w:val="40"/>
+          <w:szCs w:val="40"/>
+        </w:rPr>
+        <w:t>Top-Level</w:t>
+      </w:r>
+      <w:r>
+        <w:rPr>
+          <w:rFonts w:asciiTheme="majorBidi" w:hAnsiTheme="majorBidi" w:cstheme="majorBidi"/>
+          <w:b/>
+          <w:bCs/>
+          <w:sz w:val="40"/>
+          <w:szCs w:val="40"/>
+        </w:rPr>
+        <w:t xml:space="preserve"> Test</w:t>
+      </w:r>
+      <w:r>
+        <w:rPr>
+          <w:rFonts w:asciiTheme="majorBidi" w:hAnsiTheme="majorBidi" w:cstheme="majorBidi"/>
+          <w:b/>
+          <w:bCs/>
+          <w:sz w:val="40"/>
+          <w:szCs w:val="40"/>
+        </w:rPr>
+        <w:t>ing</w:t>
       </w:r>
     </w:p>
     <w:p>
@@ -81,47 +91,45 @@
           <w:sz w:val="24"/>
           <w:szCs w:val="24"/>
         </w:rPr>
-        <w:t>This document defines the verification plan for the Processing Element (PE) as a black-box system, exercised exclusively through its top-level port list as specified in the PE Definition Document. Sub-module-level concerns (arithmetic correctness of the multiplier array, FSM transition coverage of the Controller, byte-mux isolation in the I/O Block, etc.) are out of scope; each was closed by its respective unit testbench prior to integration.</w:t>
-      </w:r>
-    </w:p>
-    <w:p>
-      <w:pPr>
-        <w:bidi w:val="0"/>
-        <w:spacing w:after="100" w:line="360" w:lineRule="auto"/>
-        <w:jc w:val="both"/>
-        <w:rPr>
-          <w:rFonts w:asciiTheme="majorBidi" w:hAnsiTheme="majorBidi" w:cstheme="majorBidi"/>
-          <w:color w:val="000000" w:themeColor="text1"/>
-          <w:sz w:val="24"/>
-          <w:szCs w:val="24"/>
-        </w:rPr>
-      </w:pPr>
-      <w:r>
-        <w:rPr>
-          <w:rFonts w:asciiTheme="majorBidi" w:hAnsiTheme="majorBidi" w:cstheme="majorBidi"/>
-          <w:color w:val="000000" w:themeColor="text1"/>
-          <w:sz w:val="24"/>
-          <w:szCs w:val="24"/>
-        </w:rPr>
-        <w:t xml:space="preserve">The plan is a sanity gate: its purpose is to demonstrate that the integrated PE is wired correctly, honors its external protocol, and produces </w:t>
-      </w:r>
-      <w:r>
-        <w:rPr>
-          <w:rFonts w:asciiTheme="majorBidi" w:hAnsiTheme="majorBidi" w:cstheme="majorBidi"/>
-          <w:color w:val="000000" w:themeColor="text1"/>
-          <w:sz w:val="24"/>
-          <w:szCs w:val="24"/>
-        </w:rPr>
-        <w:t>SV</w:t>
-      </w:r>
-      <w:r>
-        <w:rPr>
-          <w:rFonts w:asciiTheme="majorBidi" w:hAnsiTheme="majorBidi" w:cstheme="majorBidi"/>
-          <w:color w:val="000000" w:themeColor="text1"/>
-          <w:sz w:val="24"/>
-          <w:szCs w:val="24"/>
-        </w:rPr>
-        <w:t>-equivalent results for a representative set of neural-network micro-sequences in both INT8 and INT4 precision modes. Exhaustive randomized stress and platform-level timing validation are deferred to the FPGA verification effort.</w:t>
+        <w:t>This document defines the verification plan for the Processing Element (PE) as a black-box system, exercised exclusively through its top-level port list as specified in the PE Definition Document.</w:t>
+      </w:r>
+      <w:r>
+        <w:rPr>
+          <w:rFonts w:asciiTheme="majorBidi" w:hAnsiTheme="majorBidi" w:cstheme="majorBidi"/>
+          <w:color w:val="000000" w:themeColor="text1"/>
+          <w:sz w:val="24"/>
+          <w:szCs w:val="24"/>
+        </w:rPr>
+        <w:t xml:space="preserve"> </w:t>
+      </w:r>
+      <w:r>
+        <w:rPr>
+          <w:rFonts w:asciiTheme="majorBidi" w:hAnsiTheme="majorBidi" w:cstheme="majorBidi"/>
+          <w:color w:val="000000" w:themeColor="text1"/>
+          <w:sz w:val="24"/>
+          <w:szCs w:val="24"/>
+        </w:rPr>
+        <w:t xml:space="preserve">The verification environment utilizes </w:t>
+      </w:r>
+      <w:proofErr w:type="spellStart"/>
+      <w:r>
+        <w:rPr>
+          <w:rFonts w:asciiTheme="majorBidi" w:hAnsiTheme="majorBidi" w:cstheme="majorBidi"/>
+          <w:color w:val="000000" w:themeColor="text1"/>
+          <w:sz w:val="24"/>
+          <w:szCs w:val="24"/>
+        </w:rPr>
+        <w:t>SystemVerilog</w:t>
+      </w:r>
+      <w:proofErr w:type="spellEnd"/>
+      <w:r>
+        <w:rPr>
+          <w:rFonts w:asciiTheme="majorBidi" w:hAnsiTheme="majorBidi" w:cstheme="majorBidi"/>
+          <w:color w:val="000000" w:themeColor="text1"/>
+          <w:sz w:val="24"/>
+          <w:szCs w:val="24"/>
+        </w:rPr>
+        <w:t xml:space="preserve"> for high-level modeling and checking, running on HDL simulators. The primary goal of this document is to detail the directed and randomized tests for the unit.</w:t>
       </w:r>
     </w:p>
     <w:p>
@@ -165,7 +173,25 @@
           <w:sz w:val="24"/>
           <w:szCs w:val="24"/>
         </w:rPr>
-        <w:t>Confirm correct top-level integration of the Controller, MAC &amp; SCALE, PPU, and I/O Block sub-modules through observable behavior at the external interface.</w:t>
+        <w:t xml:space="preserve">Confirm correct top-level integration of the Controller, MAC &amp; SCALE, PPU, and I/O Block sub-modules </w:t>
+      </w:r>
+      <w:r>
+        <w:rPr>
+          <w:rFonts w:asciiTheme="majorBidi" w:hAnsiTheme="majorBidi" w:cstheme="majorBidi"/>
+          <w:color w:val="000000" w:themeColor="text1"/>
+          <w:sz w:val="24"/>
+          <w:szCs w:val="24"/>
+        </w:rPr>
+        <w:t>using an</w:t>
+      </w:r>
+      <w:r>
+        <w:rPr>
+          <w:rFonts w:asciiTheme="majorBidi" w:hAnsiTheme="majorBidi" w:cstheme="majorBidi"/>
+          <w:color w:val="000000" w:themeColor="text1"/>
+          <w:sz w:val="24"/>
+          <w:szCs w:val="24"/>
+        </w:rPr>
+        <w:t xml:space="preserve"> external interface.</w:t>
       </w:r>
     </w:p>
     <w:p>
@@ -191,7 +217,7 @@
           <w:sz w:val="24"/>
           <w:szCs w:val="24"/>
         </w:rPr>
-        <w:t xml:space="preserve">Demonstrate compliance with the external protocol defined in the PE Definition Document — instruction sampling rules, validity gating, chip-select gating, </w:t>
+        <w:t xml:space="preserve">Demonstrate compliance with PE Definition — instruction sampling rules, validity gating, chip-select gating, </w:t>
       </w:r>
       <w:proofErr w:type="spellStart"/>
       <w:r>
@@ -295,7 +321,7 @@
           <w:sz w:val="24"/>
           <w:szCs w:val="24"/>
         </w:rPr>
-        <w:t>reference model for full inference micro-sequences across both precision modes and all eight activation functions.</w:t>
+        <w:t>reference model for full inference sequences across both precision modes and all eight activation functions.</w:t>
       </w:r>
     </w:p>
     <w:p>
@@ -321,7 +347,198 @@
           <w:sz w:val="24"/>
           <w:szCs w:val="24"/>
         </w:rPr>
-        <w:t>Surface integration-class defects (incorrect mux precedence, missing isolation gating, wrong control-signal fan-out) that unit-level testing cannot expose by construction.</w:t>
+        <w:t>Surface integration defects that unit-level testing cannot expose.</w:t>
+      </w:r>
+    </w:p>
+    <w:p>
+      <w:pPr>
+        <w:bidi w:val="0"/>
+        <w:spacing w:after="60" w:line="360" w:lineRule="auto"/>
+        <w:jc w:val="both"/>
+        <w:rPr>
+          <w:rFonts w:asciiTheme="majorBidi" w:hAnsiTheme="majorBidi" w:cstheme="majorBidi"/>
+          <w:color w:val="000000" w:themeColor="text1"/>
+          <w:sz w:val="24"/>
+          <w:szCs w:val="24"/>
+        </w:rPr>
+      </w:pPr>
+    </w:p>
+    <w:p>
+      <w:pPr>
+        <w:bidi w:val="0"/>
+        <w:spacing w:after="60" w:line="360" w:lineRule="auto"/>
+        <w:jc w:val="both"/>
+        <w:rPr>
+          <w:rFonts w:asciiTheme="majorBidi" w:hAnsiTheme="majorBidi" w:cstheme="majorBidi"/>
+          <w:color w:val="000000" w:themeColor="text1"/>
+          <w:sz w:val="24"/>
+          <w:szCs w:val="24"/>
+        </w:rPr>
+      </w:pPr>
+    </w:p>
+    <w:p>
+      <w:pPr>
+        <w:bidi w:val="0"/>
+        <w:spacing w:after="60" w:line="360" w:lineRule="auto"/>
+        <w:jc w:val="both"/>
+        <w:rPr>
+          <w:rFonts w:asciiTheme="majorBidi" w:hAnsiTheme="majorBidi" w:cstheme="majorBidi"/>
+          <w:color w:val="000000" w:themeColor="text1"/>
+          <w:sz w:val="24"/>
+          <w:szCs w:val="24"/>
+        </w:rPr>
+      </w:pPr>
+    </w:p>
+    <w:p>
+      <w:pPr>
+        <w:bidi w:val="0"/>
+        <w:spacing w:after="60" w:line="360" w:lineRule="auto"/>
+        <w:jc w:val="both"/>
+        <w:rPr>
+          <w:rFonts w:asciiTheme="majorBidi" w:hAnsiTheme="majorBidi" w:cstheme="majorBidi"/>
+          <w:color w:val="000000" w:themeColor="text1"/>
+          <w:sz w:val="24"/>
+          <w:szCs w:val="24"/>
+        </w:rPr>
+      </w:pPr>
+    </w:p>
+    <w:p>
+      <w:pPr>
+        <w:bidi w:val="0"/>
+        <w:spacing w:after="60" w:line="360" w:lineRule="auto"/>
+        <w:jc w:val="both"/>
+        <w:rPr>
+          <w:rFonts w:asciiTheme="majorBidi" w:hAnsiTheme="majorBidi" w:cstheme="majorBidi"/>
+          <w:color w:val="000000" w:themeColor="text1"/>
+          <w:sz w:val="24"/>
+          <w:szCs w:val="24"/>
+        </w:rPr>
+      </w:pPr>
+    </w:p>
+    <w:p>
+      <w:pPr>
+        <w:bidi w:val="0"/>
+        <w:spacing w:after="60" w:line="360" w:lineRule="auto"/>
+        <w:jc w:val="both"/>
+        <w:rPr>
+          <w:rFonts w:asciiTheme="majorBidi" w:hAnsiTheme="majorBidi" w:cstheme="majorBidi"/>
+          <w:color w:val="000000" w:themeColor="text1"/>
+          <w:sz w:val="24"/>
+          <w:szCs w:val="24"/>
+        </w:rPr>
+      </w:pPr>
+    </w:p>
+    <w:p>
+      <w:pPr>
+        <w:bidi w:val="0"/>
+        <w:spacing w:after="60" w:line="360" w:lineRule="auto"/>
+        <w:jc w:val="both"/>
+        <w:rPr>
+          <w:rFonts w:asciiTheme="majorBidi" w:hAnsiTheme="majorBidi" w:cstheme="majorBidi"/>
+          <w:color w:val="000000" w:themeColor="text1"/>
+          <w:sz w:val="24"/>
+          <w:szCs w:val="24"/>
+        </w:rPr>
+      </w:pPr>
+    </w:p>
+    <w:p>
+      <w:pPr>
+        <w:bidi w:val="0"/>
+        <w:spacing w:after="60" w:line="360" w:lineRule="auto"/>
+        <w:jc w:val="both"/>
+        <w:rPr>
+          <w:rFonts w:asciiTheme="majorBidi" w:hAnsiTheme="majorBidi" w:cstheme="majorBidi"/>
+          <w:color w:val="000000" w:themeColor="text1"/>
+          <w:sz w:val="24"/>
+          <w:szCs w:val="24"/>
+        </w:rPr>
+      </w:pPr>
+    </w:p>
+    <w:p>
+      <w:pPr>
+        <w:bidi w:val="0"/>
+        <w:spacing w:after="60" w:line="360" w:lineRule="auto"/>
+        <w:jc w:val="both"/>
+        <w:rPr>
+          <w:rFonts w:asciiTheme="majorBidi" w:hAnsiTheme="majorBidi" w:cstheme="majorBidi"/>
+          <w:color w:val="000000" w:themeColor="text1"/>
+          <w:sz w:val="24"/>
+          <w:szCs w:val="24"/>
+        </w:rPr>
+      </w:pPr>
+    </w:p>
+    <w:p>
+      <w:pPr>
+        <w:bidi w:val="0"/>
+        <w:spacing w:after="60" w:line="360" w:lineRule="auto"/>
+        <w:jc w:val="both"/>
+        <w:rPr>
+          <w:rFonts w:asciiTheme="majorBidi" w:hAnsiTheme="majorBidi" w:cstheme="majorBidi"/>
+          <w:color w:val="000000" w:themeColor="text1"/>
+          <w:sz w:val="24"/>
+          <w:szCs w:val="24"/>
+        </w:rPr>
+      </w:pPr>
+    </w:p>
+    <w:p>
+      <w:pPr>
+        <w:pStyle w:val="Heading1"/>
+        <w:spacing w:line="360" w:lineRule="auto"/>
+        <w:jc w:val="both"/>
+        <w:rPr>
+          <w:rFonts w:asciiTheme="majorBidi" w:hAnsiTheme="majorBidi" w:cstheme="majorBidi"/>
+          <w:color w:val="000000" w:themeColor="text1"/>
+        </w:rPr>
+      </w:pPr>
+      <w:r>
+        <w:rPr>
+          <w:rFonts w:asciiTheme="majorBidi" w:hAnsiTheme="majorBidi" w:cstheme="majorBidi"/>
+          <w:color w:val="000000" w:themeColor="text1"/>
+        </w:rPr>
+        <w:lastRenderedPageBreak/>
+        <w:t>2. Verification Environment</w:t>
+      </w:r>
+    </w:p>
+    <w:p>
+      <w:pPr>
+        <w:bidi w:val="0"/>
+        <w:spacing w:after="100" w:line="360" w:lineRule="auto"/>
+        <w:jc w:val="both"/>
+        <w:rPr>
+          <w:rFonts w:asciiTheme="majorBidi" w:hAnsiTheme="majorBidi" w:cstheme="majorBidi"/>
+          <w:color w:val="000000" w:themeColor="text1"/>
+          <w:sz w:val="24"/>
+          <w:szCs w:val="24"/>
+        </w:rPr>
+      </w:pPr>
+      <w:r>
+        <w:rPr>
+          <w:rFonts w:asciiTheme="majorBidi" w:hAnsiTheme="majorBidi" w:cstheme="majorBidi"/>
+          <w:color w:val="000000" w:themeColor="text1"/>
+          <w:sz w:val="24"/>
+          <w:szCs w:val="24"/>
+        </w:rPr>
+        <w:t xml:space="preserve">The environment follows the structure described in the Sub-Modules General Verification Methodology document, scaled to the PE boundary. The DUT is the PE top-level module instantiated as </w:t>
+      </w:r>
+      <w:proofErr w:type="spellStart"/>
+      <w:r>
+        <w:rPr>
+          <w:rFonts w:asciiTheme="majorBidi" w:hAnsiTheme="majorBidi" w:cstheme="majorBidi"/>
+          <w:color w:val="000000" w:themeColor="text1"/>
+          <w:sz w:val="24"/>
+          <w:szCs w:val="24"/>
+        </w:rPr>
+        <w:t>uut</w:t>
+      </w:r>
+      <w:proofErr w:type="spellEnd"/>
+      <w:r>
+        <w:rPr>
+          <w:rFonts w:asciiTheme="majorBidi" w:hAnsiTheme="majorBidi" w:cstheme="majorBidi"/>
+          <w:color w:val="000000" w:themeColor="text1"/>
+          <w:sz w:val="24"/>
+          <w:szCs w:val="24"/>
+        </w:rPr>
+        <w:t>, with all external ports driven by the testbench.</w:t>
       </w:r>
     </w:p>
     <w:p>
@@ -339,17 +556,8 @@
           <w:rFonts w:asciiTheme="majorBidi" w:hAnsiTheme="majorBidi" w:cstheme="majorBidi"/>
           <w:color w:val="000000" w:themeColor="text1"/>
         </w:rPr>
-        <w:t xml:space="preserve">1.2 </w:t>
-      </w:r>
-      <w:proofErr w:type="gramStart"/>
-      <w:r>
-        <w:rPr>
-          <w:rFonts w:asciiTheme="majorBidi" w:hAnsiTheme="majorBidi" w:cstheme="majorBidi"/>
-          <w:color w:val="000000" w:themeColor="text1"/>
-        </w:rPr>
-        <w:t>Non-Goals</w:t>
-      </w:r>
-      <w:proofErr w:type="gramEnd"/>
+        <w:t>2.1 Architecture</w:t>
+      </w:r>
     </w:p>
     <w:p>
       <w:pPr>
@@ -370,31 +578,262 @@
       <w:r>
         <w:rPr>
           <w:rFonts w:asciiTheme="majorBidi" w:hAnsiTheme="majorBidi" w:cstheme="majorBidi"/>
-          <w:color w:val="000000" w:themeColor="text1"/>
-          <w:sz w:val="24"/>
-          <w:szCs w:val="24"/>
-        </w:rPr>
-        <w:t xml:space="preserve">Exhaustive arithmetic stress of the MAC tree, </w:t>
-      </w:r>
-      <w:proofErr w:type="spellStart"/>
-      <w:r>
-        <w:rPr>
-          <w:rFonts w:asciiTheme="majorBidi" w:hAnsiTheme="majorBidi" w:cstheme="majorBidi"/>
-          <w:color w:val="000000" w:themeColor="text1"/>
-          <w:sz w:val="24"/>
-          <w:szCs w:val="24"/>
-        </w:rPr>
-        <w:t>requantizer</w:t>
-      </w:r>
-      <w:proofErr w:type="spellEnd"/>
-      <w:r>
-        <w:rPr>
-          <w:rFonts w:asciiTheme="majorBidi" w:hAnsiTheme="majorBidi" w:cstheme="majorBidi"/>
-          <w:color w:val="000000" w:themeColor="text1"/>
-          <w:sz w:val="24"/>
-          <w:szCs w:val="24"/>
-        </w:rPr>
-        <w:t xml:space="preserve"> shifter, or activation LUTs. These were verified at the unit level via constrained random and directed boundary testing.</w:t>
+          <w:b/>
+          <w:bCs/>
+          <w:color w:val="000000" w:themeColor="text1"/>
+          <w:sz w:val="24"/>
+          <w:szCs w:val="24"/>
+        </w:rPr>
+        <w:t xml:space="preserve">DUT: </w:t>
+      </w:r>
+      <w:r>
+        <w:rPr>
+          <w:rFonts w:asciiTheme="majorBidi" w:hAnsiTheme="majorBidi" w:cstheme="majorBidi"/>
+          <w:color w:val="000000" w:themeColor="text1"/>
+          <w:sz w:val="24"/>
+          <w:szCs w:val="24"/>
+        </w:rPr>
+        <w:t xml:space="preserve">PE top-level. Only the external ports — </w:t>
+      </w:r>
+      <w:proofErr w:type="spellStart"/>
+      <w:r>
+        <w:rPr>
+          <w:rFonts w:asciiTheme="majorBidi" w:hAnsiTheme="majorBidi" w:cstheme="majorBidi"/>
+          <w:color w:val="000000" w:themeColor="text1"/>
+          <w:sz w:val="24"/>
+          <w:szCs w:val="24"/>
+        </w:rPr>
+        <w:t>clk</w:t>
+      </w:r>
+      <w:proofErr w:type="spellEnd"/>
+      <w:r>
+        <w:rPr>
+          <w:rFonts w:asciiTheme="majorBidi" w:hAnsiTheme="majorBidi" w:cstheme="majorBidi"/>
+          <w:color w:val="000000" w:themeColor="text1"/>
+          <w:sz w:val="24"/>
+          <w:szCs w:val="24"/>
+        </w:rPr>
+        <w:t xml:space="preserve">, </w:t>
+      </w:r>
+      <w:proofErr w:type="spellStart"/>
+      <w:r>
+        <w:rPr>
+          <w:rFonts w:asciiTheme="majorBidi" w:hAnsiTheme="majorBidi" w:cstheme="majorBidi"/>
+          <w:color w:val="000000" w:themeColor="text1"/>
+          <w:sz w:val="24"/>
+          <w:szCs w:val="24"/>
+        </w:rPr>
+        <w:t>rst</w:t>
+      </w:r>
+      <w:proofErr w:type="spellEnd"/>
+      <w:r>
+        <w:rPr>
+          <w:rFonts w:asciiTheme="majorBidi" w:hAnsiTheme="majorBidi" w:cstheme="majorBidi"/>
+          <w:color w:val="000000" w:themeColor="text1"/>
+          <w:sz w:val="24"/>
+          <w:szCs w:val="24"/>
+        </w:rPr>
+        <w:t xml:space="preserve">, </w:t>
+      </w:r>
+      <w:proofErr w:type="spellStart"/>
+      <w:r>
+        <w:rPr>
+          <w:rFonts w:asciiTheme="majorBidi" w:hAnsiTheme="majorBidi" w:cstheme="majorBidi"/>
+          <w:color w:val="000000" w:themeColor="text1"/>
+          <w:sz w:val="24"/>
+          <w:szCs w:val="24"/>
+        </w:rPr>
+        <w:t>chp_slct</w:t>
+      </w:r>
+      <w:proofErr w:type="spellEnd"/>
+      <w:r>
+        <w:rPr>
+          <w:rFonts w:asciiTheme="majorBidi" w:hAnsiTheme="majorBidi" w:cstheme="majorBidi"/>
+          <w:color w:val="000000" w:themeColor="text1"/>
+          <w:sz w:val="24"/>
+          <w:szCs w:val="24"/>
+        </w:rPr>
+        <w:t xml:space="preserve">, </w:t>
+      </w:r>
+      <w:proofErr w:type="spellStart"/>
+      <w:r>
+        <w:rPr>
+          <w:rFonts w:asciiTheme="majorBidi" w:hAnsiTheme="majorBidi" w:cstheme="majorBidi"/>
+          <w:color w:val="000000" w:themeColor="text1"/>
+          <w:sz w:val="24"/>
+          <w:szCs w:val="24"/>
+        </w:rPr>
+        <w:t>valid_opcode</w:t>
+      </w:r>
+      <w:proofErr w:type="spellEnd"/>
+      <w:r>
+        <w:rPr>
+          <w:rFonts w:asciiTheme="majorBidi" w:hAnsiTheme="majorBidi" w:cstheme="majorBidi"/>
+          <w:color w:val="000000" w:themeColor="text1"/>
+          <w:sz w:val="24"/>
+          <w:szCs w:val="24"/>
+        </w:rPr>
+        <w:t xml:space="preserve">, </w:t>
+      </w:r>
+      <w:proofErr w:type="spellStart"/>
+      <w:r>
+        <w:rPr>
+          <w:rFonts w:asciiTheme="majorBidi" w:hAnsiTheme="majorBidi" w:cstheme="majorBidi"/>
+          <w:color w:val="000000" w:themeColor="text1"/>
+          <w:sz w:val="24"/>
+          <w:szCs w:val="24"/>
+        </w:rPr>
+        <w:t>pe_opcode</w:t>
+      </w:r>
+      <w:proofErr w:type="spellEnd"/>
+      <w:r>
+        <w:rPr>
+          <w:rFonts w:asciiTheme="majorBidi" w:hAnsiTheme="majorBidi" w:cstheme="majorBidi"/>
+          <w:color w:val="000000" w:themeColor="text1"/>
+          <w:sz w:val="24"/>
+          <w:szCs w:val="24"/>
+        </w:rPr>
+        <w:t xml:space="preserve">, </w:t>
+      </w:r>
+      <w:proofErr w:type="spellStart"/>
+      <w:r>
+        <w:rPr>
+          <w:rFonts w:asciiTheme="majorBidi" w:hAnsiTheme="majorBidi" w:cstheme="majorBidi"/>
+          <w:color w:val="000000" w:themeColor="text1"/>
+          <w:sz w:val="24"/>
+          <w:szCs w:val="24"/>
+        </w:rPr>
+        <w:t>valid_A</w:t>
+      </w:r>
+      <w:proofErr w:type="spellEnd"/>
+      <w:r>
+        <w:rPr>
+          <w:rFonts w:asciiTheme="majorBidi" w:hAnsiTheme="majorBidi" w:cstheme="majorBidi"/>
+          <w:color w:val="000000" w:themeColor="text1"/>
+          <w:sz w:val="24"/>
+          <w:szCs w:val="24"/>
+        </w:rPr>
+        <w:t xml:space="preserve">, </w:t>
+      </w:r>
+      <w:proofErr w:type="spellStart"/>
+      <w:r>
+        <w:rPr>
+          <w:rFonts w:asciiTheme="majorBidi" w:hAnsiTheme="majorBidi" w:cstheme="majorBidi"/>
+          <w:color w:val="000000" w:themeColor="text1"/>
+          <w:sz w:val="24"/>
+          <w:szCs w:val="24"/>
+        </w:rPr>
+        <w:t>valid_B</w:t>
+      </w:r>
+      <w:proofErr w:type="spellEnd"/>
+      <w:r>
+        <w:rPr>
+          <w:rFonts w:asciiTheme="majorBidi" w:hAnsiTheme="majorBidi" w:cstheme="majorBidi"/>
+          <w:color w:val="000000" w:themeColor="text1"/>
+          <w:sz w:val="24"/>
+          <w:szCs w:val="24"/>
+        </w:rPr>
+        <w:t xml:space="preserve">, </w:t>
+      </w:r>
+      <w:proofErr w:type="spellStart"/>
+      <w:r>
+        <w:rPr>
+          <w:rFonts w:asciiTheme="majorBidi" w:hAnsiTheme="majorBidi" w:cstheme="majorBidi"/>
+          <w:color w:val="000000" w:themeColor="text1"/>
+          <w:sz w:val="24"/>
+          <w:szCs w:val="24"/>
+        </w:rPr>
+        <w:t>operand_A</w:t>
+      </w:r>
+      <w:proofErr w:type="spellEnd"/>
+      <w:r>
+        <w:rPr>
+          <w:rFonts w:asciiTheme="majorBidi" w:hAnsiTheme="majorBidi" w:cstheme="majorBidi"/>
+          <w:color w:val="000000" w:themeColor="text1"/>
+          <w:sz w:val="24"/>
+          <w:szCs w:val="24"/>
+        </w:rPr>
+        <w:t xml:space="preserve">, </w:t>
+      </w:r>
+      <w:proofErr w:type="spellStart"/>
+      <w:r>
+        <w:rPr>
+          <w:rFonts w:asciiTheme="majorBidi" w:hAnsiTheme="majorBidi" w:cstheme="majorBidi"/>
+          <w:color w:val="000000" w:themeColor="text1"/>
+          <w:sz w:val="24"/>
+          <w:szCs w:val="24"/>
+        </w:rPr>
+        <w:t>operand_B</w:t>
+      </w:r>
+      <w:proofErr w:type="spellEnd"/>
+      <w:r>
+        <w:rPr>
+          <w:rFonts w:asciiTheme="majorBidi" w:hAnsiTheme="majorBidi" w:cstheme="majorBidi"/>
+          <w:color w:val="000000" w:themeColor="text1"/>
+          <w:sz w:val="24"/>
+          <w:szCs w:val="24"/>
+        </w:rPr>
+        <w:t xml:space="preserve">, </w:t>
+      </w:r>
+      <w:proofErr w:type="spellStart"/>
+      <w:r>
+        <w:rPr>
+          <w:rFonts w:asciiTheme="majorBidi" w:hAnsiTheme="majorBidi" w:cstheme="majorBidi"/>
+          <w:color w:val="000000" w:themeColor="text1"/>
+          <w:sz w:val="24"/>
+          <w:szCs w:val="24"/>
+        </w:rPr>
+        <w:t>data_out</w:t>
+      </w:r>
+      <w:proofErr w:type="spellEnd"/>
+      <w:r>
+        <w:rPr>
+          <w:rFonts w:asciiTheme="majorBidi" w:hAnsiTheme="majorBidi" w:cstheme="majorBidi"/>
+          <w:color w:val="000000" w:themeColor="text1"/>
+          <w:sz w:val="24"/>
+          <w:szCs w:val="24"/>
+        </w:rPr>
+        <w:t xml:space="preserve">, </w:t>
+      </w:r>
+      <w:proofErr w:type="spellStart"/>
+      <w:r>
+        <w:rPr>
+          <w:rFonts w:asciiTheme="majorBidi" w:hAnsiTheme="majorBidi" w:cstheme="majorBidi"/>
+          <w:color w:val="000000" w:themeColor="text1"/>
+          <w:sz w:val="24"/>
+          <w:szCs w:val="24"/>
+        </w:rPr>
+        <w:t>pe_ready</w:t>
+      </w:r>
+      <w:proofErr w:type="spellEnd"/>
+      <w:r>
+        <w:rPr>
+          <w:rFonts w:asciiTheme="majorBidi" w:hAnsiTheme="majorBidi" w:cstheme="majorBidi"/>
+          <w:color w:val="000000" w:themeColor="text1"/>
+          <w:sz w:val="24"/>
+          <w:szCs w:val="24"/>
+        </w:rPr>
+        <w:t xml:space="preserve">, </w:t>
+      </w:r>
+      <w:proofErr w:type="spellStart"/>
+      <w:r>
+        <w:rPr>
+          <w:rFonts w:asciiTheme="majorBidi" w:hAnsiTheme="majorBidi" w:cstheme="majorBidi"/>
+          <w:color w:val="000000" w:themeColor="text1"/>
+          <w:sz w:val="24"/>
+          <w:szCs w:val="24"/>
+        </w:rPr>
+        <w:t>valid_output</w:t>
+      </w:r>
+      <w:proofErr w:type="spellEnd"/>
+      <w:r>
+        <w:rPr>
+          <w:rFonts w:asciiTheme="majorBidi" w:hAnsiTheme="majorBidi" w:cstheme="majorBidi"/>
+          <w:color w:val="000000" w:themeColor="text1"/>
+          <w:sz w:val="24"/>
+          <w:szCs w:val="24"/>
+        </w:rPr>
+        <w:t xml:space="preserve"> — are accessible to the testbench. </w:t>
       </w:r>
     </w:p>
     <w:p>
@@ -416,12 +855,262 @@
       <w:r>
         <w:rPr>
           <w:rFonts w:asciiTheme="majorBidi" w:hAnsiTheme="majorBidi" w:cstheme="majorBidi"/>
-          <w:color w:val="000000" w:themeColor="text1"/>
-          <w:sz w:val="24"/>
-          <w:szCs w:val="24"/>
-        </w:rPr>
-        <w:lastRenderedPageBreak/>
-        <w:t>Post-synthesis or gate-level simulation. The plan targets the synthesizable RTL only; STA closure is handled in the synthesis flow.</w:t>
+          <w:b/>
+          <w:bCs/>
+          <w:color w:val="000000" w:themeColor="text1"/>
+          <w:sz w:val="24"/>
+          <w:szCs w:val="24"/>
+        </w:rPr>
+        <w:t xml:space="preserve">Stimulus generation: </w:t>
+      </w:r>
+      <w:r>
+        <w:rPr>
+          <w:rFonts w:asciiTheme="majorBidi" w:hAnsiTheme="majorBidi" w:cstheme="majorBidi"/>
+          <w:color w:val="000000" w:themeColor="text1"/>
+          <w:sz w:val="24"/>
+          <w:szCs w:val="24"/>
+        </w:rPr>
+        <w:t xml:space="preserve">A </w:t>
+      </w:r>
+      <w:proofErr w:type="spellStart"/>
+      <w:r>
+        <w:rPr>
+          <w:rFonts w:asciiTheme="majorBidi" w:hAnsiTheme="majorBidi" w:cstheme="majorBidi"/>
+          <w:color w:val="000000" w:themeColor="text1"/>
+          <w:sz w:val="24"/>
+          <w:szCs w:val="24"/>
+        </w:rPr>
+        <w:t>SystemVerilog</w:t>
+      </w:r>
+      <w:proofErr w:type="spellEnd"/>
+      <w:r>
+        <w:rPr>
+          <w:rFonts w:asciiTheme="majorBidi" w:hAnsiTheme="majorBidi" w:cstheme="majorBidi"/>
+          <w:color w:val="000000" w:themeColor="text1"/>
+          <w:sz w:val="24"/>
+          <w:szCs w:val="24"/>
+        </w:rPr>
+        <w:t xml:space="preserve"> driver implementing one task per opcode (</w:t>
+      </w:r>
+      <w:proofErr w:type="spellStart"/>
+      <w:r>
+        <w:rPr>
+          <w:rFonts w:asciiTheme="majorBidi" w:hAnsiTheme="majorBidi" w:cstheme="majorBidi"/>
+          <w:color w:val="000000" w:themeColor="text1"/>
+          <w:sz w:val="24"/>
+          <w:szCs w:val="24"/>
+        </w:rPr>
+        <w:t>drive_nop</w:t>
+      </w:r>
+      <w:proofErr w:type="spellEnd"/>
+      <w:r>
+        <w:rPr>
+          <w:rFonts w:asciiTheme="majorBidi" w:hAnsiTheme="majorBidi" w:cstheme="majorBidi"/>
+          <w:color w:val="000000" w:themeColor="text1"/>
+          <w:sz w:val="24"/>
+          <w:szCs w:val="24"/>
+        </w:rPr>
+        <w:t xml:space="preserve">, </w:t>
+      </w:r>
+      <w:proofErr w:type="spellStart"/>
+      <w:r>
+        <w:rPr>
+          <w:rFonts w:asciiTheme="majorBidi" w:hAnsiTheme="majorBidi" w:cstheme="majorBidi"/>
+          <w:color w:val="000000" w:themeColor="text1"/>
+          <w:sz w:val="24"/>
+          <w:szCs w:val="24"/>
+        </w:rPr>
+        <w:t>drive_rst_acc</w:t>
+      </w:r>
+      <w:proofErr w:type="spellEnd"/>
+      <w:r>
+        <w:rPr>
+          <w:rFonts w:asciiTheme="majorBidi" w:hAnsiTheme="majorBidi" w:cstheme="majorBidi"/>
+          <w:color w:val="000000" w:themeColor="text1"/>
+          <w:sz w:val="24"/>
+          <w:szCs w:val="24"/>
+        </w:rPr>
+        <w:t xml:space="preserve">, </w:t>
+      </w:r>
+      <w:proofErr w:type="spellStart"/>
+      <w:r>
+        <w:rPr>
+          <w:rFonts w:asciiTheme="majorBidi" w:hAnsiTheme="majorBidi" w:cstheme="majorBidi"/>
+          <w:color w:val="000000" w:themeColor="text1"/>
+          <w:sz w:val="24"/>
+          <w:szCs w:val="24"/>
+        </w:rPr>
+        <w:t>drive_mac</w:t>
+      </w:r>
+      <w:proofErr w:type="spellEnd"/>
+      <w:r>
+        <w:rPr>
+          <w:rFonts w:asciiTheme="majorBidi" w:hAnsiTheme="majorBidi" w:cstheme="majorBidi"/>
+          <w:color w:val="000000" w:themeColor="text1"/>
+          <w:sz w:val="24"/>
+          <w:szCs w:val="24"/>
+        </w:rPr>
+        <w:t xml:space="preserve">, </w:t>
+      </w:r>
+      <w:proofErr w:type="spellStart"/>
+      <w:r>
+        <w:rPr>
+          <w:rFonts w:asciiTheme="majorBidi" w:hAnsiTheme="majorBidi" w:cstheme="majorBidi"/>
+          <w:color w:val="000000" w:themeColor="text1"/>
+          <w:sz w:val="24"/>
+          <w:szCs w:val="24"/>
+        </w:rPr>
+        <w:t>drive_add_bias</w:t>
+      </w:r>
+      <w:proofErr w:type="spellEnd"/>
+      <w:r>
+        <w:rPr>
+          <w:rFonts w:asciiTheme="majorBidi" w:hAnsiTheme="majorBidi" w:cstheme="majorBidi"/>
+          <w:color w:val="000000" w:themeColor="text1"/>
+          <w:sz w:val="24"/>
+          <w:szCs w:val="24"/>
+        </w:rPr>
+        <w:t xml:space="preserve">, </w:t>
+      </w:r>
+      <w:proofErr w:type="spellStart"/>
+      <w:r>
+        <w:rPr>
+          <w:rFonts w:asciiTheme="majorBidi" w:hAnsiTheme="majorBidi" w:cstheme="majorBidi"/>
+          <w:color w:val="000000" w:themeColor="text1"/>
+          <w:sz w:val="24"/>
+          <w:szCs w:val="24"/>
+        </w:rPr>
+        <w:t>drive_scale</w:t>
+      </w:r>
+      <w:proofErr w:type="spellEnd"/>
+      <w:r>
+        <w:rPr>
+          <w:rFonts w:asciiTheme="majorBidi" w:hAnsiTheme="majorBidi" w:cstheme="majorBidi"/>
+          <w:color w:val="000000" w:themeColor="text1"/>
+          <w:sz w:val="24"/>
+          <w:szCs w:val="24"/>
+        </w:rPr>
+        <w:t xml:space="preserve">, </w:t>
+      </w:r>
+      <w:proofErr w:type="spellStart"/>
+      <w:r>
+        <w:rPr>
+          <w:rFonts w:asciiTheme="majorBidi" w:hAnsiTheme="majorBidi" w:cstheme="majorBidi"/>
+          <w:color w:val="000000" w:themeColor="text1"/>
+          <w:sz w:val="24"/>
+          <w:szCs w:val="24"/>
+        </w:rPr>
+        <w:t>drive_load_cfg</w:t>
+      </w:r>
+      <w:proofErr w:type="spellEnd"/>
+      <w:r>
+        <w:rPr>
+          <w:rFonts w:asciiTheme="majorBidi" w:hAnsiTheme="majorBidi" w:cstheme="majorBidi"/>
+          <w:color w:val="000000" w:themeColor="text1"/>
+          <w:sz w:val="24"/>
+          <w:szCs w:val="24"/>
+        </w:rPr>
+        <w:t xml:space="preserve">, </w:t>
+      </w:r>
+      <w:proofErr w:type="spellStart"/>
+      <w:r>
+        <w:rPr>
+          <w:rFonts w:asciiTheme="majorBidi" w:hAnsiTheme="majorBidi" w:cstheme="majorBidi"/>
+          <w:color w:val="000000" w:themeColor="text1"/>
+          <w:sz w:val="24"/>
+          <w:szCs w:val="24"/>
+        </w:rPr>
+        <w:t>drive_exec_pp</w:t>
+      </w:r>
+      <w:proofErr w:type="spellEnd"/>
+      <w:r>
+        <w:rPr>
+          <w:rFonts w:asciiTheme="majorBidi" w:hAnsiTheme="majorBidi" w:cstheme="majorBidi"/>
+          <w:color w:val="000000" w:themeColor="text1"/>
+          <w:sz w:val="24"/>
+          <w:szCs w:val="24"/>
+        </w:rPr>
+        <w:t xml:space="preserve">, </w:t>
+      </w:r>
+      <w:proofErr w:type="spellStart"/>
+      <w:r>
+        <w:rPr>
+          <w:rFonts w:asciiTheme="majorBidi" w:hAnsiTheme="majorBidi" w:cstheme="majorBidi"/>
+          <w:color w:val="000000" w:themeColor="text1"/>
+          <w:sz w:val="24"/>
+          <w:szCs w:val="24"/>
+        </w:rPr>
+        <w:t>drive_read_acc_byte</w:t>
+      </w:r>
+      <w:proofErr w:type="spellEnd"/>
+      <w:r>
+        <w:rPr>
+          <w:rFonts w:asciiTheme="majorBidi" w:hAnsiTheme="majorBidi" w:cstheme="majorBidi"/>
+          <w:color w:val="000000" w:themeColor="text1"/>
+          <w:sz w:val="24"/>
+          <w:szCs w:val="24"/>
+        </w:rPr>
+        <w:t xml:space="preserve">, </w:t>
+      </w:r>
+      <w:proofErr w:type="spellStart"/>
+      <w:r>
+        <w:rPr>
+          <w:rFonts w:asciiTheme="majorBidi" w:hAnsiTheme="majorBidi" w:cstheme="majorBidi"/>
+          <w:color w:val="000000" w:themeColor="text1"/>
+          <w:sz w:val="24"/>
+          <w:szCs w:val="24"/>
+        </w:rPr>
+        <w:t>drive_read_cfg</w:t>
+      </w:r>
+      <w:proofErr w:type="spellEnd"/>
+      <w:r>
+        <w:rPr>
+          <w:rFonts w:asciiTheme="majorBidi" w:hAnsiTheme="majorBidi" w:cstheme="majorBidi"/>
+          <w:color w:val="000000" w:themeColor="text1"/>
+          <w:sz w:val="24"/>
+          <w:szCs w:val="24"/>
+        </w:rPr>
+        <w:t xml:space="preserve">). Each task asserts the required validity signals, drives the opcode and operands for one cycle, and de-asserts them on the following edge. A </w:t>
+      </w:r>
+      <w:proofErr w:type="spellStart"/>
+      <w:r>
+        <w:rPr>
+          <w:rFonts w:asciiTheme="majorBidi" w:hAnsiTheme="majorBidi" w:cstheme="majorBidi"/>
+          <w:color w:val="000000" w:themeColor="text1"/>
+          <w:sz w:val="24"/>
+          <w:szCs w:val="24"/>
+        </w:rPr>
+        <w:t>wait_ready</w:t>
+      </w:r>
+      <w:proofErr w:type="spellEnd"/>
+      <w:r>
+        <w:rPr>
+          <w:rFonts w:asciiTheme="majorBidi" w:hAnsiTheme="majorBidi" w:cstheme="majorBidi"/>
+          <w:color w:val="000000" w:themeColor="text1"/>
+          <w:sz w:val="24"/>
+          <w:szCs w:val="24"/>
+        </w:rPr>
+        <w:t xml:space="preserve"> helper blocks until </w:t>
+      </w:r>
+      <w:proofErr w:type="spellStart"/>
+      <w:r>
+        <w:rPr>
+          <w:rFonts w:asciiTheme="majorBidi" w:hAnsiTheme="majorBidi" w:cstheme="majorBidi"/>
+          <w:color w:val="000000" w:themeColor="text1"/>
+          <w:sz w:val="24"/>
+          <w:szCs w:val="24"/>
+        </w:rPr>
+        <w:t>pe_ready</w:t>
+      </w:r>
+      <w:proofErr w:type="spellEnd"/>
+      <w:r>
+        <w:rPr>
+          <w:rFonts w:asciiTheme="majorBidi" w:hAnsiTheme="majorBidi" w:cstheme="majorBidi"/>
+          <w:color w:val="000000" w:themeColor="text1"/>
+          <w:sz w:val="24"/>
+          <w:szCs w:val="24"/>
+        </w:rPr>
+        <w:t xml:space="preserve"> returns high after multi-cycle operations.</w:t>
       </w:r>
     </w:p>
     <w:p>
@@ -443,11 +1132,125 @@
       <w:r>
         <w:rPr>
           <w:rFonts w:asciiTheme="majorBidi" w:hAnsiTheme="majorBidi" w:cstheme="majorBidi"/>
-          <w:color w:val="000000" w:themeColor="text1"/>
-          <w:sz w:val="24"/>
-          <w:szCs w:val="24"/>
-        </w:rPr>
-        <w:t>Multi-PE system-level behavior. The PE is the unit of integration; system topology is outside this document.</w:t>
+          <w:b/>
+          <w:bCs/>
+          <w:color w:val="000000" w:themeColor="text1"/>
+          <w:sz w:val="24"/>
+          <w:szCs w:val="24"/>
+        </w:rPr>
+        <w:t xml:space="preserve">Reference model: </w:t>
+      </w:r>
+      <w:proofErr w:type="gramStart"/>
+      <w:r>
+        <w:rPr>
+          <w:rFonts w:asciiTheme="majorBidi" w:hAnsiTheme="majorBidi" w:cstheme="majorBidi"/>
+          <w:color w:val="000000" w:themeColor="text1"/>
+          <w:sz w:val="24"/>
+          <w:szCs w:val="24"/>
+        </w:rPr>
+        <w:t>A</w:t>
+      </w:r>
+      <w:proofErr w:type="gramEnd"/>
+      <w:r>
+        <w:rPr>
+          <w:rFonts w:asciiTheme="majorBidi" w:hAnsiTheme="majorBidi" w:cstheme="majorBidi"/>
+          <w:color w:val="000000" w:themeColor="text1"/>
+          <w:sz w:val="24"/>
+          <w:szCs w:val="24"/>
+        </w:rPr>
+        <w:t xml:space="preserve"> </w:t>
+      </w:r>
+      <w:r>
+        <w:rPr>
+          <w:rFonts w:asciiTheme="majorBidi" w:hAnsiTheme="majorBidi" w:cstheme="majorBidi"/>
+          <w:color w:val="000000" w:themeColor="text1"/>
+          <w:sz w:val="24"/>
+          <w:szCs w:val="24"/>
+        </w:rPr>
+        <w:t>SV</w:t>
+      </w:r>
+      <w:r>
+        <w:rPr>
+          <w:rFonts w:asciiTheme="majorBidi" w:hAnsiTheme="majorBidi" w:cstheme="majorBidi"/>
+          <w:color w:val="000000" w:themeColor="text1"/>
+          <w:sz w:val="24"/>
+          <w:szCs w:val="24"/>
+        </w:rPr>
+        <w:t xml:space="preserve"> implementation of the PE's instruction</w:t>
+      </w:r>
+      <w:r>
+        <w:rPr>
+          <w:rFonts w:asciiTheme="majorBidi" w:hAnsiTheme="majorBidi" w:cstheme="majorBidi"/>
+          <w:color w:val="000000" w:themeColor="text1"/>
+          <w:sz w:val="24"/>
+          <w:szCs w:val="24"/>
+        </w:rPr>
+        <w:t>s expected outputs</w:t>
+      </w:r>
+      <w:r>
+        <w:rPr>
+          <w:rFonts w:asciiTheme="majorBidi" w:hAnsiTheme="majorBidi" w:cstheme="majorBidi"/>
+          <w:color w:val="000000" w:themeColor="text1"/>
+          <w:sz w:val="24"/>
+          <w:szCs w:val="24"/>
+        </w:rPr>
+        <w:t xml:space="preserve">. The model maintains the four user-visible state variables — configuration register, accumulator, shift-amount register, and output register — and a 5-bit pending opcode. For each driven instruction, the model is advanced and the </w:t>
+      </w:r>
+      <w:r>
+        <w:rPr>
+          <w:rFonts w:asciiTheme="majorBidi" w:hAnsiTheme="majorBidi" w:cstheme="majorBidi"/>
+          <w:color w:val="000000" w:themeColor="text1"/>
+          <w:sz w:val="24"/>
+          <w:szCs w:val="24"/>
+        </w:rPr>
+        <w:t>expected</w:t>
+      </w:r>
+      <w:r>
+        <w:rPr>
+          <w:rFonts w:asciiTheme="majorBidi" w:hAnsiTheme="majorBidi" w:cstheme="majorBidi"/>
+          <w:color w:val="000000" w:themeColor="text1"/>
+          <w:sz w:val="24"/>
+          <w:szCs w:val="24"/>
+        </w:rPr>
+        <w:t xml:space="preserve"> value of any output-producing signal is recorded for later comparison. INT8 and INT4 arithmetic are performed using </w:t>
+      </w:r>
+      <w:r>
+        <w:rPr>
+          <w:rFonts w:asciiTheme="majorBidi" w:hAnsiTheme="majorBidi" w:cstheme="majorBidi"/>
+          <w:color w:val="000000" w:themeColor="text1"/>
+          <w:sz w:val="24"/>
+          <w:szCs w:val="24"/>
+        </w:rPr>
+        <w:t xml:space="preserve">SV </w:t>
+      </w:r>
+      <w:r>
+        <w:rPr>
+          <w:rFonts w:asciiTheme="majorBidi" w:hAnsiTheme="majorBidi" w:cstheme="majorBidi"/>
+          <w:color w:val="000000" w:themeColor="text1"/>
+          <w:sz w:val="24"/>
+          <w:szCs w:val="24"/>
+        </w:rPr>
+        <w:t xml:space="preserve">int8/int16/int64 </w:t>
+      </w:r>
+      <w:proofErr w:type="spellStart"/>
+      <w:r>
+        <w:rPr>
+          <w:rFonts w:asciiTheme="majorBidi" w:hAnsiTheme="majorBidi" w:cstheme="majorBidi"/>
+          <w:color w:val="000000" w:themeColor="text1"/>
+          <w:sz w:val="24"/>
+          <w:szCs w:val="24"/>
+        </w:rPr>
+        <w:t>dtypes</w:t>
+      </w:r>
+      <w:proofErr w:type="spellEnd"/>
+      <w:r>
+        <w:rPr>
+          <w:rFonts w:asciiTheme="majorBidi" w:hAnsiTheme="majorBidi" w:cstheme="majorBidi"/>
+          <w:color w:val="000000" w:themeColor="text1"/>
+          <w:sz w:val="24"/>
+          <w:szCs w:val="24"/>
+        </w:rPr>
+        <w:t>.</w:t>
       </w:r>
     </w:p>
     <w:p>
@@ -469,89 +1272,140 @@
       <w:r>
         <w:rPr>
           <w:rFonts w:asciiTheme="majorBidi" w:hAnsiTheme="majorBidi" w:cstheme="majorBidi"/>
-          <w:color w:val="000000" w:themeColor="text1"/>
-          <w:sz w:val="24"/>
-          <w:szCs w:val="24"/>
-        </w:rPr>
-        <w:t>High-volume randomized regression. A light random smoke layer is included to surface unexpected sequencing interactions; deep random soak is the FPGA team's responsibility on their platform.</w:t>
-      </w:r>
-    </w:p>
-    <w:p>
-      <w:pPr>
-        <w:pStyle w:val="Heading1"/>
-        <w:spacing w:line="360" w:lineRule="auto"/>
-        <w:jc w:val="both"/>
-        <w:rPr>
-          <w:rFonts w:asciiTheme="majorBidi" w:hAnsiTheme="majorBidi" w:cstheme="majorBidi"/>
-          <w:color w:val="000000" w:themeColor="text1"/>
-        </w:rPr>
-      </w:pPr>
-      <w:r>
-        <w:rPr>
-          <w:rFonts w:asciiTheme="majorBidi" w:hAnsiTheme="majorBidi" w:cstheme="majorBidi"/>
-          <w:color w:val="000000" w:themeColor="text1"/>
-        </w:rPr>
-        <w:t>2. Verification Environment</w:t>
-      </w:r>
-    </w:p>
-    <w:p>
-      <w:pPr>
-        <w:bidi w:val="0"/>
-        <w:spacing w:after="100" w:line="360" w:lineRule="auto"/>
-        <w:jc w:val="both"/>
-        <w:rPr>
-          <w:rFonts w:asciiTheme="majorBidi" w:hAnsiTheme="majorBidi" w:cstheme="majorBidi"/>
-          <w:color w:val="000000" w:themeColor="text1"/>
-          <w:sz w:val="24"/>
-          <w:szCs w:val="24"/>
-        </w:rPr>
-      </w:pPr>
-      <w:r>
-        <w:rPr>
-          <w:rFonts w:asciiTheme="majorBidi" w:hAnsiTheme="majorBidi" w:cstheme="majorBidi"/>
-          <w:color w:val="000000" w:themeColor="text1"/>
-          <w:sz w:val="24"/>
-          <w:szCs w:val="24"/>
-        </w:rPr>
-        <w:t xml:space="preserve">The environment follows the structure described in the Sub-Modules General Verification Methodology document, scaled to the PE boundary. The DUT is the PE top-level module instantiated as </w:t>
-      </w:r>
-      <w:proofErr w:type="spellStart"/>
-      <w:r>
-        <w:rPr>
-          <w:rFonts w:asciiTheme="majorBidi" w:hAnsiTheme="majorBidi" w:cstheme="majorBidi"/>
-          <w:color w:val="000000" w:themeColor="text1"/>
-          <w:sz w:val="24"/>
-          <w:szCs w:val="24"/>
-        </w:rPr>
-        <w:t>uut</w:t>
-      </w:r>
-      <w:proofErr w:type="spellEnd"/>
-      <w:r>
-        <w:rPr>
-          <w:rFonts w:asciiTheme="majorBidi" w:hAnsiTheme="majorBidi" w:cstheme="majorBidi"/>
-          <w:color w:val="000000" w:themeColor="text1"/>
-          <w:sz w:val="24"/>
-          <w:szCs w:val="24"/>
-        </w:rPr>
-        <w:t>, with all external ports driven by the testbench.</w:t>
-      </w:r>
-    </w:p>
-    <w:p>
-      <w:pPr>
-        <w:pStyle w:val="Heading2"/>
-        <w:spacing w:line="360" w:lineRule="auto"/>
-        <w:jc w:val="both"/>
-        <w:rPr>
-          <w:rFonts w:asciiTheme="majorBidi" w:hAnsiTheme="majorBidi" w:cstheme="majorBidi"/>
-          <w:color w:val="000000" w:themeColor="text1"/>
-        </w:rPr>
-      </w:pPr>
-      <w:r>
-        <w:rPr>
-          <w:rFonts w:asciiTheme="majorBidi" w:hAnsiTheme="majorBidi" w:cstheme="majorBidi"/>
-          <w:color w:val="000000" w:themeColor="text1"/>
-        </w:rPr>
-        <w:t>2.1 Architecture</w:t>
+          <w:b/>
+          <w:bCs/>
+          <w:color w:val="000000" w:themeColor="text1"/>
+          <w:sz w:val="24"/>
+          <w:szCs w:val="24"/>
+        </w:rPr>
+        <w:t xml:space="preserve">Result evaluation: </w:t>
+      </w:r>
+      <w:r>
+        <w:rPr>
+          <w:rFonts w:asciiTheme="majorBidi" w:hAnsiTheme="majorBidi" w:cstheme="majorBidi"/>
+          <w:color w:val="000000" w:themeColor="text1"/>
+          <w:sz w:val="24"/>
+          <w:szCs w:val="24"/>
+        </w:rPr>
+        <w:t xml:space="preserve">A </w:t>
+      </w:r>
+      <w:proofErr w:type="spellStart"/>
+      <w:r>
+        <w:rPr>
+          <w:rFonts w:asciiTheme="majorBidi" w:hAnsiTheme="majorBidi" w:cstheme="majorBidi"/>
+          <w:color w:val="000000" w:themeColor="text1"/>
+          <w:sz w:val="24"/>
+          <w:szCs w:val="24"/>
+        </w:rPr>
+        <w:t>check_dout</w:t>
+      </w:r>
+      <w:proofErr w:type="spellEnd"/>
+      <w:r>
+        <w:rPr>
+          <w:rFonts w:asciiTheme="majorBidi" w:hAnsiTheme="majorBidi" w:cstheme="majorBidi"/>
+          <w:color w:val="000000" w:themeColor="text1"/>
+          <w:sz w:val="24"/>
+          <w:szCs w:val="24"/>
+        </w:rPr>
+        <w:t xml:space="preserve"> task triggered on each </w:t>
+      </w:r>
+      <w:proofErr w:type="spellStart"/>
+      <w:r>
+        <w:rPr>
+          <w:rFonts w:asciiTheme="majorBidi" w:hAnsiTheme="majorBidi" w:cstheme="majorBidi"/>
+          <w:color w:val="000000" w:themeColor="text1"/>
+          <w:sz w:val="24"/>
+          <w:szCs w:val="24"/>
+        </w:rPr>
+        <w:t>valid_output</w:t>
+      </w:r>
+      <w:proofErr w:type="spellEnd"/>
+      <w:r>
+        <w:rPr>
+          <w:rFonts w:asciiTheme="majorBidi" w:hAnsiTheme="majorBidi" w:cstheme="majorBidi"/>
+          <w:color w:val="000000" w:themeColor="text1"/>
+          <w:sz w:val="24"/>
+          <w:szCs w:val="24"/>
+        </w:rPr>
+        <w:t xml:space="preserve"> rising edge. It compares </w:t>
+      </w:r>
+      <w:proofErr w:type="spellStart"/>
+      <w:r>
+        <w:rPr>
+          <w:rFonts w:asciiTheme="majorBidi" w:hAnsiTheme="majorBidi" w:cstheme="majorBidi"/>
+          <w:color w:val="000000" w:themeColor="text1"/>
+          <w:sz w:val="24"/>
+          <w:szCs w:val="24"/>
+        </w:rPr>
+        <w:t>data_out</w:t>
+      </w:r>
+      <w:proofErr w:type="spellEnd"/>
+      <w:r>
+        <w:rPr>
+          <w:rFonts w:asciiTheme="majorBidi" w:hAnsiTheme="majorBidi" w:cstheme="majorBidi"/>
+          <w:color w:val="000000" w:themeColor="text1"/>
+          <w:sz w:val="24"/>
+          <w:szCs w:val="24"/>
+        </w:rPr>
+        <w:t xml:space="preserve"> against the reference </w:t>
+      </w:r>
+      <w:r>
+        <w:rPr>
+          <w:rFonts w:asciiTheme="majorBidi" w:hAnsiTheme="majorBidi" w:cstheme="majorBidi"/>
+          <w:color w:val="000000" w:themeColor="text1"/>
+          <w:sz w:val="24"/>
+          <w:szCs w:val="24"/>
+        </w:rPr>
+        <w:t>model.</w:t>
+      </w:r>
+      <w:r>
+        <w:rPr>
+          <w:rFonts w:asciiTheme="majorBidi" w:hAnsiTheme="majorBidi" w:cstheme="majorBidi"/>
+          <w:color w:val="000000" w:themeColor="text1"/>
+          <w:sz w:val="24"/>
+          <w:szCs w:val="24"/>
+        </w:rPr>
+        <w:t xml:space="preserve"> For accumulator state, an eight-byte readout sequence (READ_ACC_BYTE × </w:t>
+      </w:r>
+      <w:proofErr w:type="spellStart"/>
+      <w:r>
+        <w:rPr>
+          <w:rFonts w:asciiTheme="majorBidi" w:hAnsiTheme="majorBidi" w:cstheme="majorBidi"/>
+          <w:color w:val="000000" w:themeColor="text1"/>
+          <w:sz w:val="24"/>
+          <w:szCs w:val="24"/>
+        </w:rPr>
+        <w:t>operand_</w:t>
+      </w:r>
+      <w:proofErr w:type="gramStart"/>
+      <w:r>
+        <w:rPr>
+          <w:rFonts w:asciiTheme="majorBidi" w:hAnsiTheme="majorBidi" w:cstheme="majorBidi"/>
+          <w:color w:val="000000" w:themeColor="text1"/>
+          <w:sz w:val="24"/>
+          <w:szCs w:val="24"/>
+        </w:rPr>
+        <w:t>A</w:t>
+      </w:r>
+      <w:proofErr w:type="spellEnd"/>
+      <w:r>
+        <w:rPr>
+          <w:rFonts w:asciiTheme="majorBidi" w:hAnsiTheme="majorBidi" w:cstheme="majorBidi"/>
+          <w:color w:val="000000" w:themeColor="text1"/>
+          <w:sz w:val="24"/>
+          <w:szCs w:val="24"/>
+        </w:rPr>
+        <w:t>[</w:t>
+      </w:r>
+      <w:proofErr w:type="gramEnd"/>
+      <w:r>
+        <w:rPr>
+          <w:rFonts w:asciiTheme="majorBidi" w:hAnsiTheme="majorBidi" w:cstheme="majorBidi"/>
+          <w:color w:val="000000" w:themeColor="text1"/>
+          <w:sz w:val="24"/>
+          <w:szCs w:val="24"/>
+        </w:rPr>
+        <w:t>2:0]) reconstructs the 64-bit value and the result is compared against the model accumulator. Pass/fail counts are accumulated per test group and a summary is printed at simulation end.</w:t>
       </w:r>
     </w:p>
     <w:p>
@@ -579,893 +1433,6 @@
           <w:sz w:val="24"/>
           <w:szCs w:val="24"/>
         </w:rPr>
-        <w:t xml:space="preserve">DUT: </w:t>
-      </w:r>
-      <w:r>
-        <w:rPr>
-          <w:rFonts w:asciiTheme="majorBidi" w:hAnsiTheme="majorBidi" w:cstheme="majorBidi"/>
-          <w:color w:val="000000" w:themeColor="text1"/>
-          <w:sz w:val="24"/>
-          <w:szCs w:val="24"/>
-        </w:rPr>
-        <w:t xml:space="preserve">PE top-level. Only the eleven external ports — </w:t>
-      </w:r>
-      <w:proofErr w:type="spellStart"/>
-      <w:r>
-        <w:rPr>
-          <w:rFonts w:asciiTheme="majorBidi" w:hAnsiTheme="majorBidi" w:cstheme="majorBidi"/>
-          <w:color w:val="000000" w:themeColor="text1"/>
-          <w:sz w:val="24"/>
-          <w:szCs w:val="24"/>
-        </w:rPr>
-        <w:t>clk</w:t>
-      </w:r>
-      <w:proofErr w:type="spellEnd"/>
-      <w:r>
-        <w:rPr>
-          <w:rFonts w:asciiTheme="majorBidi" w:hAnsiTheme="majorBidi" w:cstheme="majorBidi"/>
-          <w:color w:val="000000" w:themeColor="text1"/>
-          <w:sz w:val="24"/>
-          <w:szCs w:val="24"/>
-        </w:rPr>
-        <w:t xml:space="preserve">, </w:t>
-      </w:r>
-      <w:proofErr w:type="spellStart"/>
-      <w:r>
-        <w:rPr>
-          <w:rFonts w:asciiTheme="majorBidi" w:hAnsiTheme="majorBidi" w:cstheme="majorBidi"/>
-          <w:color w:val="000000" w:themeColor="text1"/>
-          <w:sz w:val="24"/>
-          <w:szCs w:val="24"/>
-        </w:rPr>
-        <w:t>rst</w:t>
-      </w:r>
-      <w:proofErr w:type="spellEnd"/>
-      <w:r>
-        <w:rPr>
-          <w:rFonts w:asciiTheme="majorBidi" w:hAnsiTheme="majorBidi" w:cstheme="majorBidi"/>
-          <w:color w:val="000000" w:themeColor="text1"/>
-          <w:sz w:val="24"/>
-          <w:szCs w:val="24"/>
-        </w:rPr>
-        <w:t xml:space="preserve">, </w:t>
-      </w:r>
-      <w:proofErr w:type="spellStart"/>
-      <w:r>
-        <w:rPr>
-          <w:rFonts w:asciiTheme="majorBidi" w:hAnsiTheme="majorBidi" w:cstheme="majorBidi"/>
-          <w:color w:val="000000" w:themeColor="text1"/>
-          <w:sz w:val="24"/>
-          <w:szCs w:val="24"/>
-        </w:rPr>
-        <w:t>chp_slct</w:t>
-      </w:r>
-      <w:proofErr w:type="spellEnd"/>
-      <w:r>
-        <w:rPr>
-          <w:rFonts w:asciiTheme="majorBidi" w:hAnsiTheme="majorBidi" w:cstheme="majorBidi"/>
-          <w:color w:val="000000" w:themeColor="text1"/>
-          <w:sz w:val="24"/>
-          <w:szCs w:val="24"/>
-        </w:rPr>
-        <w:t xml:space="preserve">, </w:t>
-      </w:r>
-      <w:proofErr w:type="spellStart"/>
-      <w:r>
-        <w:rPr>
-          <w:rFonts w:asciiTheme="majorBidi" w:hAnsiTheme="majorBidi" w:cstheme="majorBidi"/>
-          <w:color w:val="000000" w:themeColor="text1"/>
-          <w:sz w:val="24"/>
-          <w:szCs w:val="24"/>
-        </w:rPr>
-        <w:t>valid_opcode</w:t>
-      </w:r>
-      <w:proofErr w:type="spellEnd"/>
-      <w:r>
-        <w:rPr>
-          <w:rFonts w:asciiTheme="majorBidi" w:hAnsiTheme="majorBidi" w:cstheme="majorBidi"/>
-          <w:color w:val="000000" w:themeColor="text1"/>
-          <w:sz w:val="24"/>
-          <w:szCs w:val="24"/>
-        </w:rPr>
-        <w:t xml:space="preserve">, </w:t>
-      </w:r>
-      <w:proofErr w:type="spellStart"/>
-      <w:r>
-        <w:rPr>
-          <w:rFonts w:asciiTheme="majorBidi" w:hAnsiTheme="majorBidi" w:cstheme="majorBidi"/>
-          <w:color w:val="000000" w:themeColor="text1"/>
-          <w:sz w:val="24"/>
-          <w:szCs w:val="24"/>
-        </w:rPr>
-        <w:t>pe_opcode</w:t>
-      </w:r>
-      <w:proofErr w:type="spellEnd"/>
-      <w:r>
-        <w:rPr>
-          <w:rFonts w:asciiTheme="majorBidi" w:hAnsiTheme="majorBidi" w:cstheme="majorBidi"/>
-          <w:color w:val="000000" w:themeColor="text1"/>
-          <w:sz w:val="24"/>
-          <w:szCs w:val="24"/>
-        </w:rPr>
-        <w:t xml:space="preserve">, </w:t>
-      </w:r>
-      <w:proofErr w:type="spellStart"/>
-      <w:r>
-        <w:rPr>
-          <w:rFonts w:asciiTheme="majorBidi" w:hAnsiTheme="majorBidi" w:cstheme="majorBidi"/>
-          <w:color w:val="000000" w:themeColor="text1"/>
-          <w:sz w:val="24"/>
-          <w:szCs w:val="24"/>
-        </w:rPr>
-        <w:t>valid_A</w:t>
-      </w:r>
-      <w:proofErr w:type="spellEnd"/>
-      <w:r>
-        <w:rPr>
-          <w:rFonts w:asciiTheme="majorBidi" w:hAnsiTheme="majorBidi" w:cstheme="majorBidi"/>
-          <w:color w:val="000000" w:themeColor="text1"/>
-          <w:sz w:val="24"/>
-          <w:szCs w:val="24"/>
-        </w:rPr>
-        <w:t xml:space="preserve">, </w:t>
-      </w:r>
-      <w:proofErr w:type="spellStart"/>
-      <w:r>
-        <w:rPr>
-          <w:rFonts w:asciiTheme="majorBidi" w:hAnsiTheme="majorBidi" w:cstheme="majorBidi"/>
-          <w:color w:val="000000" w:themeColor="text1"/>
-          <w:sz w:val="24"/>
-          <w:szCs w:val="24"/>
-        </w:rPr>
-        <w:t>valid_</w:t>
-      </w:r>
-      <w:proofErr w:type="gramStart"/>
-      <w:r>
-        <w:rPr>
-          <w:rFonts w:asciiTheme="majorBidi" w:hAnsiTheme="majorBidi" w:cstheme="majorBidi"/>
-          <w:color w:val="000000" w:themeColor="text1"/>
-          <w:sz w:val="24"/>
-          <w:szCs w:val="24"/>
-        </w:rPr>
-        <w:t>B</w:t>
-      </w:r>
-      <w:proofErr w:type="spellEnd"/>
-      <w:r>
-        <w:rPr>
-          <w:rFonts w:asciiTheme="majorBidi" w:hAnsiTheme="majorBidi" w:cstheme="majorBidi"/>
-          <w:color w:val="000000" w:themeColor="text1"/>
-          <w:sz w:val="24"/>
-          <w:szCs w:val="24"/>
-        </w:rPr>
-        <w:t xml:space="preserve">, </w:t>
-      </w:r>
-      <w:proofErr w:type="spellStart"/>
-      <w:r>
-        <w:rPr>
-          <w:rFonts w:asciiTheme="majorBidi" w:hAnsiTheme="majorBidi" w:cstheme="majorBidi"/>
-          <w:color w:val="000000" w:themeColor="text1"/>
-          <w:sz w:val="24"/>
-          <w:szCs w:val="24"/>
-        </w:rPr>
-        <w:t>operand_A</w:t>
-      </w:r>
-      <w:proofErr w:type="spellEnd"/>
-      <w:proofErr w:type="gramEnd"/>
-      <w:r>
-        <w:rPr>
-          <w:rFonts w:asciiTheme="majorBidi" w:hAnsiTheme="majorBidi" w:cstheme="majorBidi"/>
-          <w:color w:val="000000" w:themeColor="text1"/>
-          <w:sz w:val="24"/>
-          <w:szCs w:val="24"/>
-        </w:rPr>
-        <w:t xml:space="preserve">, </w:t>
-      </w:r>
-      <w:proofErr w:type="spellStart"/>
-      <w:r>
-        <w:rPr>
-          <w:rFonts w:asciiTheme="majorBidi" w:hAnsiTheme="majorBidi" w:cstheme="majorBidi"/>
-          <w:color w:val="000000" w:themeColor="text1"/>
-          <w:sz w:val="24"/>
-          <w:szCs w:val="24"/>
-        </w:rPr>
-        <w:t>operand_B</w:t>
-      </w:r>
-      <w:proofErr w:type="spellEnd"/>
-      <w:r>
-        <w:rPr>
-          <w:rFonts w:asciiTheme="majorBidi" w:hAnsiTheme="majorBidi" w:cstheme="majorBidi"/>
-          <w:color w:val="000000" w:themeColor="text1"/>
-          <w:sz w:val="24"/>
-          <w:szCs w:val="24"/>
-        </w:rPr>
-        <w:t xml:space="preserve">, </w:t>
-      </w:r>
-      <w:proofErr w:type="spellStart"/>
-      <w:r>
-        <w:rPr>
-          <w:rFonts w:asciiTheme="majorBidi" w:hAnsiTheme="majorBidi" w:cstheme="majorBidi"/>
-          <w:color w:val="000000" w:themeColor="text1"/>
-          <w:sz w:val="24"/>
-          <w:szCs w:val="24"/>
-        </w:rPr>
-        <w:t>data_out</w:t>
-      </w:r>
-      <w:proofErr w:type="spellEnd"/>
-      <w:r>
-        <w:rPr>
-          <w:rFonts w:asciiTheme="majorBidi" w:hAnsiTheme="majorBidi" w:cstheme="majorBidi"/>
-          <w:color w:val="000000" w:themeColor="text1"/>
-          <w:sz w:val="24"/>
-          <w:szCs w:val="24"/>
-        </w:rPr>
-        <w:t xml:space="preserve">, </w:t>
-      </w:r>
-      <w:proofErr w:type="spellStart"/>
-      <w:r>
-        <w:rPr>
-          <w:rFonts w:asciiTheme="majorBidi" w:hAnsiTheme="majorBidi" w:cstheme="majorBidi"/>
-          <w:color w:val="000000" w:themeColor="text1"/>
-          <w:sz w:val="24"/>
-          <w:szCs w:val="24"/>
-        </w:rPr>
-        <w:t>pe_ready</w:t>
-      </w:r>
-      <w:proofErr w:type="spellEnd"/>
-      <w:r>
-        <w:rPr>
-          <w:rFonts w:asciiTheme="majorBidi" w:hAnsiTheme="majorBidi" w:cstheme="majorBidi"/>
-          <w:color w:val="000000" w:themeColor="text1"/>
-          <w:sz w:val="24"/>
-          <w:szCs w:val="24"/>
-        </w:rPr>
-        <w:t xml:space="preserve">, </w:t>
-      </w:r>
-      <w:proofErr w:type="spellStart"/>
-      <w:r>
-        <w:rPr>
-          <w:rFonts w:asciiTheme="majorBidi" w:hAnsiTheme="majorBidi" w:cstheme="majorBidi"/>
-          <w:color w:val="000000" w:themeColor="text1"/>
-          <w:sz w:val="24"/>
-          <w:szCs w:val="24"/>
-        </w:rPr>
-        <w:t>valid_output</w:t>
-      </w:r>
-      <w:proofErr w:type="spellEnd"/>
-      <w:r>
-        <w:rPr>
-          <w:rFonts w:asciiTheme="majorBidi" w:hAnsiTheme="majorBidi" w:cstheme="majorBidi"/>
-          <w:color w:val="000000" w:themeColor="text1"/>
-          <w:sz w:val="24"/>
-          <w:szCs w:val="24"/>
-        </w:rPr>
-        <w:t xml:space="preserve"> — are accessible to the </w:t>
-      </w:r>
-      <w:proofErr w:type="gramStart"/>
-      <w:r>
-        <w:rPr>
-          <w:rFonts w:asciiTheme="majorBidi" w:hAnsiTheme="majorBidi" w:cstheme="majorBidi"/>
-          <w:color w:val="000000" w:themeColor="text1"/>
-          <w:sz w:val="24"/>
-          <w:szCs w:val="24"/>
-        </w:rPr>
-        <w:t>testbench</w:t>
-      </w:r>
-      <w:proofErr w:type="gramEnd"/>
-      <w:r>
-        <w:rPr>
-          <w:rFonts w:asciiTheme="majorBidi" w:hAnsiTheme="majorBidi" w:cstheme="majorBidi"/>
-          <w:color w:val="000000" w:themeColor="text1"/>
-          <w:sz w:val="24"/>
-          <w:szCs w:val="24"/>
-        </w:rPr>
-        <w:t>. No internal hierarchical references are used.</w:t>
-      </w:r>
-    </w:p>
-    <w:p>
-      <w:pPr>
-        <w:pStyle w:val="ListParagraph"/>
-        <w:numPr>
-          <w:ilvl w:val="0"/>
-          <w:numId w:val="2"/>
-        </w:numPr>
-        <w:spacing w:after="60" w:line="360" w:lineRule="auto"/>
-        <w:jc w:val="both"/>
-        <w:rPr>
-          <w:rFonts w:asciiTheme="majorBidi" w:hAnsiTheme="majorBidi" w:cstheme="majorBidi"/>
-          <w:color w:val="000000" w:themeColor="text1"/>
-          <w:sz w:val="24"/>
-          <w:szCs w:val="24"/>
-        </w:rPr>
-      </w:pPr>
-      <w:r>
-        <w:rPr>
-          <w:rFonts w:asciiTheme="majorBidi" w:hAnsiTheme="majorBidi" w:cstheme="majorBidi"/>
-          <w:b/>
-          <w:bCs/>
-          <w:color w:val="000000" w:themeColor="text1"/>
-          <w:sz w:val="24"/>
-          <w:szCs w:val="24"/>
-        </w:rPr>
-        <w:t xml:space="preserve">Stimulus generation: </w:t>
-      </w:r>
-      <w:r>
-        <w:rPr>
-          <w:rFonts w:asciiTheme="majorBidi" w:hAnsiTheme="majorBidi" w:cstheme="majorBidi"/>
-          <w:color w:val="000000" w:themeColor="text1"/>
-          <w:sz w:val="24"/>
-          <w:szCs w:val="24"/>
-        </w:rPr>
-        <w:t xml:space="preserve">A </w:t>
-      </w:r>
-      <w:proofErr w:type="spellStart"/>
-      <w:r>
-        <w:rPr>
-          <w:rFonts w:asciiTheme="majorBidi" w:hAnsiTheme="majorBidi" w:cstheme="majorBidi"/>
-          <w:color w:val="000000" w:themeColor="text1"/>
-          <w:sz w:val="24"/>
-          <w:szCs w:val="24"/>
-        </w:rPr>
-        <w:t>SystemVerilog</w:t>
-      </w:r>
-      <w:proofErr w:type="spellEnd"/>
-      <w:r>
-        <w:rPr>
-          <w:rFonts w:asciiTheme="majorBidi" w:hAnsiTheme="majorBidi" w:cstheme="majorBidi"/>
-          <w:color w:val="000000" w:themeColor="text1"/>
-          <w:sz w:val="24"/>
-          <w:szCs w:val="24"/>
-        </w:rPr>
-        <w:t xml:space="preserve"> driver implementing one task per opcode (</w:t>
-      </w:r>
-      <w:proofErr w:type="spellStart"/>
-      <w:r>
-        <w:rPr>
-          <w:rFonts w:asciiTheme="majorBidi" w:hAnsiTheme="majorBidi" w:cstheme="majorBidi"/>
-          <w:color w:val="000000" w:themeColor="text1"/>
-          <w:sz w:val="24"/>
-          <w:szCs w:val="24"/>
-        </w:rPr>
-        <w:t>drive_nop</w:t>
-      </w:r>
-      <w:proofErr w:type="spellEnd"/>
-      <w:r>
-        <w:rPr>
-          <w:rFonts w:asciiTheme="majorBidi" w:hAnsiTheme="majorBidi" w:cstheme="majorBidi"/>
-          <w:color w:val="000000" w:themeColor="text1"/>
-          <w:sz w:val="24"/>
-          <w:szCs w:val="24"/>
-        </w:rPr>
-        <w:t xml:space="preserve">, </w:t>
-      </w:r>
-      <w:proofErr w:type="spellStart"/>
-      <w:r>
-        <w:rPr>
-          <w:rFonts w:asciiTheme="majorBidi" w:hAnsiTheme="majorBidi" w:cstheme="majorBidi"/>
-          <w:color w:val="000000" w:themeColor="text1"/>
-          <w:sz w:val="24"/>
-          <w:szCs w:val="24"/>
-        </w:rPr>
-        <w:t>drive_rst_acc</w:t>
-      </w:r>
-      <w:proofErr w:type="spellEnd"/>
-      <w:r>
-        <w:rPr>
-          <w:rFonts w:asciiTheme="majorBidi" w:hAnsiTheme="majorBidi" w:cstheme="majorBidi"/>
-          <w:color w:val="000000" w:themeColor="text1"/>
-          <w:sz w:val="24"/>
-          <w:szCs w:val="24"/>
-        </w:rPr>
-        <w:t xml:space="preserve">, </w:t>
-      </w:r>
-      <w:proofErr w:type="spellStart"/>
-      <w:r>
-        <w:rPr>
-          <w:rFonts w:asciiTheme="majorBidi" w:hAnsiTheme="majorBidi" w:cstheme="majorBidi"/>
-          <w:color w:val="000000" w:themeColor="text1"/>
-          <w:sz w:val="24"/>
-          <w:szCs w:val="24"/>
-        </w:rPr>
-        <w:t>drive_mac</w:t>
-      </w:r>
-      <w:proofErr w:type="spellEnd"/>
-      <w:r>
-        <w:rPr>
-          <w:rFonts w:asciiTheme="majorBidi" w:hAnsiTheme="majorBidi" w:cstheme="majorBidi"/>
-          <w:color w:val="000000" w:themeColor="text1"/>
-          <w:sz w:val="24"/>
-          <w:szCs w:val="24"/>
-        </w:rPr>
-        <w:t xml:space="preserve">, </w:t>
-      </w:r>
-      <w:proofErr w:type="spellStart"/>
-      <w:r>
-        <w:rPr>
-          <w:rFonts w:asciiTheme="majorBidi" w:hAnsiTheme="majorBidi" w:cstheme="majorBidi"/>
-          <w:color w:val="000000" w:themeColor="text1"/>
-          <w:sz w:val="24"/>
-          <w:szCs w:val="24"/>
-        </w:rPr>
-        <w:t>drive_add_bias</w:t>
-      </w:r>
-      <w:proofErr w:type="spellEnd"/>
-      <w:r>
-        <w:rPr>
-          <w:rFonts w:asciiTheme="majorBidi" w:hAnsiTheme="majorBidi" w:cstheme="majorBidi"/>
-          <w:color w:val="000000" w:themeColor="text1"/>
-          <w:sz w:val="24"/>
-          <w:szCs w:val="24"/>
-        </w:rPr>
-        <w:t xml:space="preserve">, </w:t>
-      </w:r>
-      <w:proofErr w:type="spellStart"/>
-      <w:r>
-        <w:rPr>
-          <w:rFonts w:asciiTheme="majorBidi" w:hAnsiTheme="majorBidi" w:cstheme="majorBidi"/>
-          <w:color w:val="000000" w:themeColor="text1"/>
-          <w:sz w:val="24"/>
-          <w:szCs w:val="24"/>
-        </w:rPr>
-        <w:t>drive_scale</w:t>
-      </w:r>
-      <w:proofErr w:type="spellEnd"/>
-      <w:r>
-        <w:rPr>
-          <w:rFonts w:asciiTheme="majorBidi" w:hAnsiTheme="majorBidi" w:cstheme="majorBidi"/>
-          <w:color w:val="000000" w:themeColor="text1"/>
-          <w:sz w:val="24"/>
-          <w:szCs w:val="24"/>
-        </w:rPr>
-        <w:t xml:space="preserve">, </w:t>
-      </w:r>
-      <w:proofErr w:type="spellStart"/>
-      <w:r>
-        <w:rPr>
-          <w:rFonts w:asciiTheme="majorBidi" w:hAnsiTheme="majorBidi" w:cstheme="majorBidi"/>
-          <w:color w:val="000000" w:themeColor="text1"/>
-          <w:sz w:val="24"/>
-          <w:szCs w:val="24"/>
-        </w:rPr>
-        <w:t>drive_load_cfg</w:t>
-      </w:r>
-      <w:proofErr w:type="spellEnd"/>
-      <w:r>
-        <w:rPr>
-          <w:rFonts w:asciiTheme="majorBidi" w:hAnsiTheme="majorBidi" w:cstheme="majorBidi"/>
-          <w:color w:val="000000" w:themeColor="text1"/>
-          <w:sz w:val="24"/>
-          <w:szCs w:val="24"/>
-        </w:rPr>
-        <w:t xml:space="preserve">, </w:t>
-      </w:r>
-      <w:proofErr w:type="spellStart"/>
-      <w:r>
-        <w:rPr>
-          <w:rFonts w:asciiTheme="majorBidi" w:hAnsiTheme="majorBidi" w:cstheme="majorBidi"/>
-          <w:color w:val="000000" w:themeColor="text1"/>
-          <w:sz w:val="24"/>
-          <w:szCs w:val="24"/>
-        </w:rPr>
-        <w:t>drive_exec_pp</w:t>
-      </w:r>
-      <w:proofErr w:type="spellEnd"/>
-      <w:r>
-        <w:rPr>
-          <w:rFonts w:asciiTheme="majorBidi" w:hAnsiTheme="majorBidi" w:cstheme="majorBidi"/>
-          <w:color w:val="000000" w:themeColor="text1"/>
-          <w:sz w:val="24"/>
-          <w:szCs w:val="24"/>
-        </w:rPr>
-        <w:t xml:space="preserve">, </w:t>
-      </w:r>
-      <w:proofErr w:type="spellStart"/>
-      <w:r>
-        <w:rPr>
-          <w:rFonts w:asciiTheme="majorBidi" w:hAnsiTheme="majorBidi" w:cstheme="majorBidi"/>
-          <w:color w:val="000000" w:themeColor="text1"/>
-          <w:sz w:val="24"/>
-          <w:szCs w:val="24"/>
-        </w:rPr>
-        <w:t>drive_read_acc_byte</w:t>
-      </w:r>
-      <w:proofErr w:type="spellEnd"/>
-      <w:r>
-        <w:rPr>
-          <w:rFonts w:asciiTheme="majorBidi" w:hAnsiTheme="majorBidi" w:cstheme="majorBidi"/>
-          <w:color w:val="000000" w:themeColor="text1"/>
-          <w:sz w:val="24"/>
-          <w:szCs w:val="24"/>
-        </w:rPr>
-        <w:t xml:space="preserve">, </w:t>
-      </w:r>
-      <w:proofErr w:type="spellStart"/>
-      <w:r>
-        <w:rPr>
-          <w:rFonts w:asciiTheme="majorBidi" w:hAnsiTheme="majorBidi" w:cstheme="majorBidi"/>
-          <w:color w:val="000000" w:themeColor="text1"/>
-          <w:sz w:val="24"/>
-          <w:szCs w:val="24"/>
-        </w:rPr>
-        <w:t>drive_read_cfg</w:t>
-      </w:r>
-      <w:proofErr w:type="spellEnd"/>
-      <w:r>
-        <w:rPr>
-          <w:rFonts w:asciiTheme="majorBidi" w:hAnsiTheme="majorBidi" w:cstheme="majorBidi"/>
-          <w:color w:val="000000" w:themeColor="text1"/>
-          <w:sz w:val="24"/>
-          <w:szCs w:val="24"/>
-        </w:rPr>
-        <w:t xml:space="preserve">). Each task asserts the required validity signals, drives the opcode and operands for one cycle, and de-asserts them on the following edge. A </w:t>
-      </w:r>
-      <w:proofErr w:type="spellStart"/>
-      <w:r>
-        <w:rPr>
-          <w:rFonts w:asciiTheme="majorBidi" w:hAnsiTheme="majorBidi" w:cstheme="majorBidi"/>
-          <w:color w:val="000000" w:themeColor="text1"/>
-          <w:sz w:val="24"/>
-          <w:szCs w:val="24"/>
-        </w:rPr>
-        <w:t>wait_ready</w:t>
-      </w:r>
-      <w:proofErr w:type="spellEnd"/>
-      <w:r>
-        <w:rPr>
-          <w:rFonts w:asciiTheme="majorBidi" w:hAnsiTheme="majorBidi" w:cstheme="majorBidi"/>
-          <w:color w:val="000000" w:themeColor="text1"/>
-          <w:sz w:val="24"/>
-          <w:szCs w:val="24"/>
-        </w:rPr>
-        <w:t xml:space="preserve"> helper blocks until </w:t>
-      </w:r>
-      <w:proofErr w:type="spellStart"/>
-      <w:r>
-        <w:rPr>
-          <w:rFonts w:asciiTheme="majorBidi" w:hAnsiTheme="majorBidi" w:cstheme="majorBidi"/>
-          <w:color w:val="000000" w:themeColor="text1"/>
-          <w:sz w:val="24"/>
-          <w:szCs w:val="24"/>
-        </w:rPr>
-        <w:t>pe_ready</w:t>
-      </w:r>
-      <w:proofErr w:type="spellEnd"/>
-      <w:r>
-        <w:rPr>
-          <w:rFonts w:asciiTheme="majorBidi" w:hAnsiTheme="majorBidi" w:cstheme="majorBidi"/>
-          <w:color w:val="000000" w:themeColor="text1"/>
-          <w:sz w:val="24"/>
-          <w:szCs w:val="24"/>
-        </w:rPr>
-        <w:t xml:space="preserve"> returns high after multi-cycle operations.</w:t>
-      </w:r>
-    </w:p>
-    <w:p>
-      <w:pPr>
-        <w:pStyle w:val="ListParagraph"/>
-        <w:numPr>
-          <w:ilvl w:val="0"/>
-          <w:numId w:val="2"/>
-        </w:numPr>
-        <w:spacing w:after="60" w:line="360" w:lineRule="auto"/>
-        <w:jc w:val="both"/>
-        <w:rPr>
-          <w:rFonts w:asciiTheme="majorBidi" w:hAnsiTheme="majorBidi" w:cstheme="majorBidi"/>
-          <w:color w:val="000000" w:themeColor="text1"/>
-          <w:sz w:val="24"/>
-          <w:szCs w:val="24"/>
-        </w:rPr>
-      </w:pPr>
-      <w:r>
-        <w:rPr>
-          <w:rFonts w:asciiTheme="majorBidi" w:hAnsiTheme="majorBidi" w:cstheme="majorBidi"/>
-          <w:b/>
-          <w:bCs/>
-          <w:color w:val="000000" w:themeColor="text1"/>
-          <w:sz w:val="24"/>
-          <w:szCs w:val="24"/>
-        </w:rPr>
-        <w:t xml:space="preserve">Reference model: </w:t>
-      </w:r>
-      <w:proofErr w:type="gramStart"/>
-      <w:r>
-        <w:rPr>
-          <w:rFonts w:asciiTheme="majorBidi" w:hAnsiTheme="majorBidi" w:cstheme="majorBidi"/>
-          <w:color w:val="000000" w:themeColor="text1"/>
-          <w:sz w:val="24"/>
-          <w:szCs w:val="24"/>
-        </w:rPr>
-        <w:t>A</w:t>
-      </w:r>
-      <w:proofErr w:type="gramEnd"/>
-      <w:r>
-        <w:rPr>
-          <w:rFonts w:asciiTheme="majorBidi" w:hAnsiTheme="majorBidi" w:cstheme="majorBidi"/>
-          <w:color w:val="000000" w:themeColor="text1"/>
-          <w:sz w:val="24"/>
-          <w:szCs w:val="24"/>
-        </w:rPr>
-        <w:t xml:space="preserve"> </w:t>
-      </w:r>
-      <w:r>
-        <w:rPr>
-          <w:rFonts w:asciiTheme="majorBidi" w:hAnsiTheme="majorBidi" w:cstheme="majorBidi"/>
-          <w:color w:val="000000" w:themeColor="text1"/>
-          <w:sz w:val="24"/>
-          <w:szCs w:val="24"/>
-        </w:rPr>
-        <w:t>SV</w:t>
-      </w:r>
-      <w:r>
-        <w:rPr>
-          <w:rFonts w:asciiTheme="majorBidi" w:hAnsiTheme="majorBidi" w:cstheme="majorBidi"/>
-          <w:color w:val="000000" w:themeColor="text1"/>
-          <w:sz w:val="24"/>
-          <w:szCs w:val="24"/>
-        </w:rPr>
-        <w:t xml:space="preserve"> implementation of </w:t>
-      </w:r>
-      <w:proofErr w:type="gramStart"/>
-      <w:r>
-        <w:rPr>
-          <w:rFonts w:asciiTheme="majorBidi" w:hAnsiTheme="majorBidi" w:cstheme="majorBidi"/>
-          <w:color w:val="000000" w:themeColor="text1"/>
-          <w:sz w:val="24"/>
-          <w:szCs w:val="24"/>
-        </w:rPr>
-        <w:t>the PE's</w:t>
-      </w:r>
-      <w:proofErr w:type="gramEnd"/>
-      <w:r>
-        <w:rPr>
-          <w:rFonts w:asciiTheme="majorBidi" w:hAnsiTheme="majorBidi" w:cstheme="majorBidi"/>
-          <w:color w:val="000000" w:themeColor="text1"/>
-          <w:sz w:val="24"/>
-          <w:szCs w:val="24"/>
-        </w:rPr>
-        <w:t xml:space="preserve"> instruction semantics. The model maintains the four user-visible state variables — configuration register, accumulator, shift-amount register, and output register — and a 5-bit pending opcode. For each driven instruction, the model is advanced and the predicted value of any output-producing signal is recorded for later comparison. INT8 and INT4 arithmetic are performed using </w:t>
-      </w:r>
-      <w:r>
-        <w:rPr>
-          <w:rFonts w:asciiTheme="majorBidi" w:hAnsiTheme="majorBidi" w:cstheme="majorBidi"/>
-          <w:color w:val="000000" w:themeColor="text1"/>
-          <w:sz w:val="24"/>
-          <w:szCs w:val="24"/>
-        </w:rPr>
-        <w:t xml:space="preserve">SV </w:t>
-      </w:r>
-      <w:r>
-        <w:rPr>
-          <w:rFonts w:asciiTheme="majorBidi" w:hAnsiTheme="majorBidi" w:cstheme="majorBidi"/>
-          <w:color w:val="000000" w:themeColor="text1"/>
-          <w:sz w:val="24"/>
-          <w:szCs w:val="24"/>
-        </w:rPr>
-        <w:t xml:space="preserve">int8/int16/int64 </w:t>
-      </w:r>
-      <w:proofErr w:type="spellStart"/>
-      <w:r>
-        <w:rPr>
-          <w:rFonts w:asciiTheme="majorBidi" w:hAnsiTheme="majorBidi" w:cstheme="majorBidi"/>
-          <w:color w:val="000000" w:themeColor="text1"/>
-          <w:sz w:val="24"/>
-          <w:szCs w:val="24"/>
-        </w:rPr>
-        <w:t>dtypes</w:t>
-      </w:r>
-      <w:proofErr w:type="spellEnd"/>
-      <w:r>
-        <w:rPr>
-          <w:rFonts w:asciiTheme="majorBidi" w:hAnsiTheme="majorBidi" w:cstheme="majorBidi"/>
-          <w:color w:val="000000" w:themeColor="text1"/>
-          <w:sz w:val="24"/>
-          <w:szCs w:val="24"/>
-        </w:rPr>
-        <w:t xml:space="preserve">; SCALE uses an unsigned 32-bit </w:t>
-      </w:r>
-      <w:proofErr w:type="gramStart"/>
-      <w:r>
-        <w:rPr>
-          <w:rFonts w:asciiTheme="majorBidi" w:hAnsiTheme="majorBidi" w:cstheme="majorBidi"/>
-          <w:color w:val="000000" w:themeColor="text1"/>
-          <w:sz w:val="24"/>
-          <w:szCs w:val="24"/>
-        </w:rPr>
-        <w:t>×  signed</w:t>
-      </w:r>
-      <w:proofErr w:type="gramEnd"/>
-      <w:r>
-        <w:rPr>
-          <w:rFonts w:asciiTheme="majorBidi" w:hAnsiTheme="majorBidi" w:cstheme="majorBidi"/>
-          <w:color w:val="000000" w:themeColor="text1"/>
-          <w:sz w:val="24"/>
-          <w:szCs w:val="24"/>
-        </w:rPr>
-        <w:t>-low-32-bit-of-accumulator computation that matches the hardware's stitching tree exactly.</w:t>
-      </w:r>
-    </w:p>
-    <w:p>
-      <w:pPr>
-        <w:pStyle w:val="ListParagraph"/>
-        <w:numPr>
-          <w:ilvl w:val="0"/>
-          <w:numId w:val="2"/>
-        </w:numPr>
-        <w:spacing w:after="60" w:line="360" w:lineRule="auto"/>
-        <w:jc w:val="both"/>
-        <w:rPr>
-          <w:rFonts w:asciiTheme="majorBidi" w:hAnsiTheme="majorBidi" w:cstheme="majorBidi"/>
-          <w:color w:val="000000" w:themeColor="text1"/>
-          <w:sz w:val="24"/>
-          <w:szCs w:val="24"/>
-        </w:rPr>
-      </w:pPr>
-      <w:r>
-        <w:rPr>
-          <w:rFonts w:asciiTheme="majorBidi" w:hAnsiTheme="majorBidi" w:cstheme="majorBidi"/>
-          <w:b/>
-          <w:bCs/>
-          <w:color w:val="000000" w:themeColor="text1"/>
-          <w:sz w:val="24"/>
-          <w:szCs w:val="24"/>
-        </w:rPr>
-        <w:lastRenderedPageBreak/>
-        <w:t xml:space="preserve">Result evaluation: </w:t>
-      </w:r>
-      <w:r>
-        <w:rPr>
-          <w:rFonts w:asciiTheme="majorBidi" w:hAnsiTheme="majorBidi" w:cstheme="majorBidi"/>
-          <w:color w:val="000000" w:themeColor="text1"/>
-          <w:sz w:val="24"/>
-          <w:szCs w:val="24"/>
-        </w:rPr>
-        <w:t xml:space="preserve">A </w:t>
-      </w:r>
-      <w:proofErr w:type="spellStart"/>
-      <w:r>
-        <w:rPr>
-          <w:rFonts w:asciiTheme="majorBidi" w:hAnsiTheme="majorBidi" w:cstheme="majorBidi"/>
-          <w:color w:val="000000" w:themeColor="text1"/>
-          <w:sz w:val="24"/>
-          <w:szCs w:val="24"/>
-        </w:rPr>
-        <w:t>check_dout</w:t>
-      </w:r>
-      <w:proofErr w:type="spellEnd"/>
-      <w:r>
-        <w:rPr>
-          <w:rFonts w:asciiTheme="majorBidi" w:hAnsiTheme="majorBidi" w:cstheme="majorBidi"/>
-          <w:color w:val="000000" w:themeColor="text1"/>
-          <w:sz w:val="24"/>
-          <w:szCs w:val="24"/>
-        </w:rPr>
-        <w:t xml:space="preserve"> task triggered on each </w:t>
-      </w:r>
-      <w:proofErr w:type="spellStart"/>
-      <w:r>
-        <w:rPr>
-          <w:rFonts w:asciiTheme="majorBidi" w:hAnsiTheme="majorBidi" w:cstheme="majorBidi"/>
-          <w:color w:val="000000" w:themeColor="text1"/>
-          <w:sz w:val="24"/>
-          <w:szCs w:val="24"/>
-        </w:rPr>
-        <w:t>valid_output</w:t>
-      </w:r>
-      <w:proofErr w:type="spellEnd"/>
-      <w:r>
-        <w:rPr>
-          <w:rFonts w:asciiTheme="majorBidi" w:hAnsiTheme="majorBidi" w:cstheme="majorBidi"/>
-          <w:color w:val="000000" w:themeColor="text1"/>
-          <w:sz w:val="24"/>
-          <w:szCs w:val="24"/>
-        </w:rPr>
-        <w:t xml:space="preserve"> rising edge. It compares </w:t>
-      </w:r>
-      <w:proofErr w:type="spellStart"/>
-      <w:r>
-        <w:rPr>
-          <w:rFonts w:asciiTheme="majorBidi" w:hAnsiTheme="majorBidi" w:cstheme="majorBidi"/>
-          <w:color w:val="000000" w:themeColor="text1"/>
-          <w:sz w:val="24"/>
-          <w:szCs w:val="24"/>
-        </w:rPr>
-        <w:t>data_out</w:t>
-      </w:r>
-      <w:proofErr w:type="spellEnd"/>
-      <w:r>
-        <w:rPr>
-          <w:rFonts w:asciiTheme="majorBidi" w:hAnsiTheme="majorBidi" w:cstheme="majorBidi"/>
-          <w:color w:val="000000" w:themeColor="text1"/>
-          <w:sz w:val="24"/>
-          <w:szCs w:val="24"/>
-        </w:rPr>
-        <w:t xml:space="preserve"> against the reference model using ===. For accumulator state, an eight-byte readout sequence (READ_ACC_BYTE × 8 with </w:t>
-      </w:r>
-      <w:proofErr w:type="spellStart"/>
-      <w:r>
-        <w:rPr>
-          <w:rFonts w:asciiTheme="majorBidi" w:hAnsiTheme="majorBidi" w:cstheme="majorBidi"/>
-          <w:color w:val="000000" w:themeColor="text1"/>
-          <w:sz w:val="24"/>
-          <w:szCs w:val="24"/>
-        </w:rPr>
-        <w:t>operand_</w:t>
-      </w:r>
-      <w:proofErr w:type="gramStart"/>
-      <w:r>
-        <w:rPr>
-          <w:rFonts w:asciiTheme="majorBidi" w:hAnsiTheme="majorBidi" w:cstheme="majorBidi"/>
-          <w:color w:val="000000" w:themeColor="text1"/>
-          <w:sz w:val="24"/>
-          <w:szCs w:val="24"/>
-        </w:rPr>
-        <w:t>A</w:t>
-      </w:r>
-      <w:proofErr w:type="spellEnd"/>
-      <w:r>
-        <w:rPr>
-          <w:rFonts w:asciiTheme="majorBidi" w:hAnsiTheme="majorBidi" w:cstheme="majorBidi"/>
-          <w:color w:val="000000" w:themeColor="text1"/>
-          <w:sz w:val="24"/>
-          <w:szCs w:val="24"/>
-        </w:rPr>
-        <w:t>[</w:t>
-      </w:r>
-      <w:proofErr w:type="gramEnd"/>
-      <w:r>
-        <w:rPr>
-          <w:rFonts w:asciiTheme="majorBidi" w:hAnsiTheme="majorBidi" w:cstheme="majorBidi"/>
-          <w:color w:val="000000" w:themeColor="text1"/>
-          <w:sz w:val="24"/>
-          <w:szCs w:val="24"/>
-        </w:rPr>
-        <w:t xml:space="preserve">2:0] = 0…7) reconstructs the 64-bit value and the result is compared against the model accumulator. Pass/fail counts are accumulated per test </w:t>
-      </w:r>
-      <w:proofErr w:type="gramStart"/>
-      <w:r>
-        <w:rPr>
-          <w:rFonts w:asciiTheme="majorBidi" w:hAnsiTheme="majorBidi" w:cstheme="majorBidi"/>
-          <w:color w:val="000000" w:themeColor="text1"/>
-          <w:sz w:val="24"/>
-          <w:szCs w:val="24"/>
-        </w:rPr>
-        <w:t>group</w:t>
-      </w:r>
-      <w:proofErr w:type="gramEnd"/>
-      <w:r>
-        <w:rPr>
-          <w:rFonts w:asciiTheme="majorBidi" w:hAnsiTheme="majorBidi" w:cstheme="majorBidi"/>
-          <w:color w:val="000000" w:themeColor="text1"/>
-          <w:sz w:val="24"/>
-          <w:szCs w:val="24"/>
-        </w:rPr>
-        <w:t xml:space="preserve"> and a summary is printed at simulation end.</w:t>
-      </w:r>
-    </w:p>
-    <w:p>
-      <w:pPr>
-        <w:pStyle w:val="ListParagraph"/>
-        <w:numPr>
-          <w:ilvl w:val="0"/>
-          <w:numId w:val="2"/>
-        </w:numPr>
-        <w:spacing w:after="60" w:line="360" w:lineRule="auto"/>
-        <w:jc w:val="both"/>
-        <w:rPr>
-          <w:rFonts w:asciiTheme="majorBidi" w:hAnsiTheme="majorBidi" w:cstheme="majorBidi"/>
-          <w:color w:val="000000" w:themeColor="text1"/>
-          <w:sz w:val="24"/>
-          <w:szCs w:val="24"/>
-        </w:rPr>
-      </w:pPr>
-      <w:r>
-        <w:rPr>
-          <w:rFonts w:asciiTheme="majorBidi" w:hAnsiTheme="majorBidi" w:cstheme="majorBidi"/>
-          <w:b/>
-          <w:bCs/>
-          <w:color w:val="000000" w:themeColor="text1"/>
-          <w:sz w:val="24"/>
-          <w:szCs w:val="24"/>
-        </w:rPr>
         <w:t xml:space="preserve">Coverage: </w:t>
       </w:r>
       <w:r>
@@ -1475,7 +1442,25 @@
           <w:sz w:val="24"/>
           <w:szCs w:val="24"/>
         </w:rPr>
-        <w:t>Functional coverage is collected on (opcode, mode4x4) pairs and on each activation function. Code coverage (line, toggle, FSM state) is collected during the full regression run and exported for the project report.</w:t>
+        <w:t xml:space="preserve">Functional coverage is collected on (opcode, mode4x4) pairs and on each activation function. Code coverage (line, toggle, FSM state) is collected during the full regression run </w:t>
+      </w:r>
+      <w:r>
+        <w:rPr>
+          <w:rFonts w:asciiTheme="majorBidi" w:hAnsiTheme="majorBidi" w:cstheme="majorBidi"/>
+          <w:color w:val="000000" w:themeColor="text1"/>
+          <w:sz w:val="24"/>
+          <w:szCs w:val="24"/>
+        </w:rPr>
+        <w:t>will be shown in</w:t>
+      </w:r>
+      <w:r>
+        <w:rPr>
+          <w:rFonts w:asciiTheme="majorBidi" w:hAnsiTheme="majorBidi" w:cstheme="majorBidi"/>
+          <w:color w:val="000000" w:themeColor="text1"/>
+          <w:sz w:val="24"/>
+          <w:szCs w:val="24"/>
+        </w:rPr>
+        <w:t xml:space="preserve"> the project report.</w:t>
       </w:r>
     </w:p>
     <w:p>
@@ -1493,6 +1478,7 @@
           <w:rFonts w:asciiTheme="majorBidi" w:hAnsiTheme="majorBidi" w:cstheme="majorBidi"/>
           <w:color w:val="000000" w:themeColor="text1"/>
         </w:rPr>
+        <w:lastRenderedPageBreak/>
         <w:t>2.2 Clock and Reset</w:t>
       </w:r>
     </w:p>
@@ -1515,27 +1501,7 @@
           <w:sz w:val="24"/>
           <w:szCs w:val="24"/>
         </w:rPr>
-        <w:t xml:space="preserve">A 100 MHz clock is generated by the testbench (10 ns period). Reset is asserted asynchronously for at least three clock periods at simulation start and is also exercised mid-simulation by Test Group G1. All stimulus is driven </w:t>
-      </w:r>
-      <w:proofErr w:type="spellStart"/>
-      <w:r>
-        <w:rPr>
-          <w:rFonts w:asciiTheme="majorBidi" w:hAnsiTheme="majorBidi" w:cstheme="majorBidi"/>
-          <w:color w:val="000000" w:themeColor="text1"/>
-          <w:sz w:val="24"/>
-          <w:szCs w:val="24"/>
-        </w:rPr>
-        <w:t>combinationally</w:t>
-      </w:r>
-      <w:proofErr w:type="spellEnd"/>
-      <w:r>
-        <w:rPr>
-          <w:rFonts w:asciiTheme="majorBidi" w:hAnsiTheme="majorBidi" w:cstheme="majorBidi"/>
-          <w:color w:val="000000" w:themeColor="text1"/>
-          <w:sz w:val="24"/>
-          <w:szCs w:val="24"/>
-        </w:rPr>
-        <w:t xml:space="preserve"> and sampled on the rising clock edge by the DUT, mirroring the production scenario.</w:t>
+        <w:t>A 100 MHz clock is generated by the testbench (10 ns period). Reset is asserted asynchronously for at least three clock periods at simulation start and is also exercised mid-simulation by Test Group G1. All stimulus is sampled on the rising clock edge by the DUT.</w:t>
       </w:r>
     </w:p>
     <w:p>
@@ -1666,27 +1632,7 @@
           <w:sz w:val="24"/>
           <w:szCs w:val="24"/>
         </w:rPr>
-        <w:t xml:space="preserve">) embedded in the </w:t>
-      </w:r>
-      <w:proofErr w:type="gramStart"/>
-      <w:r>
-        <w:rPr>
-          <w:rFonts w:asciiTheme="majorBidi" w:hAnsiTheme="majorBidi" w:cstheme="majorBidi"/>
-          <w:color w:val="000000" w:themeColor="text1"/>
-          <w:sz w:val="24"/>
-          <w:szCs w:val="24"/>
-        </w:rPr>
-        <w:t>testbench</w:t>
-      </w:r>
-      <w:proofErr w:type="gramEnd"/>
-      <w:r>
-        <w:rPr>
-          <w:rFonts w:asciiTheme="majorBidi" w:hAnsiTheme="majorBidi" w:cstheme="majorBidi"/>
-          <w:color w:val="000000" w:themeColor="text1"/>
-          <w:sz w:val="24"/>
-          <w:szCs w:val="24"/>
-        </w:rPr>
-        <w:t>.</w:t>
+        <w:t>) embedded in the testbench.</w:t>
       </w:r>
       <w:r>
         <w:rPr>
@@ -1704,27 +1650,16 @@
           <w:sz w:val="24"/>
           <w:szCs w:val="24"/>
         </w:rPr>
-        <w:t xml:space="preserve">It is not a structural twin of the RTL — it mirrors the architectural state changes specified in the PE Definition Document, one instruction at a time, with no notion of multi-cycle SCALE phase: the four SCALE execution cycles </w:t>
-      </w:r>
-      <w:proofErr w:type="gramStart"/>
-      <w:r>
-        <w:rPr>
-          <w:rFonts w:asciiTheme="majorBidi" w:hAnsiTheme="majorBidi" w:cstheme="majorBidi"/>
-          <w:color w:val="000000" w:themeColor="text1"/>
-          <w:sz w:val="24"/>
-          <w:szCs w:val="24"/>
-        </w:rPr>
-        <w:t>are collapsed</w:t>
-      </w:r>
-      <w:proofErr w:type="gramEnd"/>
-      <w:r>
-        <w:rPr>
-          <w:rFonts w:asciiTheme="majorBidi" w:hAnsiTheme="majorBidi" w:cstheme="majorBidi"/>
-          <w:color w:val="000000" w:themeColor="text1"/>
-          <w:sz w:val="24"/>
-          <w:szCs w:val="24"/>
-        </w:rPr>
-        <w:t xml:space="preserve"> into a single atomic state update at the point the SCALE instruction is committed.</w:t>
+        <w:t>It</w:t>
+      </w:r>
+      <w:r>
+        <w:rPr>
+          <w:rFonts w:asciiTheme="majorBidi" w:hAnsiTheme="majorBidi" w:cstheme="majorBidi"/>
+          <w:color w:val="000000" w:themeColor="text1"/>
+          <w:sz w:val="24"/>
+          <w:szCs w:val="24"/>
+        </w:rPr>
+        <w:t xml:space="preserve"> mirrors the state changes specified in the PE Definition Document, one instruction at a time, with no notion of multi-cycle SCALE phase: the four SCALE execution cycles are collapsed into a single state update at the point the SCALE instruction is committed.</w:t>
       </w:r>
     </w:p>
     <w:p>
@@ -2055,6 +1990,15 @@
                 <w:sz w:val="24"/>
                 <w:szCs w:val="24"/>
               </w:rPr>
+              <w:t>64’b</w:t>
+            </w:r>
+            <w:r>
+              <w:rPr>
+                <w:rFonts w:asciiTheme="majorBidi" w:hAnsiTheme="majorBidi" w:cstheme="majorBidi"/>
+                <w:color w:val="000000" w:themeColor="text1"/>
+                <w:sz w:val="24"/>
+                <w:szCs w:val="24"/>
+              </w:rPr>
               <w:t>0</w:t>
             </w:r>
           </w:p>
@@ -2215,7 +2159,7 @@
                 <w:sz w:val="24"/>
                 <w:szCs w:val="24"/>
               </w:rPr>
-              <w:t>4'b0000</w:t>
+              <w:t>4'b0</w:t>
             </w:r>
           </w:p>
         </w:tc>
@@ -2296,7 +2240,6 @@
                 <w:sz w:val="24"/>
                 <w:szCs w:val="24"/>
               </w:rPr>
-              <w:lastRenderedPageBreak/>
               <w:t>shamt_reg</w:t>
             </w:r>
             <w:proofErr w:type="spellEnd"/>
@@ -2591,11 +2534,45 @@
           <w:color w:val="000000" w:themeColor="text1"/>
         </w:rPr>
       </w:pPr>
-      <w:r>
-        <w:rPr>
-          <w:rFonts w:asciiTheme="majorBidi" w:hAnsiTheme="majorBidi" w:cstheme="majorBidi"/>
-          <w:color w:val="000000" w:themeColor="text1"/>
-        </w:rPr>
+    </w:p>
+    <w:p>
+      <w:pPr>
+        <w:pStyle w:val="Heading2"/>
+        <w:spacing w:line="360" w:lineRule="auto"/>
+        <w:jc w:val="both"/>
+        <w:rPr>
+          <w:rFonts w:asciiTheme="majorBidi" w:hAnsiTheme="majorBidi" w:cstheme="majorBidi"/>
+          <w:color w:val="000000" w:themeColor="text1"/>
+        </w:rPr>
+      </w:pPr>
+    </w:p>
+    <w:p>
+      <w:pPr>
+        <w:pStyle w:val="Heading2"/>
+        <w:spacing w:line="360" w:lineRule="auto"/>
+        <w:jc w:val="both"/>
+        <w:rPr>
+          <w:rFonts w:asciiTheme="majorBidi" w:hAnsiTheme="majorBidi" w:cstheme="majorBidi"/>
+          <w:color w:val="000000" w:themeColor="text1"/>
+        </w:rPr>
+      </w:pPr>
+    </w:p>
+    <w:p>
+      <w:pPr>
+        <w:pStyle w:val="Heading2"/>
+        <w:spacing w:line="360" w:lineRule="auto"/>
+        <w:jc w:val="both"/>
+        <w:rPr>
+          <w:rFonts w:asciiTheme="majorBidi" w:hAnsiTheme="majorBidi" w:cstheme="majorBidi"/>
+          <w:color w:val="000000" w:themeColor="text1"/>
+        </w:rPr>
+      </w:pPr>
+      <w:r>
+        <w:rPr>
+          <w:rFonts w:asciiTheme="majorBidi" w:hAnsiTheme="majorBidi" w:cstheme="majorBidi"/>
+          <w:color w:val="000000" w:themeColor="text1"/>
+        </w:rPr>
+        <w:lastRenderedPageBreak/>
         <w:t>3.2 Reference Arithmetic</w:t>
       </w:r>
     </w:p>
@@ -2691,7 +2668,43 @@
           <w:sz w:val="24"/>
           <w:szCs w:val="24"/>
         </w:rPr>
-        <w:t>then accumulate into the 64-bit accumulator with two's-complement wrap.</w:t>
+        <w:t xml:space="preserve">then accumulate into the 64-bit accumulator </w:t>
+      </w:r>
+      <w:r>
+        <w:rPr>
+          <w:rFonts w:asciiTheme="majorBidi" w:hAnsiTheme="majorBidi" w:cstheme="majorBidi"/>
+          <w:color w:val="000000" w:themeColor="text1"/>
+          <w:sz w:val="24"/>
+          <w:szCs w:val="24"/>
+        </w:rPr>
+        <w:t>using</w:t>
+      </w:r>
+      <w:r>
+        <w:rPr>
+          <w:rFonts w:asciiTheme="majorBidi" w:hAnsiTheme="majorBidi" w:cstheme="majorBidi"/>
+          <w:color w:val="000000" w:themeColor="text1"/>
+          <w:sz w:val="24"/>
+          <w:szCs w:val="24"/>
+        </w:rPr>
+        <w:t xml:space="preserve"> two's-complement </w:t>
+      </w:r>
+      <w:r>
+        <w:rPr>
+          <w:rFonts w:asciiTheme="majorBidi" w:hAnsiTheme="majorBidi" w:cstheme="majorBidi"/>
+          <w:color w:val="000000" w:themeColor="text1"/>
+          <w:sz w:val="24"/>
+          <w:szCs w:val="24"/>
+        </w:rPr>
+        <w:t>arithmetic</w:t>
+      </w:r>
+      <w:r>
+        <w:rPr>
+          <w:rFonts w:asciiTheme="majorBidi" w:hAnsiTheme="majorBidi" w:cstheme="majorBidi"/>
+          <w:color w:val="000000" w:themeColor="text1"/>
+          <w:sz w:val="24"/>
+          <w:szCs w:val="24"/>
+        </w:rPr>
+        <w:t>.</w:t>
       </w:r>
     </w:p>
     <w:p>
@@ -2728,7 +2741,43 @@
           <w:sz w:val="24"/>
           <w:szCs w:val="24"/>
         </w:rPr>
-        <w:t>Interpret each operand byte as two packed signed int4 elements (eight per operand). Compute the dot product, accumulate with two's-complement wrap.</w:t>
+        <w:t xml:space="preserve">Interpret each operand byte as two packed signed int4 elements (eight per operand). Compute the dot product, accumulate </w:t>
+      </w:r>
+      <w:r>
+        <w:rPr>
+          <w:rFonts w:asciiTheme="majorBidi" w:hAnsiTheme="majorBidi" w:cstheme="majorBidi"/>
+          <w:color w:val="000000" w:themeColor="text1"/>
+          <w:sz w:val="24"/>
+          <w:szCs w:val="24"/>
+        </w:rPr>
+        <w:t>using</w:t>
+      </w:r>
+      <w:r>
+        <w:rPr>
+          <w:rFonts w:asciiTheme="majorBidi" w:hAnsiTheme="majorBidi" w:cstheme="majorBidi"/>
+          <w:color w:val="000000" w:themeColor="text1"/>
+          <w:sz w:val="24"/>
+          <w:szCs w:val="24"/>
+        </w:rPr>
+        <w:t xml:space="preserve"> two's-complement </w:t>
+      </w:r>
+      <w:r>
+        <w:rPr>
+          <w:rFonts w:asciiTheme="majorBidi" w:hAnsiTheme="majorBidi" w:cstheme="majorBidi"/>
+          <w:color w:val="000000" w:themeColor="text1"/>
+          <w:sz w:val="24"/>
+          <w:szCs w:val="24"/>
+        </w:rPr>
+        <w:t>arithmetic</w:t>
+      </w:r>
+      <w:r>
+        <w:rPr>
+          <w:rFonts w:asciiTheme="majorBidi" w:hAnsiTheme="majorBidi" w:cstheme="majorBidi"/>
+          <w:color w:val="000000" w:themeColor="text1"/>
+          <w:sz w:val="24"/>
+          <w:szCs w:val="24"/>
+        </w:rPr>
+        <w:t>.</w:t>
       </w:r>
     </w:p>
     <w:p>
@@ -2785,7 +2834,43 @@
           <w:sz w:val="24"/>
           <w:szCs w:val="24"/>
         </w:rPr>
-        <w:t xml:space="preserve"> to 64 bits and add to the accumulator with two's-complement wrap.</w:t>
+        <w:t xml:space="preserve"> to 64 bits and add to the accumulator </w:t>
+      </w:r>
+      <w:r>
+        <w:rPr>
+          <w:rFonts w:asciiTheme="majorBidi" w:hAnsiTheme="majorBidi" w:cstheme="majorBidi"/>
+          <w:color w:val="000000" w:themeColor="text1"/>
+          <w:sz w:val="24"/>
+          <w:szCs w:val="24"/>
+        </w:rPr>
+        <w:t>using</w:t>
+      </w:r>
+      <w:r>
+        <w:rPr>
+          <w:rFonts w:asciiTheme="majorBidi" w:hAnsiTheme="majorBidi" w:cstheme="majorBidi"/>
+          <w:color w:val="000000" w:themeColor="text1"/>
+          <w:sz w:val="24"/>
+          <w:szCs w:val="24"/>
+        </w:rPr>
+        <w:t xml:space="preserve"> two's-complement </w:t>
+      </w:r>
+      <w:r>
+        <w:rPr>
+          <w:rFonts w:asciiTheme="majorBidi" w:hAnsiTheme="majorBidi" w:cstheme="majorBidi"/>
+          <w:color w:val="000000" w:themeColor="text1"/>
+          <w:sz w:val="24"/>
+          <w:szCs w:val="24"/>
+        </w:rPr>
+        <w:t>arithmetic</w:t>
+      </w:r>
+      <w:r>
+        <w:rPr>
+          <w:rFonts w:asciiTheme="majorBidi" w:hAnsiTheme="majorBidi" w:cstheme="majorBidi"/>
+          <w:color w:val="000000" w:themeColor="text1"/>
+          <w:sz w:val="24"/>
+          <w:szCs w:val="24"/>
+        </w:rPr>
+        <w:t>.</w:t>
       </w:r>
     </w:p>
     <w:p>
@@ -2842,7 +2927,7 @@
           <w:sz w:val="24"/>
           <w:szCs w:val="24"/>
         </w:rPr>
-        <w:t>31:0] interpreted as int32 two's-complement) × (</w:t>
+        <w:t>31:0] interpreted as int32) × (</w:t>
       </w:r>
       <w:proofErr w:type="spellStart"/>
       <w:r>
@@ -2959,7 +3044,43 @@
           <w:sz w:val="24"/>
           <w:szCs w:val="24"/>
         </w:rPr>
-        <w:t xml:space="preserve"> with round-to-nearest-integer. Saturate to the signed range of the active precision mode ([-128, 127] for INT8, [-8, 7] for INT4). Apply the activation function selected by </w:t>
+        <w:t xml:space="preserve"> with round-to-nearest-integer. </w:t>
+      </w:r>
+      <w:r>
+        <w:rPr>
+          <w:rFonts w:asciiTheme="majorBidi" w:hAnsiTheme="majorBidi" w:cstheme="majorBidi"/>
+          <w:color w:val="000000" w:themeColor="text1"/>
+          <w:sz w:val="24"/>
+          <w:szCs w:val="24"/>
+        </w:rPr>
+        <w:t>Overflow is s</w:t>
+      </w:r>
+      <w:r>
+        <w:rPr>
+          <w:rFonts w:asciiTheme="majorBidi" w:hAnsiTheme="majorBidi" w:cstheme="majorBidi"/>
+          <w:color w:val="000000" w:themeColor="text1"/>
+          <w:sz w:val="24"/>
+          <w:szCs w:val="24"/>
+        </w:rPr>
+        <w:t>aturate</w:t>
+      </w:r>
+      <w:r>
+        <w:rPr>
+          <w:rFonts w:asciiTheme="majorBidi" w:hAnsiTheme="majorBidi" w:cstheme="majorBidi"/>
+          <w:color w:val="000000" w:themeColor="text1"/>
+          <w:sz w:val="24"/>
+          <w:szCs w:val="24"/>
+        </w:rPr>
+        <w:t>d</w:t>
+      </w:r>
+      <w:r>
+        <w:rPr>
+          <w:rFonts w:asciiTheme="majorBidi" w:hAnsiTheme="majorBidi" w:cstheme="majorBidi"/>
+          <w:color w:val="000000" w:themeColor="text1"/>
+          <w:sz w:val="24"/>
+          <w:szCs w:val="24"/>
+        </w:rPr>
+        <w:t xml:space="preserve"> to the signed range of the active precision mode ([-128, 127] for INT8, [-8, 7] for INT4). Apply the activation function selected by </w:t>
       </w:r>
       <w:proofErr w:type="spellStart"/>
       <w:r>
@@ -3106,6 +3227,97 @@
     </w:p>
     <w:p>
       <w:pPr>
+        <w:bidi w:val="0"/>
+        <w:spacing w:after="100" w:line="360" w:lineRule="auto"/>
+        <w:jc w:val="both"/>
+        <w:rPr>
+          <w:rFonts w:asciiTheme="majorBidi" w:hAnsiTheme="majorBidi" w:cstheme="majorBidi"/>
+          <w:color w:val="000000" w:themeColor="text1"/>
+          <w:sz w:val="24"/>
+          <w:szCs w:val="24"/>
+        </w:rPr>
+      </w:pPr>
+    </w:p>
+    <w:p>
+      <w:pPr>
+        <w:bidi w:val="0"/>
+        <w:spacing w:after="100" w:line="360" w:lineRule="auto"/>
+        <w:jc w:val="both"/>
+        <w:rPr>
+          <w:rFonts w:asciiTheme="majorBidi" w:hAnsiTheme="majorBidi" w:cstheme="majorBidi"/>
+          <w:color w:val="000000" w:themeColor="text1"/>
+          <w:sz w:val="24"/>
+          <w:szCs w:val="24"/>
+        </w:rPr>
+      </w:pPr>
+    </w:p>
+    <w:p>
+      <w:pPr>
+        <w:bidi w:val="0"/>
+        <w:spacing w:after="100" w:line="360" w:lineRule="auto"/>
+        <w:jc w:val="both"/>
+        <w:rPr>
+          <w:rFonts w:asciiTheme="majorBidi" w:hAnsiTheme="majorBidi" w:cstheme="majorBidi"/>
+          <w:color w:val="000000" w:themeColor="text1"/>
+          <w:sz w:val="24"/>
+          <w:szCs w:val="24"/>
+        </w:rPr>
+      </w:pPr>
+    </w:p>
+    <w:p>
+      <w:pPr>
+        <w:bidi w:val="0"/>
+        <w:spacing w:after="100" w:line="360" w:lineRule="auto"/>
+        <w:jc w:val="both"/>
+        <w:rPr>
+          <w:rFonts w:asciiTheme="majorBidi" w:hAnsiTheme="majorBidi" w:cstheme="majorBidi"/>
+          <w:color w:val="000000" w:themeColor="text1"/>
+          <w:sz w:val="24"/>
+          <w:szCs w:val="24"/>
+        </w:rPr>
+      </w:pPr>
+    </w:p>
+    <w:p>
+      <w:pPr>
+        <w:bidi w:val="0"/>
+        <w:spacing w:after="100" w:line="360" w:lineRule="auto"/>
+        <w:jc w:val="both"/>
+        <w:rPr>
+          <w:rFonts w:asciiTheme="majorBidi" w:hAnsiTheme="majorBidi" w:cstheme="majorBidi"/>
+          <w:color w:val="000000" w:themeColor="text1"/>
+          <w:sz w:val="24"/>
+          <w:szCs w:val="24"/>
+        </w:rPr>
+      </w:pPr>
+    </w:p>
+    <w:p>
+      <w:pPr>
+        <w:bidi w:val="0"/>
+        <w:spacing w:after="100" w:line="360" w:lineRule="auto"/>
+        <w:jc w:val="both"/>
+        <w:rPr>
+          <w:rFonts w:asciiTheme="majorBidi" w:hAnsiTheme="majorBidi" w:cstheme="majorBidi"/>
+          <w:color w:val="000000" w:themeColor="text1"/>
+          <w:sz w:val="24"/>
+          <w:szCs w:val="24"/>
+        </w:rPr>
+      </w:pPr>
+    </w:p>
+    <w:p>
+      <w:pPr>
+        <w:bidi w:val="0"/>
+        <w:spacing w:after="100" w:line="360" w:lineRule="auto"/>
+        <w:jc w:val="both"/>
+        <w:rPr>
+          <w:rFonts w:asciiTheme="majorBidi" w:hAnsiTheme="majorBidi" w:cstheme="majorBidi"/>
+          <w:color w:val="000000" w:themeColor="text1"/>
+          <w:sz w:val="24"/>
+          <w:szCs w:val="24"/>
+        </w:rPr>
+      </w:pPr>
+    </w:p>
+    <w:p>
+      <w:pPr>
         <w:pStyle w:val="Heading1"/>
         <w:spacing w:line="360" w:lineRule="auto"/>
         <w:jc w:val="both"/>
@@ -3119,6 +3331,7 @@
           <w:rFonts w:asciiTheme="majorBidi" w:hAnsiTheme="majorBidi" w:cstheme="majorBidi"/>
           <w:color w:val="000000" w:themeColor="text1"/>
         </w:rPr>
+        <w:lastRenderedPageBreak/>
         <w:t>4. Test Groups</w:t>
       </w:r>
     </w:p>
@@ -3141,8 +3354,25 @@
           <w:sz w:val="24"/>
           <w:szCs w:val="24"/>
         </w:rPr>
-        <w:lastRenderedPageBreak/>
-        <w:t>Tests are organized into ten groups, ordered to surface foundational failures before high-level ones. Each group declares an objective, a procedure, an expected outcome, and a pass criterion. A group fails the regression if any test case within it fails.</w:t>
+        <w:t xml:space="preserve">Tests are organized into ten groups, ordered to surface </w:t>
+      </w:r>
+      <w:r>
+        <w:rPr>
+          <w:rFonts w:asciiTheme="majorBidi" w:hAnsiTheme="majorBidi" w:cstheme="majorBidi"/>
+          <w:color w:val="000000" w:themeColor="text1"/>
+          <w:sz w:val="24"/>
+          <w:szCs w:val="24"/>
+        </w:rPr>
+        <w:t>foundational</w:t>
+      </w:r>
+      <w:r>
+        <w:rPr>
+          <w:rFonts w:asciiTheme="majorBidi" w:hAnsiTheme="majorBidi" w:cstheme="majorBidi"/>
+          <w:color w:val="000000" w:themeColor="text1"/>
+          <w:sz w:val="24"/>
+          <w:szCs w:val="24"/>
+        </w:rPr>
+        <w:t xml:space="preserve"> failures before high-level ones. Each group declares an objective, a procedure, an expected outcome, and a pass criterion. A group fails the regression if any test case within it fails.</w:t>
       </w:r>
     </w:p>
     <w:p>
@@ -3468,27 +3698,7 @@
           <w:sz w:val="24"/>
           <w:szCs w:val="24"/>
         </w:rPr>
-        <w:t xml:space="preserve"> zero. This proves the configuration register, accumulator, output register, and shift-amount register </w:t>
-      </w:r>
-      <w:proofErr w:type="gramStart"/>
-      <w:r>
-        <w:rPr>
-          <w:rFonts w:asciiTheme="majorBidi" w:hAnsiTheme="majorBidi" w:cstheme="majorBidi"/>
-          <w:color w:val="000000" w:themeColor="text1"/>
-          <w:sz w:val="24"/>
-          <w:szCs w:val="24"/>
-        </w:rPr>
-        <w:t>all</w:t>
-      </w:r>
-      <w:proofErr w:type="gramEnd"/>
-      <w:r>
-        <w:rPr>
-          <w:rFonts w:asciiTheme="majorBidi" w:hAnsiTheme="majorBidi" w:cstheme="majorBidi"/>
-          <w:color w:val="000000" w:themeColor="text1"/>
-          <w:sz w:val="24"/>
-          <w:szCs w:val="24"/>
-        </w:rPr>
-        <w:t xml:space="preserve"> clear correctly.</w:t>
+        <w:t xml:space="preserve"> zero. This proves the configuration register, accumulator, output register, and shift-amount register all clear correctly.</w:t>
       </w:r>
     </w:p>
     <w:p>
@@ -3647,13 +3857,79 @@
           <w:szCs w:val="24"/>
         </w:rPr>
       </w:pPr>
-      <w:r>
-        <w:rPr>
-          <w:rFonts w:asciiTheme="majorBidi" w:hAnsiTheme="majorBidi" w:cstheme="majorBidi"/>
-          <w:color w:val="000000" w:themeColor="text1"/>
-          <w:sz w:val="24"/>
-          <w:szCs w:val="24"/>
-        </w:rPr>
+    </w:p>
+    <w:p>
+      <w:pPr>
+        <w:pStyle w:val="Heading2"/>
+        <w:spacing w:line="360" w:lineRule="auto"/>
+        <w:jc w:val="both"/>
+        <w:rPr>
+          <w:rFonts w:asciiTheme="majorBidi" w:hAnsiTheme="majorBidi" w:cstheme="majorBidi"/>
+          <w:color w:val="000000" w:themeColor="text1"/>
+          <w:sz w:val="24"/>
+          <w:szCs w:val="24"/>
+        </w:rPr>
+      </w:pPr>
+    </w:p>
+    <w:p>
+      <w:pPr>
+        <w:pStyle w:val="Heading2"/>
+        <w:spacing w:line="360" w:lineRule="auto"/>
+        <w:jc w:val="both"/>
+        <w:rPr>
+          <w:rFonts w:asciiTheme="majorBidi" w:hAnsiTheme="majorBidi" w:cstheme="majorBidi"/>
+          <w:color w:val="000000" w:themeColor="text1"/>
+          <w:sz w:val="24"/>
+          <w:szCs w:val="24"/>
+        </w:rPr>
+      </w:pPr>
+    </w:p>
+    <w:p>
+      <w:pPr>
+        <w:pStyle w:val="Heading2"/>
+        <w:spacing w:line="360" w:lineRule="auto"/>
+        <w:jc w:val="both"/>
+        <w:rPr>
+          <w:rFonts w:asciiTheme="majorBidi" w:hAnsiTheme="majorBidi" w:cstheme="majorBidi"/>
+          <w:color w:val="000000" w:themeColor="text1"/>
+          <w:sz w:val="24"/>
+          <w:szCs w:val="24"/>
+        </w:rPr>
+      </w:pPr>
+    </w:p>
+    <w:p>
+      <w:pPr>
+        <w:pStyle w:val="Heading2"/>
+        <w:spacing w:line="360" w:lineRule="auto"/>
+        <w:jc w:val="both"/>
+        <w:rPr>
+          <w:rFonts w:asciiTheme="majorBidi" w:hAnsiTheme="majorBidi" w:cstheme="majorBidi"/>
+          <w:color w:val="000000" w:themeColor="text1"/>
+          <w:sz w:val="24"/>
+          <w:szCs w:val="24"/>
+        </w:rPr>
+      </w:pPr>
+    </w:p>
+    <w:p>
+      <w:pPr>
+        <w:pStyle w:val="Heading2"/>
+        <w:spacing w:line="360" w:lineRule="auto"/>
+        <w:jc w:val="both"/>
+        <w:rPr>
+          <w:rFonts w:asciiTheme="majorBidi" w:hAnsiTheme="majorBidi" w:cstheme="majorBidi"/>
+          <w:color w:val="000000" w:themeColor="text1"/>
+          <w:sz w:val="24"/>
+          <w:szCs w:val="24"/>
+        </w:rPr>
+      </w:pPr>
+      <w:r>
+        <w:rPr>
+          <w:rFonts w:asciiTheme="majorBidi" w:hAnsiTheme="majorBidi" w:cstheme="majorBidi"/>
+          <w:color w:val="000000" w:themeColor="text1"/>
+          <w:sz w:val="24"/>
+          <w:szCs w:val="24"/>
+        </w:rPr>
+        <w:lastRenderedPageBreak/>
         <w:t>G2. External Interface Gating</w:t>
       </w:r>
     </w:p>
@@ -3767,7 +4043,7 @@
           <w:sz w:val="24"/>
           <w:szCs w:val="24"/>
         </w:rPr>
-        <w:t xml:space="preserve"> each gate their respective capture paths exactly as specified in the PE Definition Document. Integration class: misrouting of any validity signal would produce false captures or missed captures that no unit test can detect.</w:t>
+        <w:t xml:space="preserve"> each gate their respective capture paths exactly as specified in the PE Definition Document. </w:t>
       </w:r>
     </w:p>
     <w:p>
@@ -3973,7 +4249,6 @@
           <w:sz w:val="24"/>
           <w:szCs w:val="24"/>
         </w:rPr>
-        <w:lastRenderedPageBreak/>
         <w:t>G2.2 Validity Signal Independence</w:t>
       </w:r>
     </w:p>
@@ -4076,7 +4351,79 @@
           <w:sz w:val="24"/>
           <w:szCs w:val="24"/>
         </w:rPr>
-        <w:t xml:space="preserve"> in a preceding cycle to a known sentinel and verifying the MAC result reflects the sentinel, not the value present on the </w:t>
+        <w:t xml:space="preserve"> in a preceding cycle to a known </w:t>
+      </w:r>
+      <w:r>
+        <w:rPr>
+          <w:rFonts w:asciiTheme="majorBidi" w:hAnsiTheme="majorBidi" w:cstheme="majorBidi"/>
+          <w:color w:val="000000" w:themeColor="text1"/>
+          <w:sz w:val="24"/>
+          <w:szCs w:val="24"/>
+        </w:rPr>
+        <w:t>value</w:t>
+      </w:r>
+      <w:r>
+        <w:rPr>
+          <w:rFonts w:asciiTheme="majorBidi" w:hAnsiTheme="majorBidi" w:cstheme="majorBidi"/>
+          <w:color w:val="000000" w:themeColor="text1"/>
+          <w:sz w:val="24"/>
+          <w:szCs w:val="24"/>
+        </w:rPr>
+        <w:t xml:space="preserve"> and verifying the MAC result reflects </w:t>
+      </w:r>
+      <w:r>
+        <w:rPr>
+          <w:rFonts w:asciiTheme="majorBidi" w:hAnsiTheme="majorBidi" w:cstheme="majorBidi"/>
+          <w:color w:val="000000" w:themeColor="text1"/>
+          <w:sz w:val="24"/>
+          <w:szCs w:val="24"/>
+        </w:rPr>
+        <w:t>that</w:t>
+      </w:r>
+      <w:r>
+        <w:rPr>
+          <w:rFonts w:asciiTheme="majorBidi" w:hAnsiTheme="majorBidi" w:cstheme="majorBidi"/>
+          <w:color w:val="000000" w:themeColor="text1"/>
+          <w:sz w:val="24"/>
+          <w:szCs w:val="24"/>
+        </w:rPr>
+        <w:t xml:space="preserve"> </w:t>
+      </w:r>
+      <w:r>
+        <w:rPr>
+          <w:rFonts w:asciiTheme="majorBidi" w:hAnsiTheme="majorBidi" w:cstheme="majorBidi"/>
+          <w:color w:val="000000" w:themeColor="text1"/>
+          <w:sz w:val="24"/>
+          <w:szCs w:val="24"/>
+        </w:rPr>
+        <w:t>value</w:t>
+      </w:r>
+      <w:r>
+        <w:rPr>
+          <w:rFonts w:asciiTheme="majorBidi" w:hAnsiTheme="majorBidi" w:cstheme="majorBidi"/>
+          <w:color w:val="000000" w:themeColor="text1"/>
+          <w:sz w:val="24"/>
+          <w:szCs w:val="24"/>
+        </w:rPr>
+        <w:t xml:space="preserve">, </w:t>
+      </w:r>
+      <w:r>
+        <w:rPr>
+          <w:rFonts w:asciiTheme="majorBidi" w:hAnsiTheme="majorBidi" w:cstheme="majorBidi"/>
+          <w:color w:val="000000" w:themeColor="text1"/>
+          <w:sz w:val="24"/>
+          <w:szCs w:val="24"/>
+        </w:rPr>
+        <w:t xml:space="preserve">and </w:t>
+      </w:r>
+      <w:r>
+        <w:rPr>
+          <w:rFonts w:asciiTheme="majorBidi" w:hAnsiTheme="majorBidi" w:cstheme="majorBidi"/>
+          <w:color w:val="000000" w:themeColor="text1"/>
+          <w:sz w:val="24"/>
+          <w:szCs w:val="24"/>
+        </w:rPr>
+        <w:t xml:space="preserve">not the value present on the </w:t>
       </w:r>
       <w:proofErr w:type="spellStart"/>
       <w:r>
@@ -4304,28 +4651,86 @@
           <w:sz w:val="24"/>
           <w:szCs w:val="24"/>
         </w:rPr>
-        <w:t xml:space="preserve"> = 1. Verify that none cause observable state changes — they must all decode as NOP per the Controller's </w:t>
-      </w:r>
-      <w:proofErr w:type="gramStart"/>
-      <w:r>
-        <w:rPr>
-          <w:rFonts w:asciiTheme="majorBidi" w:hAnsiTheme="majorBidi" w:cstheme="majorBidi"/>
-          <w:color w:val="000000" w:themeColor="text1"/>
-          <w:sz w:val="24"/>
-          <w:szCs w:val="24"/>
-        </w:rPr>
-        <w:t>opcode</w:t>
-      </w:r>
-      <w:proofErr w:type="gramEnd"/>
-      <w:r>
-        <w:rPr>
-          <w:rFonts w:asciiTheme="majorBidi" w:hAnsiTheme="majorBidi" w:cstheme="majorBidi"/>
-          <w:color w:val="000000" w:themeColor="text1"/>
-          <w:sz w:val="24"/>
-          <w:szCs w:val="24"/>
-        </w:rPr>
-        <w:t xml:space="preserve"> validator.</w:t>
-      </w:r>
+        <w:t xml:space="preserve"> = 1. Verify that none cause observable state changes — they must all decode as NOP per the Controller's opcode validator.</w:t>
+      </w:r>
+    </w:p>
+    <w:p>
+      <w:pPr>
+        <w:bidi w:val="0"/>
+        <w:spacing w:after="100" w:line="360" w:lineRule="auto"/>
+        <w:jc w:val="both"/>
+        <w:rPr>
+          <w:rFonts w:asciiTheme="majorBidi" w:hAnsiTheme="majorBidi" w:cstheme="majorBidi"/>
+          <w:color w:val="000000" w:themeColor="text1"/>
+          <w:sz w:val="24"/>
+          <w:szCs w:val="24"/>
+        </w:rPr>
+      </w:pPr>
+    </w:p>
+    <w:p>
+      <w:pPr>
+        <w:bidi w:val="0"/>
+        <w:spacing w:after="100" w:line="360" w:lineRule="auto"/>
+        <w:jc w:val="both"/>
+        <w:rPr>
+          <w:rFonts w:asciiTheme="majorBidi" w:hAnsiTheme="majorBidi" w:cstheme="majorBidi"/>
+          <w:color w:val="000000" w:themeColor="text1"/>
+          <w:sz w:val="24"/>
+          <w:szCs w:val="24"/>
+        </w:rPr>
+      </w:pPr>
+    </w:p>
+    <w:p>
+      <w:pPr>
+        <w:bidi w:val="0"/>
+        <w:spacing w:after="100" w:line="360" w:lineRule="auto"/>
+        <w:jc w:val="both"/>
+        <w:rPr>
+          <w:rFonts w:asciiTheme="majorBidi" w:hAnsiTheme="majorBidi" w:cstheme="majorBidi"/>
+          <w:color w:val="000000" w:themeColor="text1"/>
+          <w:sz w:val="24"/>
+          <w:szCs w:val="24"/>
+        </w:rPr>
+      </w:pPr>
+    </w:p>
+    <w:p>
+      <w:pPr>
+        <w:bidi w:val="0"/>
+        <w:spacing w:after="100" w:line="360" w:lineRule="auto"/>
+        <w:jc w:val="both"/>
+        <w:rPr>
+          <w:rFonts w:asciiTheme="majorBidi" w:hAnsiTheme="majorBidi" w:cstheme="majorBidi"/>
+          <w:color w:val="000000" w:themeColor="text1"/>
+          <w:sz w:val="24"/>
+          <w:szCs w:val="24"/>
+        </w:rPr>
+      </w:pPr>
+    </w:p>
+    <w:p>
+      <w:pPr>
+        <w:bidi w:val="0"/>
+        <w:spacing w:after="100" w:line="360" w:lineRule="auto"/>
+        <w:jc w:val="both"/>
+        <w:rPr>
+          <w:rFonts w:asciiTheme="majorBidi" w:hAnsiTheme="majorBidi" w:cstheme="majorBidi"/>
+          <w:color w:val="000000" w:themeColor="text1"/>
+          <w:sz w:val="24"/>
+          <w:szCs w:val="24"/>
+        </w:rPr>
+      </w:pPr>
+    </w:p>
+    <w:p>
+      <w:pPr>
+        <w:bidi w:val="0"/>
+        <w:spacing w:after="100" w:line="360" w:lineRule="auto"/>
+        <w:jc w:val="both"/>
+        <w:rPr>
+          <w:rFonts w:asciiTheme="majorBidi" w:hAnsiTheme="majorBidi" w:cstheme="majorBidi"/>
+          <w:color w:val="000000" w:themeColor="text1"/>
+          <w:sz w:val="24"/>
+          <w:szCs w:val="24"/>
+        </w:rPr>
+      </w:pPr>
     </w:p>
     <w:p>
       <w:pPr>
@@ -4342,6 +4747,7 @@
           <w:rFonts w:asciiTheme="majorBidi" w:hAnsiTheme="majorBidi" w:cstheme="majorBidi"/>
           <w:color w:val="000000" w:themeColor="text1"/>
         </w:rPr>
+        <w:lastRenderedPageBreak/>
         <w:t>G3. Configuration Register</w:t>
       </w:r>
     </w:p>
@@ -4375,7 +4781,25 @@
           <w:sz w:val="24"/>
           <w:szCs w:val="24"/>
         </w:rPr>
-        <w:t xml:space="preserve">Validate the LOAD_CFG → READ_CFG round trip across the encoding space and confirm that the configuration register is the sole driver of mode4x4 and </w:t>
+        <w:t xml:space="preserve">Validate LOAD_CFG → READ_CFG across </w:t>
+      </w:r>
+      <w:r>
+        <w:rPr>
+          <w:rFonts w:asciiTheme="majorBidi" w:hAnsiTheme="majorBidi" w:cstheme="majorBidi"/>
+          <w:color w:val="000000" w:themeColor="text1"/>
+          <w:sz w:val="24"/>
+          <w:szCs w:val="24"/>
+        </w:rPr>
+        <w:t>all possible values,</w:t>
+      </w:r>
+      <w:r>
+        <w:rPr>
+          <w:rFonts w:asciiTheme="majorBidi" w:hAnsiTheme="majorBidi" w:cstheme="majorBidi"/>
+          <w:color w:val="000000" w:themeColor="text1"/>
+          <w:sz w:val="24"/>
+          <w:szCs w:val="24"/>
+        </w:rPr>
+        <w:t xml:space="preserve"> and confirm that the configuration register is the sole driver of mode4x4 and </w:t>
       </w:r>
       <w:proofErr w:type="spellStart"/>
       <w:r>
@@ -4395,7 +4819,7 @@
           <w:sz w:val="24"/>
           <w:szCs w:val="24"/>
         </w:rPr>
-        <w:t xml:space="preserve"> observed via downstream behavior.</w:t>
+        <w:t>.</w:t>
       </w:r>
     </w:p>
     <w:p>
@@ -4522,7 +4946,6 @@
         <w:t xml:space="preserve"> == {4'b0, </w:t>
       </w:r>
       <w:proofErr w:type="spellStart"/>
-      <w:proofErr w:type="gramStart"/>
       <w:r>
         <w:rPr>
           <w:rFonts w:asciiTheme="majorBidi" w:hAnsiTheme="majorBidi" w:cstheme="majorBidi"/>
@@ -4540,17 +4963,7 @@
           <w:sz w:val="24"/>
           <w:szCs w:val="24"/>
         </w:rPr>
-        <w:t>}.</w:t>
-      </w:r>
-      <w:proofErr w:type="gramEnd"/>
-      <w:r>
-        <w:rPr>
-          <w:rFonts w:asciiTheme="majorBidi" w:hAnsiTheme="majorBidi" w:cstheme="majorBidi"/>
-          <w:color w:val="000000" w:themeColor="text1"/>
-          <w:sz w:val="24"/>
-          <w:szCs w:val="24"/>
-        </w:rPr>
-        <w:t xml:space="preserve"> This closes the loop on both the LOAD_CFG capture path and the READ_CFG observation path.</w:t>
+        <w:t>}. This closes the loop on both the LOAD_CFG capture path and the READ_CFG observation path.</w:t>
       </w:r>
     </w:p>
     <w:p>
@@ -4594,7 +5007,7 @@
           <w:sz w:val="24"/>
           <w:szCs w:val="24"/>
         </w:rPr>
-        <w:t>After loading a non-default configuration, issue a long sequence of unrelated instructions (RST_ACC, MAC, ADD_BIAS, READ_ACC_BYTE × 8). Re-issue READ_CFG and verify the original configuration is intact. This proves that the configuration register is updated only by LOAD_CFG.</w:t>
+        <w:t>After loading a configuration, issue a long sequence of unrelated instructions (RST_ACC, MAC, ADD_BIAS, READ_ACC_BYTE × 8). Re-issue READ_CFG and verify the original configuration is intact. This proves that the configuration register is updated only by LOAD_CFG.</w:t>
       </w:r>
     </w:p>
     <w:p>
@@ -4612,7 +5025,6 @@
           <w:rFonts w:asciiTheme="majorBidi" w:hAnsiTheme="majorBidi" w:cstheme="majorBidi"/>
           <w:color w:val="000000" w:themeColor="text1"/>
         </w:rPr>
-        <w:lastRenderedPageBreak/>
         <w:t>G4. Accumulator Direct Manipulation</w:t>
       </w:r>
     </w:p>
@@ -4646,7 +5058,25 @@
           <w:sz w:val="24"/>
           <w:szCs w:val="24"/>
         </w:rPr>
-        <w:t>Establish observability of the 64-bit accumulator via READ_ACC_BYTE and validate the three instructions that touch the accumulator without engaging the multiplier array: RST_ACC, ADD_BIAS, and the byte-readout path itself.</w:t>
+        <w:t xml:space="preserve">Establish observability of the 64-bit accumulator via READ_ACC_BYTE and validate the three instructions that </w:t>
+      </w:r>
+      <w:r>
+        <w:rPr>
+          <w:rFonts w:asciiTheme="majorBidi" w:hAnsiTheme="majorBidi" w:cstheme="majorBidi"/>
+          <w:color w:val="000000" w:themeColor="text1"/>
+          <w:sz w:val="24"/>
+          <w:szCs w:val="24"/>
+        </w:rPr>
+        <w:t>involve</w:t>
+      </w:r>
+      <w:r>
+        <w:rPr>
+          <w:rFonts w:asciiTheme="majorBidi" w:hAnsiTheme="majorBidi" w:cstheme="majorBidi"/>
+          <w:color w:val="000000" w:themeColor="text1"/>
+          <w:sz w:val="24"/>
+          <w:szCs w:val="24"/>
+        </w:rPr>
+        <w:t xml:space="preserve"> the accumulator without engaging the multiplier array: RST_ACC, ADD_BIAS, and the byte-readout path itself.</w:t>
       </w:r>
     </w:p>
     <w:p>
@@ -4752,7 +5182,7 @@
           <w:sz w:val="24"/>
           <w:szCs w:val="24"/>
         </w:rPr>
-        <w:t>G4.2 ADD_BIAS Single-Shot</w:t>
+        <w:t>G4.2 ADD_BIAS</w:t>
       </w:r>
     </w:p>
     <w:p>
@@ -4777,6 +5207,73 @@
         <w:t xml:space="preserve">Drive ADD_BIAS with a representative set of </w:t>
       </w:r>
       <w:proofErr w:type="spellStart"/>
+      <w:proofErr w:type="gramStart"/>
+      <w:r>
+        <w:rPr>
+          <w:rFonts w:asciiTheme="majorBidi" w:hAnsiTheme="majorBidi" w:cstheme="majorBidi"/>
+          <w:color w:val="000000" w:themeColor="text1"/>
+          <w:sz w:val="24"/>
+          <w:szCs w:val="24"/>
+        </w:rPr>
+        <w:t>operand</w:t>
+      </w:r>
+      <w:proofErr w:type="gramEnd"/>
+      <w:r>
+        <w:rPr>
+          <w:rFonts w:asciiTheme="majorBidi" w:hAnsiTheme="majorBidi" w:cstheme="majorBidi"/>
+          <w:color w:val="000000" w:themeColor="text1"/>
+          <w:sz w:val="24"/>
+          <w:szCs w:val="24"/>
+        </w:rPr>
+        <w:t>_B</w:t>
+      </w:r>
+      <w:proofErr w:type="spellEnd"/>
+      <w:r>
+        <w:rPr>
+          <w:rFonts w:asciiTheme="majorBidi" w:hAnsiTheme="majorBidi" w:cstheme="majorBidi"/>
+          <w:color w:val="000000" w:themeColor="text1"/>
+          <w:sz w:val="24"/>
+          <w:szCs w:val="24"/>
+        </w:rPr>
+        <w:t xml:space="preserve"> values: 32'h0000_0001 (smallest positive), 32'hFFFF</w:t>
+      </w:r>
+      <w:r>
+        <w:rPr>
+          <w:rFonts w:asciiTheme="majorBidi" w:hAnsiTheme="majorBidi" w:cstheme="majorBidi"/>
+          <w:color w:val="000000" w:themeColor="text1"/>
+          <w:sz w:val="24"/>
+          <w:szCs w:val="24"/>
+        </w:rPr>
+        <w:t>_</w:t>
+      </w:r>
+      <w:r>
+        <w:rPr>
+          <w:rFonts w:asciiTheme="majorBidi" w:hAnsiTheme="majorBidi" w:cstheme="majorBidi"/>
+          <w:color w:val="000000" w:themeColor="text1"/>
+          <w:sz w:val="24"/>
+          <w:szCs w:val="24"/>
+        </w:rPr>
+        <w:t>FFFF (-1), 32'h7FFF_FFFF (largest positive int32), 32'h8000_0000 (</w:t>
+      </w:r>
+      <w:r>
+        <w:rPr>
+          <w:rFonts w:asciiTheme="majorBidi" w:hAnsiTheme="majorBidi" w:cstheme="majorBidi"/>
+          <w:color w:val="000000" w:themeColor="text1"/>
+          <w:sz w:val="24"/>
+          <w:szCs w:val="24"/>
+        </w:rPr>
+        <w:t>smallest</w:t>
+      </w:r>
+      <w:r>
+        <w:rPr>
+          <w:rFonts w:asciiTheme="majorBidi" w:hAnsiTheme="majorBidi" w:cstheme="majorBidi"/>
+          <w:color w:val="000000" w:themeColor="text1"/>
+          <w:sz w:val="24"/>
+          <w:szCs w:val="24"/>
+        </w:rPr>
+        <w:t xml:space="preserve"> negative int32), and one mid-range positive value. After each, read all eight accumulator bytes and reconstruct the 64-bit value. Compare against the reference model, which sign-extends </w:t>
+      </w:r>
+      <w:proofErr w:type="spellStart"/>
       <w:r>
         <w:rPr>
           <w:rFonts w:asciiTheme="majorBidi" w:hAnsiTheme="majorBidi" w:cstheme="majorBidi"/>
@@ -4794,28 +5291,21 @@
           <w:sz w:val="24"/>
           <w:szCs w:val="24"/>
         </w:rPr>
-        <w:t xml:space="preserve"> values: 32'h0000_0001 (smallest positive), 32'hFFFF_FFFF (-1), 32'h7FFF_FFFF (largest positive int32), 32'h8000_0000 (most negative int32), and one mid-range positive value. After each, read all eight accumulator bytes and reconstruct the 64-bit value. Compare against the reference model, which sign-extends </w:t>
-      </w:r>
-      <w:proofErr w:type="spellStart"/>
-      <w:r>
-        <w:rPr>
-          <w:rFonts w:asciiTheme="majorBidi" w:hAnsiTheme="majorBidi" w:cstheme="majorBidi"/>
-          <w:color w:val="000000" w:themeColor="text1"/>
-          <w:sz w:val="24"/>
-          <w:szCs w:val="24"/>
-        </w:rPr>
-        <w:t>operand_B</w:t>
-      </w:r>
-      <w:proofErr w:type="spellEnd"/>
-      <w:r>
-        <w:rPr>
-          <w:rFonts w:asciiTheme="majorBidi" w:hAnsiTheme="majorBidi" w:cstheme="majorBidi"/>
-          <w:color w:val="000000" w:themeColor="text1"/>
-          <w:sz w:val="24"/>
-          <w:szCs w:val="24"/>
-        </w:rPr>
         <w:t xml:space="preserve"> to 64 bits.</w:t>
       </w:r>
+    </w:p>
+    <w:p>
+      <w:pPr>
+        <w:bidi w:val="0"/>
+        <w:spacing w:after="100" w:line="360" w:lineRule="auto"/>
+        <w:jc w:val="both"/>
+        <w:rPr>
+          <w:rFonts w:asciiTheme="majorBidi" w:hAnsiTheme="majorBidi" w:cstheme="majorBidi"/>
+          <w:color w:val="000000" w:themeColor="text1"/>
+          <w:sz w:val="24"/>
+          <w:szCs w:val="24"/>
+        </w:rPr>
+      </w:pPr>
     </w:p>
     <w:p>
       <w:pPr>
@@ -4836,6 +5326,7 @@
           <w:sz w:val="24"/>
           <w:szCs w:val="24"/>
         </w:rPr>
+        <w:lastRenderedPageBreak/>
         <w:t>G4.</w:t>
       </w:r>
       <w:r>
@@ -4876,27 +5367,34 @@
           <w:sz w:val="24"/>
           <w:szCs w:val="24"/>
         </w:rPr>
-        <w:t xml:space="preserve">After an ADD_BIAS that loads a distinct value into each of the eight bytes of the accumulator (e.g., </w:t>
-      </w:r>
-      <w:proofErr w:type="spellStart"/>
-      <w:r>
-        <w:rPr>
-          <w:rFonts w:asciiTheme="majorBidi" w:hAnsiTheme="majorBidi" w:cstheme="majorBidi"/>
-          <w:color w:val="000000" w:themeColor="text1"/>
-          <w:sz w:val="24"/>
-          <w:szCs w:val="24"/>
-        </w:rPr>
-        <w:t>operand_B</w:t>
-      </w:r>
-      <w:proofErr w:type="spellEnd"/>
-      <w:r>
-        <w:rPr>
-          <w:rFonts w:asciiTheme="majorBidi" w:hAnsiTheme="majorBidi" w:cstheme="majorBidi"/>
-          <w:color w:val="000000" w:themeColor="text1"/>
-          <w:sz w:val="24"/>
-          <w:szCs w:val="24"/>
-        </w:rPr>
-        <w:t xml:space="preserve"> sign-extended from a pattern like 64'h0807_0605_0403_0201), read each byte via the corresponding </w:t>
+        <w:t>Load a pre-determined 64-bit value using the computational pipeline.</w:t>
+      </w:r>
+      <w:r>
+        <w:rPr>
+          <w:rFonts w:asciiTheme="majorBidi" w:hAnsiTheme="majorBidi" w:cstheme="majorBidi"/>
+          <w:color w:val="000000" w:themeColor="text1"/>
+          <w:sz w:val="24"/>
+          <w:szCs w:val="24"/>
+        </w:rPr>
+        <w:t xml:space="preserve"> </w:t>
+      </w:r>
+      <w:r>
+        <w:rPr>
+          <w:rFonts w:asciiTheme="majorBidi" w:hAnsiTheme="majorBidi" w:cstheme="majorBidi"/>
+          <w:color w:val="000000" w:themeColor="text1"/>
+          <w:sz w:val="24"/>
+          <w:szCs w:val="24"/>
+        </w:rPr>
+        <w:t>R</w:t>
+      </w:r>
+      <w:r>
+        <w:rPr>
+          <w:rFonts w:asciiTheme="majorBidi" w:hAnsiTheme="majorBidi" w:cstheme="majorBidi"/>
+          <w:color w:val="000000" w:themeColor="text1"/>
+          <w:sz w:val="24"/>
+          <w:szCs w:val="24"/>
+        </w:rPr>
+        <w:t xml:space="preserve">ead each byte via the corresponding </w:t>
       </w:r>
       <w:proofErr w:type="spellStart"/>
       <w:r>
@@ -5027,7 +5525,25 @@
           <w:sz w:val="24"/>
           <w:szCs w:val="24"/>
         </w:rPr>
-        <w:t xml:space="preserve">Confirm correct MAC behavior in both precision modes via the accumulator readout path. Sanity-level only — exhaustive coverage of the multiplier array is closed by the </w:t>
+        <w:t xml:space="preserve">Confirm correct MAC behavior in both precision modes via the accumulator readout path. Sanity-level only — exhaustive </w:t>
+      </w:r>
+      <w:r>
+        <w:rPr>
+          <w:rFonts w:asciiTheme="majorBidi" w:hAnsiTheme="majorBidi" w:cstheme="majorBidi"/>
+          <w:color w:val="000000" w:themeColor="text1"/>
+          <w:sz w:val="24"/>
+          <w:szCs w:val="24"/>
+        </w:rPr>
+        <w:t>verification</w:t>
+      </w:r>
+      <w:r>
+        <w:rPr>
+          <w:rFonts w:asciiTheme="majorBidi" w:hAnsiTheme="majorBidi" w:cstheme="majorBidi"/>
+          <w:color w:val="000000" w:themeColor="text1"/>
+          <w:sz w:val="24"/>
+          <w:szCs w:val="24"/>
+        </w:rPr>
+        <w:t xml:space="preserve"> of the multiplier array is closed by the </w:t>
       </w:r>
       <w:proofErr w:type="spellStart"/>
       <w:r>
@@ -5067,27 +5583,7 @@
           <w:sz w:val="24"/>
           <w:szCs w:val="24"/>
         </w:rPr>
-        <w:t xml:space="preserve"> unit </w:t>
-      </w:r>
-      <w:proofErr w:type="gramStart"/>
-      <w:r>
-        <w:rPr>
-          <w:rFonts w:asciiTheme="majorBidi" w:hAnsiTheme="majorBidi" w:cstheme="majorBidi"/>
-          <w:color w:val="000000" w:themeColor="text1"/>
-          <w:sz w:val="24"/>
-          <w:szCs w:val="24"/>
-        </w:rPr>
-        <w:t>testbenches</w:t>
-      </w:r>
-      <w:proofErr w:type="gramEnd"/>
-      <w:r>
-        <w:rPr>
-          <w:rFonts w:asciiTheme="majorBidi" w:hAnsiTheme="majorBidi" w:cstheme="majorBidi"/>
-          <w:color w:val="000000" w:themeColor="text1"/>
-          <w:sz w:val="24"/>
-          <w:szCs w:val="24"/>
-        </w:rPr>
-        <w:t>.</w:t>
+        <w:t xml:space="preserve"> unit testbenches.</w:t>
       </w:r>
     </w:p>
     <w:p>
@@ -5263,7 +5759,6 @@
           <w:sz w:val="24"/>
           <w:szCs w:val="24"/>
         </w:rPr>
-        <w:lastRenderedPageBreak/>
         <w:t>MAC with all four lanes maximally positive (</w:t>
       </w:r>
       <w:proofErr w:type="spellStart"/>
@@ -5304,7 +5799,36 @@
           <w:sz w:val="24"/>
           <w:szCs w:val="24"/>
         </w:rPr>
-        <w:t xml:space="preserve"> = 32'h7F7F_7F7F). Expected: 4 × 127² = 64,516.</w:t>
+        <w:t xml:space="preserve"> = 32'h7F7F_7F7F). Expected: </w:t>
+      </w:r>
+      <w:proofErr w:type="gramStart"/>
+      <w:r>
+        <w:rPr>
+          <w:rFonts w:asciiTheme="majorBidi" w:hAnsiTheme="majorBidi" w:cstheme="majorBidi"/>
+          <w:color w:val="000000" w:themeColor="text1"/>
+          <w:sz w:val="24"/>
+          <w:szCs w:val="24"/>
+        </w:rPr>
+        <w:t>accumulator[</w:t>
+      </w:r>
+      <w:proofErr w:type="gramEnd"/>
+      <w:r>
+        <w:rPr>
+          <w:rFonts w:asciiTheme="majorBidi" w:hAnsiTheme="majorBidi" w:cstheme="majorBidi"/>
+          <w:color w:val="000000" w:themeColor="text1"/>
+          <w:sz w:val="24"/>
+          <w:szCs w:val="24"/>
+        </w:rPr>
+        <w:t xml:space="preserve">31:0] = </w:t>
+      </w:r>
+      <w:r>
+        <w:rPr>
+          <w:rFonts w:asciiTheme="majorBidi" w:hAnsiTheme="majorBidi" w:cstheme="majorBidi"/>
+          <w:color w:val="000000" w:themeColor="text1"/>
+          <w:sz w:val="24"/>
+          <w:szCs w:val="24"/>
+        </w:rPr>
+        <w:t>4 × 127² = 64,516.</w:t>
       </w:r>
     </w:p>
     <w:p>
@@ -5370,7 +5894,36 @@
           <w:sz w:val="24"/>
           <w:szCs w:val="24"/>
         </w:rPr>
-        <w:t xml:space="preserve"> = 32'h8080_8080). Expected: 4 × 128² = 65,536.</w:t>
+        <w:t xml:space="preserve"> = 32'h8080_8080). Expected: </w:t>
+      </w:r>
+      <w:proofErr w:type="gramStart"/>
+      <w:r>
+        <w:rPr>
+          <w:rFonts w:asciiTheme="majorBidi" w:hAnsiTheme="majorBidi" w:cstheme="majorBidi"/>
+          <w:color w:val="000000" w:themeColor="text1"/>
+          <w:sz w:val="24"/>
+          <w:szCs w:val="24"/>
+        </w:rPr>
+        <w:t>accumulator[</w:t>
+      </w:r>
+      <w:proofErr w:type="gramEnd"/>
+      <w:r>
+        <w:rPr>
+          <w:rFonts w:asciiTheme="majorBidi" w:hAnsiTheme="majorBidi" w:cstheme="majorBidi"/>
+          <w:color w:val="000000" w:themeColor="text1"/>
+          <w:sz w:val="24"/>
+          <w:szCs w:val="24"/>
+        </w:rPr>
+        <w:t xml:space="preserve">31:0] = </w:t>
+      </w:r>
+      <w:r>
+        <w:rPr>
+          <w:rFonts w:asciiTheme="majorBidi" w:hAnsiTheme="majorBidi" w:cstheme="majorBidi"/>
+          <w:color w:val="000000" w:themeColor="text1"/>
+          <w:sz w:val="24"/>
+          <w:szCs w:val="24"/>
+        </w:rPr>
+        <w:t>4 × 128² = 65,536.</w:t>
       </w:r>
     </w:p>
     <w:p>
@@ -5436,7 +5989,36 @@
           <w:sz w:val="24"/>
           <w:szCs w:val="24"/>
         </w:rPr>
-        <w:t xml:space="preserve"> = 32'h80807F7F). Expected: reference-computed sum of four signed 16-bit products.</w:t>
+        <w:t xml:space="preserve"> = 32'h80807F7F). Expected: </w:t>
+      </w:r>
+      <w:proofErr w:type="gramStart"/>
+      <w:r>
+        <w:rPr>
+          <w:rFonts w:asciiTheme="majorBidi" w:hAnsiTheme="majorBidi" w:cstheme="majorBidi"/>
+          <w:color w:val="000000" w:themeColor="text1"/>
+          <w:sz w:val="24"/>
+          <w:szCs w:val="24"/>
+        </w:rPr>
+        <w:t>accumulator[</w:t>
+      </w:r>
+      <w:proofErr w:type="gramEnd"/>
+      <w:r>
+        <w:rPr>
+          <w:rFonts w:asciiTheme="majorBidi" w:hAnsiTheme="majorBidi" w:cstheme="majorBidi"/>
+          <w:color w:val="000000" w:themeColor="text1"/>
+          <w:sz w:val="24"/>
+          <w:szCs w:val="24"/>
+        </w:rPr>
+        <w:t xml:space="preserve">31:0] = </w:t>
+      </w:r>
+      <w:r>
+        <w:rPr>
+          <w:rFonts w:asciiTheme="majorBidi" w:hAnsiTheme="majorBidi" w:cstheme="majorBidi"/>
+          <w:color w:val="000000" w:themeColor="text1"/>
+          <w:sz w:val="24"/>
+          <w:szCs w:val="24"/>
+        </w:rPr>
+        <w:t>reference-computed sum of four signed 16-bit products.</w:t>
       </w:r>
     </w:p>
     <w:p>
@@ -5502,8 +6084,137 @@
           <w:sz w:val="24"/>
           <w:szCs w:val="24"/>
         </w:rPr>
-        <w:t xml:space="preserve"> = 32'h0101_0101). Expected: accumulator = 32, confirming accumulation with no premature reset.</w:t>
-      </w:r>
+        <w:t xml:space="preserve"> = 32'h0101_0101). Expected: </w:t>
+      </w:r>
+      <w:proofErr w:type="gramStart"/>
+      <w:r>
+        <w:rPr>
+          <w:rFonts w:asciiTheme="majorBidi" w:hAnsiTheme="majorBidi" w:cstheme="majorBidi"/>
+          <w:color w:val="000000" w:themeColor="text1"/>
+          <w:sz w:val="24"/>
+          <w:szCs w:val="24"/>
+        </w:rPr>
+        <w:t>accumulator</w:t>
+      </w:r>
+      <w:r>
+        <w:rPr>
+          <w:rFonts w:asciiTheme="majorBidi" w:hAnsiTheme="majorBidi" w:cstheme="majorBidi"/>
+          <w:color w:val="000000" w:themeColor="text1"/>
+          <w:sz w:val="24"/>
+          <w:szCs w:val="24"/>
+        </w:rPr>
+        <w:t>[</w:t>
+      </w:r>
+      <w:proofErr w:type="gramEnd"/>
+      <w:r>
+        <w:rPr>
+          <w:rFonts w:asciiTheme="majorBidi" w:hAnsiTheme="majorBidi" w:cstheme="majorBidi"/>
+          <w:color w:val="000000" w:themeColor="text1"/>
+          <w:sz w:val="24"/>
+          <w:szCs w:val="24"/>
+        </w:rPr>
+        <w:t>31:0]</w:t>
+      </w:r>
+      <w:r>
+        <w:rPr>
+          <w:rFonts w:asciiTheme="majorBidi" w:hAnsiTheme="majorBidi" w:cstheme="majorBidi"/>
+          <w:color w:val="000000" w:themeColor="text1"/>
+          <w:sz w:val="24"/>
+          <w:szCs w:val="24"/>
+        </w:rPr>
+        <w:t xml:space="preserve"> = 32.</w:t>
+      </w:r>
+    </w:p>
+    <w:p>
+      <w:pPr>
+        <w:bidi w:val="0"/>
+        <w:spacing w:after="60" w:line="360" w:lineRule="auto"/>
+        <w:jc w:val="both"/>
+        <w:rPr>
+          <w:rFonts w:asciiTheme="majorBidi" w:hAnsiTheme="majorBidi" w:cstheme="majorBidi"/>
+          <w:color w:val="000000" w:themeColor="text1"/>
+          <w:sz w:val="24"/>
+          <w:szCs w:val="24"/>
+        </w:rPr>
+      </w:pPr>
+    </w:p>
+    <w:p>
+      <w:pPr>
+        <w:bidi w:val="0"/>
+        <w:spacing w:after="60" w:line="360" w:lineRule="auto"/>
+        <w:jc w:val="both"/>
+        <w:rPr>
+          <w:rFonts w:asciiTheme="majorBidi" w:hAnsiTheme="majorBidi" w:cstheme="majorBidi"/>
+          <w:color w:val="000000" w:themeColor="text1"/>
+          <w:sz w:val="24"/>
+          <w:szCs w:val="24"/>
+        </w:rPr>
+      </w:pPr>
+    </w:p>
+    <w:p>
+      <w:pPr>
+        <w:bidi w:val="0"/>
+        <w:spacing w:after="60" w:line="360" w:lineRule="auto"/>
+        <w:jc w:val="both"/>
+        <w:rPr>
+          <w:rFonts w:asciiTheme="majorBidi" w:hAnsiTheme="majorBidi" w:cstheme="majorBidi"/>
+          <w:color w:val="000000" w:themeColor="text1"/>
+          <w:sz w:val="24"/>
+          <w:szCs w:val="24"/>
+        </w:rPr>
+      </w:pPr>
+    </w:p>
+    <w:p>
+      <w:pPr>
+        <w:bidi w:val="0"/>
+        <w:spacing w:after="60" w:line="360" w:lineRule="auto"/>
+        <w:jc w:val="both"/>
+        <w:rPr>
+          <w:rFonts w:asciiTheme="majorBidi" w:hAnsiTheme="majorBidi" w:cstheme="majorBidi"/>
+          <w:color w:val="000000" w:themeColor="text1"/>
+          <w:sz w:val="24"/>
+          <w:szCs w:val="24"/>
+        </w:rPr>
+      </w:pPr>
+    </w:p>
+    <w:p>
+      <w:pPr>
+        <w:bidi w:val="0"/>
+        <w:spacing w:after="60" w:line="360" w:lineRule="auto"/>
+        <w:jc w:val="both"/>
+        <w:rPr>
+          <w:rFonts w:asciiTheme="majorBidi" w:hAnsiTheme="majorBidi" w:cstheme="majorBidi"/>
+          <w:color w:val="000000" w:themeColor="text1"/>
+          <w:sz w:val="24"/>
+          <w:szCs w:val="24"/>
+        </w:rPr>
+      </w:pPr>
+    </w:p>
+    <w:p>
+      <w:pPr>
+        <w:bidi w:val="0"/>
+        <w:spacing w:after="60" w:line="360" w:lineRule="auto"/>
+        <w:jc w:val="both"/>
+        <w:rPr>
+          <w:rFonts w:asciiTheme="majorBidi" w:hAnsiTheme="majorBidi" w:cstheme="majorBidi"/>
+          <w:color w:val="000000" w:themeColor="text1"/>
+          <w:sz w:val="24"/>
+          <w:szCs w:val="24"/>
+        </w:rPr>
+      </w:pPr>
+    </w:p>
+    <w:p>
+      <w:pPr>
+        <w:bidi w:val="0"/>
+        <w:spacing w:after="60" w:line="360" w:lineRule="auto"/>
+        <w:jc w:val="both"/>
+        <w:rPr>
+          <w:rFonts w:asciiTheme="majorBidi" w:hAnsiTheme="majorBidi" w:cstheme="majorBidi"/>
+          <w:color w:val="000000" w:themeColor="text1"/>
+          <w:sz w:val="24"/>
+          <w:szCs w:val="24"/>
+        </w:rPr>
+      </w:pPr>
     </w:p>
     <w:p>
       <w:pPr>
@@ -5524,6 +6235,7 @@
           <w:sz w:val="24"/>
           <w:szCs w:val="24"/>
         </w:rPr>
+        <w:lastRenderedPageBreak/>
         <w:t>G5.2 INT4 Directed Vectors</w:t>
       </w:r>
     </w:p>
@@ -5586,27 +6298,7 @@
           <w:sz w:val="24"/>
           <w:szCs w:val="24"/>
         </w:rPr>
-        <w:t xml:space="preserve">3] = 0 (INT4). Each operand byte is </w:t>
-      </w:r>
-      <w:proofErr w:type="gramStart"/>
-      <w:r>
-        <w:rPr>
-          <w:rFonts w:asciiTheme="majorBidi" w:hAnsiTheme="majorBidi" w:cstheme="majorBidi"/>
-          <w:color w:val="000000" w:themeColor="text1"/>
-          <w:sz w:val="24"/>
-          <w:szCs w:val="24"/>
-        </w:rPr>
-        <w:t>two packed</w:t>
-      </w:r>
-      <w:proofErr w:type="gramEnd"/>
-      <w:r>
-        <w:rPr>
-          <w:rFonts w:asciiTheme="majorBidi" w:hAnsiTheme="majorBidi" w:cstheme="majorBidi"/>
-          <w:color w:val="000000" w:themeColor="text1"/>
-          <w:sz w:val="24"/>
-          <w:szCs w:val="24"/>
-        </w:rPr>
-        <w:t xml:space="preserve"> int4 elements. Issue RST_ACC, then run the analogous sequence:</w:t>
+        <w:t>3] = 0 (INT4). Each operand byte is two packed int4 elements. Issue RST_ACC, then run the analogous sequence:</w:t>
       </w:r>
     </w:p>
     <w:p>
@@ -5718,7 +6410,36 @@
           <w:sz w:val="24"/>
           <w:szCs w:val="24"/>
         </w:rPr>
-        <w:t xml:space="preserve"> = 32'h1111_1111). Expected: 8 × 1 = 8.</w:t>
+        <w:t xml:space="preserve"> = 32'h1111_1111). Expected: </w:t>
+      </w:r>
+      <w:proofErr w:type="gramStart"/>
+      <w:r>
+        <w:rPr>
+          <w:rFonts w:asciiTheme="majorBidi" w:hAnsiTheme="majorBidi" w:cstheme="majorBidi"/>
+          <w:color w:val="000000" w:themeColor="text1"/>
+          <w:sz w:val="24"/>
+          <w:szCs w:val="24"/>
+        </w:rPr>
+        <w:t>accumulator[</w:t>
+      </w:r>
+      <w:proofErr w:type="gramEnd"/>
+      <w:r>
+        <w:rPr>
+          <w:rFonts w:asciiTheme="majorBidi" w:hAnsiTheme="majorBidi" w:cstheme="majorBidi"/>
+          <w:color w:val="000000" w:themeColor="text1"/>
+          <w:sz w:val="24"/>
+          <w:szCs w:val="24"/>
+        </w:rPr>
+        <w:t xml:space="preserve">31:0] = </w:t>
+      </w:r>
+      <w:r>
+        <w:rPr>
+          <w:rFonts w:asciiTheme="majorBidi" w:hAnsiTheme="majorBidi" w:cstheme="majorBidi"/>
+          <w:color w:val="000000" w:themeColor="text1"/>
+          <w:sz w:val="24"/>
+          <w:szCs w:val="24"/>
+        </w:rPr>
+        <w:t>8 × 1 = 8.</w:t>
       </w:r>
     </w:p>
     <w:p>
@@ -5784,7 +6505,36 @@
           <w:sz w:val="24"/>
           <w:szCs w:val="24"/>
         </w:rPr>
-        <w:t xml:space="preserve"> = 32'h7777_7777). Expected: 8 × 49 = 392.</w:t>
+        <w:t xml:space="preserve"> = 32'h7777_7777). Expected: </w:t>
+      </w:r>
+      <w:proofErr w:type="gramStart"/>
+      <w:r>
+        <w:rPr>
+          <w:rFonts w:asciiTheme="majorBidi" w:hAnsiTheme="majorBidi" w:cstheme="majorBidi"/>
+          <w:color w:val="000000" w:themeColor="text1"/>
+          <w:sz w:val="24"/>
+          <w:szCs w:val="24"/>
+        </w:rPr>
+        <w:t>accumulator[</w:t>
+      </w:r>
+      <w:proofErr w:type="gramEnd"/>
+      <w:r>
+        <w:rPr>
+          <w:rFonts w:asciiTheme="majorBidi" w:hAnsiTheme="majorBidi" w:cstheme="majorBidi"/>
+          <w:color w:val="000000" w:themeColor="text1"/>
+          <w:sz w:val="24"/>
+          <w:szCs w:val="24"/>
+        </w:rPr>
+        <w:t xml:space="preserve">31:0] = </w:t>
+      </w:r>
+      <w:r>
+        <w:rPr>
+          <w:rFonts w:asciiTheme="majorBidi" w:hAnsiTheme="majorBidi" w:cstheme="majorBidi"/>
+          <w:color w:val="000000" w:themeColor="text1"/>
+          <w:sz w:val="24"/>
+          <w:szCs w:val="24"/>
+        </w:rPr>
+        <w:t>8 × 49 = 392.</w:t>
       </w:r>
     </w:p>
     <w:p>
@@ -5850,7 +6600,36 @@
           <w:sz w:val="24"/>
           <w:szCs w:val="24"/>
         </w:rPr>
-        <w:t xml:space="preserve"> = 32'h8888_8888). Expected: 8 × 64 = 512.</w:t>
+        <w:t xml:space="preserve"> = 32'h8888_8888). Expected: </w:t>
+      </w:r>
+      <w:proofErr w:type="gramStart"/>
+      <w:r>
+        <w:rPr>
+          <w:rFonts w:asciiTheme="majorBidi" w:hAnsiTheme="majorBidi" w:cstheme="majorBidi"/>
+          <w:color w:val="000000" w:themeColor="text1"/>
+          <w:sz w:val="24"/>
+          <w:szCs w:val="24"/>
+        </w:rPr>
+        <w:t>accumulator[</w:t>
+      </w:r>
+      <w:proofErr w:type="gramEnd"/>
+      <w:r>
+        <w:rPr>
+          <w:rFonts w:asciiTheme="majorBidi" w:hAnsiTheme="majorBidi" w:cstheme="majorBidi"/>
+          <w:color w:val="000000" w:themeColor="text1"/>
+          <w:sz w:val="24"/>
+          <w:szCs w:val="24"/>
+        </w:rPr>
+        <w:t xml:space="preserve">31:0] = </w:t>
+      </w:r>
+      <w:r>
+        <w:rPr>
+          <w:rFonts w:asciiTheme="majorBidi" w:hAnsiTheme="majorBidi" w:cstheme="majorBidi"/>
+          <w:color w:val="000000" w:themeColor="text1"/>
+          <w:sz w:val="24"/>
+          <w:szCs w:val="24"/>
+        </w:rPr>
+        <w:t>8 × 64 = 512.</w:t>
       </w:r>
     </w:p>
     <w:p>
@@ -5876,7 +6655,36 @@
           <w:sz w:val="24"/>
           <w:szCs w:val="24"/>
         </w:rPr>
-        <w:t>MAC with mixed-sign INT4 vectors. Expected: reference-computed sum.</w:t>
+        <w:t xml:space="preserve">MAC with mixed-sign INT4 vectors. Expected: </w:t>
+      </w:r>
+      <w:proofErr w:type="gramStart"/>
+      <w:r>
+        <w:rPr>
+          <w:rFonts w:asciiTheme="majorBidi" w:hAnsiTheme="majorBidi" w:cstheme="majorBidi"/>
+          <w:color w:val="000000" w:themeColor="text1"/>
+          <w:sz w:val="24"/>
+          <w:szCs w:val="24"/>
+        </w:rPr>
+        <w:t>accumulator[</w:t>
+      </w:r>
+      <w:proofErr w:type="gramEnd"/>
+      <w:r>
+        <w:rPr>
+          <w:rFonts w:asciiTheme="majorBidi" w:hAnsiTheme="majorBidi" w:cstheme="majorBidi"/>
+          <w:color w:val="000000" w:themeColor="text1"/>
+          <w:sz w:val="24"/>
+          <w:szCs w:val="24"/>
+        </w:rPr>
+        <w:t xml:space="preserve">31:0] = </w:t>
+      </w:r>
+      <w:r>
+        <w:rPr>
+          <w:rFonts w:asciiTheme="majorBidi" w:hAnsiTheme="majorBidi" w:cstheme="majorBidi"/>
+          <w:color w:val="000000" w:themeColor="text1"/>
+          <w:sz w:val="24"/>
+          <w:szCs w:val="24"/>
+        </w:rPr>
+        <w:t>reference-computed sum.</w:t>
       </w:r>
     </w:p>
     <w:p>
@@ -5898,7 +6706,7 @@
           <w:sz w:val="24"/>
           <w:szCs w:val="24"/>
         </w:rPr>
-        <w:t>G5.3 Mode-Switch Smoke</w:t>
+        <w:t>G5.3 Mode-Switch</w:t>
       </w:r>
     </w:p>
     <w:p>
@@ -6031,17 +6839,25 @@
           <w:sz w:val="24"/>
           <w:szCs w:val="24"/>
         </w:rPr>
-        <w:t xml:space="preserve"> behavior, shift-amount register loading, instruction rejection during SCALE execution, and final-cycle accumulator overwrite. </w:t>
-      </w:r>
-      <w:r>
-        <w:rPr>
-          <w:rFonts w:asciiTheme="majorBidi" w:hAnsiTheme="majorBidi" w:cstheme="majorBidi"/>
-          <w:color w:val="000000" w:themeColor="text1"/>
-          <w:sz w:val="24"/>
-          <w:szCs w:val="24"/>
-        </w:rPr>
-        <w:lastRenderedPageBreak/>
-        <w:t>The SCALE instruction is the only place in the PE where the external protocol diverges from single-cycle behavior; the bulk of this group targets that divergence.</w:t>
+        <w:t xml:space="preserve"> behavior, shift-amount register loading, instruction rejection during SCALE execution, and final-cycle accumulator overwrite. The SCALE instruction is the only place in the PE where the external protocol diverges from single-cycle behavior; this group </w:t>
+      </w:r>
+      <w:r>
+        <w:rPr>
+          <w:rFonts w:asciiTheme="majorBidi" w:hAnsiTheme="majorBidi" w:cstheme="majorBidi"/>
+          <w:color w:val="000000" w:themeColor="text1"/>
+          <w:sz w:val="24"/>
+          <w:szCs w:val="24"/>
+        </w:rPr>
+        <w:t>tests</w:t>
+      </w:r>
+      <w:r>
+        <w:rPr>
+          <w:rFonts w:asciiTheme="majorBidi" w:hAnsiTheme="majorBidi" w:cstheme="majorBidi"/>
+          <w:color w:val="000000" w:themeColor="text1"/>
+          <w:sz w:val="24"/>
+          <w:szCs w:val="24"/>
+        </w:rPr>
+        <w:t xml:space="preserve"> that divergence.</w:t>
       </w:r>
     </w:p>
     <w:p>
@@ -6265,7 +7081,17 @@
           <w:sz w:val="24"/>
           <w:szCs w:val="24"/>
         </w:rPr>
-        <w:t xml:space="preserve"> on cycles T+2, T+3, and T+4 and verify it remains 0. Sample on cycle T+5 and verify it has returned to 1. This profile confirms the FSM transitions IDLE → SC1 → SC2 → SC3 → IDLE and that </w:t>
+        <w:t xml:space="preserve"> on cycles T+2, T+3, and T+4 and verify it remains 0. Sample on cycle T+5 and verify it has returned to 1. This profile </w:t>
+      </w:r>
+      <w:r>
+        <w:rPr>
+          <w:rFonts w:asciiTheme="majorBidi" w:hAnsiTheme="majorBidi" w:cstheme="majorBidi"/>
+          <w:color w:val="000000" w:themeColor="text1"/>
+          <w:sz w:val="24"/>
+          <w:szCs w:val="24"/>
+        </w:rPr>
+        <w:lastRenderedPageBreak/>
+        <w:t xml:space="preserve">confirms the FSM transitions IDLE → SC1 → SC2 → SC3 → IDLE and that </w:t>
       </w:r>
       <w:proofErr w:type="spellStart"/>
       <w:r>
@@ -6575,7 +7401,54 @@
           <w:sz w:val="24"/>
           <w:szCs w:val="24"/>
         </w:rPr>
-        <w:t xml:space="preserve">Identity scale: accumulator preset to 32'h0000_0001 (lower 32 bits), </w:t>
+        <w:t xml:space="preserve">Identity scale: </w:t>
+      </w:r>
+      <w:proofErr w:type="gramStart"/>
+      <w:r>
+        <w:rPr>
+          <w:rFonts w:asciiTheme="majorBidi" w:hAnsiTheme="majorBidi" w:cstheme="majorBidi"/>
+          <w:color w:val="000000" w:themeColor="text1"/>
+          <w:sz w:val="24"/>
+          <w:szCs w:val="24"/>
+        </w:rPr>
+        <w:t>accumulator</w:t>
+      </w:r>
+      <w:r>
+        <w:rPr>
+          <w:rFonts w:asciiTheme="majorBidi" w:hAnsiTheme="majorBidi" w:cstheme="majorBidi"/>
+          <w:color w:val="000000" w:themeColor="text1"/>
+          <w:sz w:val="24"/>
+          <w:szCs w:val="24"/>
+        </w:rPr>
+        <w:t>[</w:t>
+      </w:r>
+      <w:proofErr w:type="gramEnd"/>
+      <w:r>
+        <w:rPr>
+          <w:rFonts w:asciiTheme="majorBidi" w:hAnsiTheme="majorBidi" w:cstheme="majorBidi"/>
+          <w:color w:val="000000" w:themeColor="text1"/>
+          <w:sz w:val="24"/>
+          <w:szCs w:val="24"/>
+        </w:rPr>
+        <w:t>31:0]</w:t>
+      </w:r>
+      <w:r>
+        <w:rPr>
+          <w:rFonts w:asciiTheme="majorBidi" w:hAnsiTheme="majorBidi" w:cstheme="majorBidi"/>
+          <w:color w:val="000000" w:themeColor="text1"/>
+          <w:sz w:val="24"/>
+          <w:szCs w:val="24"/>
+        </w:rPr>
+        <w:t xml:space="preserve"> preset to </w:t>
+      </w:r>
+      <w:r>
+        <w:rPr>
+          <w:rFonts w:asciiTheme="majorBidi" w:hAnsiTheme="majorBidi" w:cstheme="majorBidi"/>
+          <w:color w:val="000000" w:themeColor="text1"/>
+          <w:sz w:val="24"/>
+          <w:szCs w:val="24"/>
+        </w:rPr>
+        <w:t xml:space="preserve">1, </w:t>
       </w:r>
       <w:proofErr w:type="spellStart"/>
       <w:r>
@@ -6595,7 +7468,79 @@
           <w:sz w:val="24"/>
           <w:szCs w:val="24"/>
         </w:rPr>
-        <w:t xml:space="preserve"> = 0, scale = 32'h0000_0001. Expected accumulator = 64'h0000_0000_0000_0001.</w:t>
+        <w:t xml:space="preserve"> = </w:t>
+      </w:r>
+      <w:r>
+        <w:rPr>
+          <w:rFonts w:asciiTheme="majorBidi" w:hAnsiTheme="majorBidi" w:cstheme="majorBidi"/>
+          <w:color w:val="000000" w:themeColor="text1"/>
+          <w:sz w:val="24"/>
+          <w:szCs w:val="24"/>
+        </w:rPr>
+        <w:t>0</w:t>
+      </w:r>
+      <w:r>
+        <w:rPr>
+          <w:rFonts w:asciiTheme="majorBidi" w:hAnsiTheme="majorBidi" w:cstheme="majorBidi"/>
+          <w:color w:val="000000" w:themeColor="text1"/>
+          <w:sz w:val="24"/>
+          <w:szCs w:val="24"/>
+        </w:rPr>
+        <w:t xml:space="preserve">, scale = </w:t>
+      </w:r>
+      <w:r>
+        <w:rPr>
+          <w:rFonts w:asciiTheme="majorBidi" w:hAnsiTheme="majorBidi" w:cstheme="majorBidi"/>
+          <w:color w:val="000000" w:themeColor="text1"/>
+          <w:sz w:val="24"/>
+          <w:szCs w:val="24"/>
+        </w:rPr>
+        <w:t>1</w:t>
+      </w:r>
+      <w:r>
+        <w:rPr>
+          <w:rFonts w:asciiTheme="majorBidi" w:hAnsiTheme="majorBidi" w:cstheme="majorBidi"/>
+          <w:color w:val="000000" w:themeColor="text1"/>
+          <w:sz w:val="24"/>
+          <w:szCs w:val="24"/>
+        </w:rPr>
+        <w:t>. Expected</w:t>
+      </w:r>
+      <w:r>
+        <w:rPr>
+          <w:rFonts w:asciiTheme="majorBidi" w:hAnsiTheme="majorBidi" w:cstheme="majorBidi"/>
+          <w:color w:val="000000" w:themeColor="text1"/>
+          <w:sz w:val="24"/>
+          <w:szCs w:val="24"/>
+        </w:rPr>
+        <w:t>:</w:t>
+      </w:r>
+      <w:r>
+        <w:rPr>
+          <w:rFonts w:asciiTheme="majorBidi" w:hAnsiTheme="majorBidi" w:cstheme="majorBidi"/>
+          <w:color w:val="000000" w:themeColor="text1"/>
+          <w:sz w:val="24"/>
+          <w:szCs w:val="24"/>
+        </w:rPr>
+        <w:t xml:space="preserve"> accumulator = </w:t>
+      </w:r>
+      <w:r>
+        <w:rPr>
+          <w:rFonts w:asciiTheme="majorBidi" w:hAnsiTheme="majorBidi" w:cstheme="majorBidi"/>
+          <w:color w:val="000000" w:themeColor="text1"/>
+          <w:sz w:val="24"/>
+          <w:szCs w:val="24"/>
+        </w:rPr>
+        <w:t>1</w:t>
+      </w:r>
+      <w:r>
+        <w:rPr>
+          <w:rFonts w:asciiTheme="majorBidi" w:hAnsiTheme="majorBidi" w:cstheme="majorBidi"/>
+          <w:color w:val="000000" w:themeColor="text1"/>
+          <w:sz w:val="24"/>
+          <w:szCs w:val="24"/>
+        </w:rPr>
+        <w:t>.</w:t>
       </w:r>
     </w:p>
     <w:p>
@@ -6621,7 +7566,162 @@
           <w:sz w:val="24"/>
           <w:szCs w:val="24"/>
         </w:rPr>
-        <w:t>Pure-positive scale: accumulator lower 32 = 32'h0000_1000, scale = 32'h0000_1000. Expected = 32'h0000_1000 × 32'h0000_1000 = 64'h0000_0000_0100_0000.</w:t>
+        <w:t xml:space="preserve">Pure-positive scale: </w:t>
+      </w:r>
+      <w:proofErr w:type="gramStart"/>
+      <w:r>
+        <w:rPr>
+          <w:rFonts w:asciiTheme="majorBidi" w:hAnsiTheme="majorBidi" w:cstheme="majorBidi"/>
+          <w:color w:val="000000" w:themeColor="text1"/>
+          <w:sz w:val="24"/>
+          <w:szCs w:val="24"/>
+        </w:rPr>
+        <w:t>accumulator</w:t>
+      </w:r>
+      <w:r>
+        <w:rPr>
+          <w:rFonts w:asciiTheme="majorBidi" w:hAnsiTheme="majorBidi" w:cstheme="majorBidi"/>
+          <w:color w:val="000000" w:themeColor="text1"/>
+          <w:sz w:val="24"/>
+          <w:szCs w:val="24"/>
+        </w:rPr>
+        <w:t>[</w:t>
+      </w:r>
+      <w:proofErr w:type="gramEnd"/>
+      <w:r>
+        <w:rPr>
+          <w:rFonts w:asciiTheme="majorBidi" w:hAnsiTheme="majorBidi" w:cstheme="majorBidi"/>
+          <w:color w:val="000000" w:themeColor="text1"/>
+          <w:sz w:val="24"/>
+          <w:szCs w:val="24"/>
+        </w:rPr>
+        <w:t xml:space="preserve">31:0] </w:t>
+      </w:r>
+      <w:r>
+        <w:rPr>
+          <w:rFonts w:asciiTheme="majorBidi" w:hAnsiTheme="majorBidi" w:cstheme="majorBidi"/>
+          <w:color w:val="000000" w:themeColor="text1"/>
+          <w:sz w:val="24"/>
+          <w:szCs w:val="24"/>
+        </w:rPr>
+        <w:t xml:space="preserve">= </w:t>
+      </w:r>
+      <w:r>
+        <w:rPr>
+          <w:rFonts w:asciiTheme="majorBidi" w:hAnsiTheme="majorBidi" w:cstheme="majorBidi"/>
+          <w:color w:val="000000" w:themeColor="text1"/>
+          <w:sz w:val="24"/>
+          <w:szCs w:val="24"/>
+        </w:rPr>
+        <w:t>4096</w:t>
+      </w:r>
+      <w:r>
+        <w:rPr>
+          <w:rFonts w:asciiTheme="majorBidi" w:hAnsiTheme="majorBidi" w:cstheme="majorBidi"/>
+          <w:color w:val="000000" w:themeColor="text1"/>
+          <w:sz w:val="24"/>
+          <w:szCs w:val="24"/>
+        </w:rPr>
+        <w:t xml:space="preserve">, scale = </w:t>
+      </w:r>
+      <w:r>
+        <w:rPr>
+          <w:rFonts w:asciiTheme="majorBidi" w:hAnsiTheme="majorBidi" w:cstheme="majorBidi"/>
+          <w:color w:val="000000" w:themeColor="text1"/>
+          <w:sz w:val="24"/>
+          <w:szCs w:val="24"/>
+        </w:rPr>
+        <w:t>4096</w:t>
+      </w:r>
+      <w:r>
+        <w:rPr>
+          <w:rFonts w:asciiTheme="majorBidi" w:hAnsiTheme="majorBidi" w:cstheme="majorBidi"/>
+          <w:color w:val="000000" w:themeColor="text1"/>
+          <w:sz w:val="24"/>
+          <w:szCs w:val="24"/>
+        </w:rPr>
+        <w:t>. Expected</w:t>
+      </w:r>
+      <w:r>
+        <w:rPr>
+          <w:rFonts w:asciiTheme="majorBidi" w:hAnsiTheme="majorBidi" w:cstheme="majorBidi"/>
+          <w:color w:val="000000" w:themeColor="text1"/>
+          <w:sz w:val="24"/>
+          <w:szCs w:val="24"/>
+        </w:rPr>
+        <w:t>: accumulator =</w:t>
+      </w:r>
+      <w:r>
+        <w:rPr>
+          <w:rFonts w:asciiTheme="majorBidi" w:hAnsiTheme="majorBidi" w:cstheme="majorBidi"/>
+          <w:color w:val="000000" w:themeColor="text1"/>
+          <w:sz w:val="24"/>
+          <w:szCs w:val="24"/>
+        </w:rPr>
+        <w:t xml:space="preserve"> </w:t>
+      </w:r>
+      <w:r>
+        <w:rPr>
+          <w:rFonts w:asciiTheme="majorBidi" w:hAnsiTheme="majorBidi" w:cstheme="majorBidi"/>
+          <w:color w:val="000000" w:themeColor="text1"/>
+          <w:sz w:val="24"/>
+          <w:szCs w:val="24"/>
+        </w:rPr>
+        <w:t>4096</w:t>
+      </w:r>
+      <w:r>
+        <w:rPr>
+          <w:rFonts w:asciiTheme="majorBidi" w:hAnsiTheme="majorBidi" w:cstheme="majorBidi"/>
+          <w:color w:val="000000" w:themeColor="text1"/>
+          <w:sz w:val="24"/>
+          <w:szCs w:val="24"/>
+        </w:rPr>
+        <w:t xml:space="preserve"> </w:t>
+      </w:r>
+      <w:r>
+        <w:rPr>
+          <w:rFonts w:asciiTheme="majorBidi" w:hAnsiTheme="majorBidi" w:cstheme="majorBidi"/>
+          <w:color w:val="000000" w:themeColor="text1"/>
+          <w:sz w:val="24"/>
+          <w:szCs w:val="24"/>
+        </w:rPr>
+        <w:t>×</w:t>
+      </w:r>
+      <w:r>
+        <w:rPr>
+          <w:rFonts w:asciiTheme="majorBidi" w:hAnsiTheme="majorBidi" w:cstheme="majorBidi"/>
+          <w:color w:val="000000" w:themeColor="text1"/>
+          <w:sz w:val="24"/>
+          <w:szCs w:val="24"/>
+        </w:rPr>
+        <w:t xml:space="preserve"> 4096 </w:t>
+      </w:r>
+      <w:r>
+        <w:rPr>
+          <w:rFonts w:asciiTheme="majorBidi" w:hAnsiTheme="majorBidi" w:cstheme="majorBidi"/>
+          <w:color w:val="000000" w:themeColor="text1"/>
+          <w:sz w:val="24"/>
+          <w:szCs w:val="24"/>
+        </w:rPr>
+        <w:t xml:space="preserve">= </w:t>
+      </w:r>
+      <w:r>
+        <w:rPr>
+          <w:rFonts w:asciiTheme="majorBidi" w:hAnsiTheme="majorBidi" w:cstheme="majorBidi"/>
+          <w:color w:val="000000" w:themeColor="text1"/>
+          <w:sz w:val="24"/>
+          <w:szCs w:val="24"/>
+        </w:rPr>
+        <w:t>16,777,216</w:t>
+      </w:r>
+      <w:r>
+        <w:rPr>
+          <w:rFonts w:asciiTheme="majorBidi" w:hAnsiTheme="majorBidi" w:cstheme="majorBidi"/>
+          <w:color w:val="000000" w:themeColor="text1"/>
+          <w:sz w:val="24"/>
+          <w:szCs w:val="24"/>
+        </w:rPr>
+        <w:t>.</w:t>
       </w:r>
     </w:p>
     <w:p>
@@ -6647,7 +7747,7 @@
           <w:sz w:val="24"/>
           <w:szCs w:val="24"/>
         </w:rPr>
-        <w:t xml:space="preserve">Negative </w:t>
+        <w:t xml:space="preserve">Negative low-word: </w:t>
       </w:r>
       <w:proofErr w:type="gramStart"/>
       <w:r>
@@ -6657,7 +7757,16 @@
           <w:sz w:val="24"/>
           <w:szCs w:val="24"/>
         </w:rPr>
-        <w:t>low-word</w:t>
+        <w:t>accumulator</w:t>
+      </w:r>
+      <w:r>
+        <w:rPr>
+          <w:rFonts w:asciiTheme="majorBidi" w:hAnsiTheme="majorBidi" w:cstheme="majorBidi"/>
+          <w:color w:val="000000" w:themeColor="text1"/>
+          <w:sz w:val="24"/>
+          <w:szCs w:val="24"/>
+        </w:rPr>
+        <w:t>[</w:t>
       </w:r>
       <w:proofErr w:type="gramEnd"/>
       <w:r>
@@ -6667,7 +7776,147 @@
           <w:sz w:val="24"/>
           <w:szCs w:val="24"/>
         </w:rPr>
-        <w:t>: accumulator lower 32 = 32'hFFFF_FFFF (-1 as int32), scale = 32'h0000_0001 (1 as uint32). Expected = sign-extended -1, then × 1 = 64'hFFFF_FFFF_FFFF_FFFF.</w:t>
+        <w:t>31:0]</w:t>
+      </w:r>
+      <w:r>
+        <w:rPr>
+          <w:rFonts w:asciiTheme="majorBidi" w:hAnsiTheme="majorBidi" w:cstheme="majorBidi"/>
+          <w:color w:val="000000" w:themeColor="text1"/>
+          <w:sz w:val="24"/>
+          <w:szCs w:val="24"/>
+        </w:rPr>
+        <w:t xml:space="preserve"> = </w:t>
+      </w:r>
+      <w:r>
+        <w:rPr>
+          <w:rFonts w:asciiTheme="majorBidi" w:hAnsiTheme="majorBidi" w:cstheme="majorBidi"/>
+          <w:color w:val="000000" w:themeColor="text1"/>
+          <w:sz w:val="24"/>
+          <w:szCs w:val="24"/>
+        </w:rPr>
+        <w:t>-1,</w:t>
+      </w:r>
+      <w:r>
+        <w:rPr>
+          <w:rFonts w:asciiTheme="majorBidi" w:hAnsiTheme="majorBidi" w:cstheme="majorBidi"/>
+          <w:color w:val="000000" w:themeColor="text1"/>
+          <w:sz w:val="24"/>
+          <w:szCs w:val="24"/>
+        </w:rPr>
+        <w:t xml:space="preserve"> scale = </w:t>
+      </w:r>
+      <w:r>
+        <w:rPr>
+          <w:rFonts w:asciiTheme="majorBidi" w:hAnsiTheme="majorBidi" w:cstheme="majorBidi"/>
+          <w:color w:val="000000" w:themeColor="text1"/>
+          <w:sz w:val="24"/>
+          <w:szCs w:val="24"/>
+        </w:rPr>
+        <w:t>1</w:t>
+      </w:r>
+      <w:r>
+        <w:rPr>
+          <w:rFonts w:asciiTheme="majorBidi" w:hAnsiTheme="majorBidi" w:cstheme="majorBidi"/>
+          <w:color w:val="000000" w:themeColor="text1"/>
+          <w:sz w:val="24"/>
+          <w:szCs w:val="24"/>
+        </w:rPr>
+        <w:t xml:space="preserve">. </w:t>
+      </w:r>
+    </w:p>
+    <w:p>
+      <w:pPr>
+        <w:pStyle w:val="ListParagraph"/>
+        <w:spacing w:after="60" w:line="360" w:lineRule="auto"/>
+        <w:ind w:left="720"/>
+        <w:jc w:val="both"/>
+        <w:rPr>
+          <w:rFonts w:asciiTheme="majorBidi" w:hAnsiTheme="majorBidi" w:cstheme="majorBidi"/>
+          <w:color w:val="000000" w:themeColor="text1"/>
+          <w:sz w:val="24"/>
+          <w:szCs w:val="24"/>
+        </w:rPr>
+      </w:pPr>
+      <w:r>
+        <w:rPr>
+          <w:rFonts w:asciiTheme="majorBidi" w:hAnsiTheme="majorBidi" w:cstheme="majorBidi"/>
+          <w:color w:val="000000" w:themeColor="text1"/>
+          <w:sz w:val="24"/>
+          <w:szCs w:val="24"/>
+        </w:rPr>
+        <w:t>Expected</w:t>
+      </w:r>
+      <w:r>
+        <w:rPr>
+          <w:rFonts w:asciiTheme="majorBidi" w:hAnsiTheme="majorBidi" w:cstheme="majorBidi"/>
+          <w:color w:val="000000" w:themeColor="text1"/>
+          <w:sz w:val="24"/>
+          <w:szCs w:val="24"/>
+        </w:rPr>
+        <w:t>:</w:t>
+      </w:r>
+      <w:r>
+        <w:rPr>
+          <w:rFonts w:asciiTheme="majorBidi" w:hAnsiTheme="majorBidi" w:cstheme="majorBidi"/>
+          <w:color w:val="000000" w:themeColor="text1"/>
+          <w:sz w:val="24"/>
+          <w:szCs w:val="24"/>
+        </w:rPr>
+        <w:t xml:space="preserve"> </w:t>
+      </w:r>
+      <w:r>
+        <w:rPr>
+          <w:rFonts w:asciiTheme="majorBidi" w:hAnsiTheme="majorBidi" w:cstheme="majorBidi"/>
+          <w:color w:val="000000" w:themeColor="text1"/>
+          <w:sz w:val="24"/>
+          <w:szCs w:val="24"/>
+        </w:rPr>
+        <w:t xml:space="preserve">accumulator </w:t>
+      </w:r>
+      <w:r>
+        <w:rPr>
+          <w:rFonts w:asciiTheme="majorBidi" w:hAnsiTheme="majorBidi" w:cstheme="majorBidi"/>
+          <w:color w:val="000000" w:themeColor="text1"/>
+          <w:sz w:val="24"/>
+          <w:szCs w:val="24"/>
+        </w:rPr>
+        <w:t>=</w:t>
+      </w:r>
+      <w:r>
+        <w:rPr>
+          <w:rFonts w:asciiTheme="majorBidi" w:hAnsiTheme="majorBidi" w:cstheme="majorBidi"/>
+          <w:color w:val="000000" w:themeColor="text1"/>
+          <w:sz w:val="24"/>
+          <w:szCs w:val="24"/>
+        </w:rPr>
+        <w:t xml:space="preserve"> </w:t>
+      </w:r>
+      <w:r>
+        <w:rPr>
+          <w:rFonts w:asciiTheme="majorBidi" w:hAnsiTheme="majorBidi" w:cstheme="majorBidi"/>
+          <w:color w:val="000000" w:themeColor="text1"/>
+          <w:sz w:val="24"/>
+          <w:szCs w:val="24"/>
+        </w:rPr>
+        <w:t xml:space="preserve">-1×1 = </w:t>
+      </w:r>
+      <w:r>
+        <w:rPr>
+          <w:rFonts w:asciiTheme="majorBidi" w:hAnsiTheme="majorBidi" w:cstheme="majorBidi"/>
+          <w:color w:val="000000" w:themeColor="text1"/>
+          <w:sz w:val="24"/>
+          <w:szCs w:val="24"/>
+        </w:rPr>
+        <w:t>-1</w:t>
+      </w:r>
+      <w:r>
+        <w:rPr>
+          <w:rFonts w:asciiTheme="majorBidi" w:hAnsiTheme="majorBidi" w:cstheme="majorBidi"/>
+          <w:color w:val="000000" w:themeColor="text1"/>
+          <w:sz w:val="24"/>
+          <w:szCs w:val="24"/>
+        </w:rPr>
+        <w:t>.</w:t>
       </w:r>
     </w:p>
     <w:p>
@@ -6693,8 +7942,154 @@
           <w:sz w:val="24"/>
           <w:szCs w:val="24"/>
         </w:rPr>
-        <w:lastRenderedPageBreak/>
-        <w:t>Large unsigned scale: accumulator lower 32 = 32'h0000_0002, scale = 32'hFFFF_FFFF. Expected = 2 × (2³² − 1), 64-bit.</w:t>
+        <w:t xml:space="preserve">Large unsigned scale: </w:t>
+      </w:r>
+      <w:proofErr w:type="gramStart"/>
+      <w:r>
+        <w:rPr>
+          <w:rFonts w:asciiTheme="majorBidi" w:hAnsiTheme="majorBidi" w:cstheme="majorBidi"/>
+          <w:color w:val="000000" w:themeColor="text1"/>
+          <w:sz w:val="24"/>
+          <w:szCs w:val="24"/>
+        </w:rPr>
+        <w:t>accumulator</w:t>
+      </w:r>
+      <w:r>
+        <w:rPr>
+          <w:rFonts w:asciiTheme="majorBidi" w:hAnsiTheme="majorBidi" w:cstheme="majorBidi"/>
+          <w:color w:val="000000" w:themeColor="text1"/>
+          <w:sz w:val="24"/>
+          <w:szCs w:val="24"/>
+        </w:rPr>
+        <w:t>[</w:t>
+      </w:r>
+      <w:proofErr w:type="gramEnd"/>
+      <w:r>
+        <w:rPr>
+          <w:rFonts w:asciiTheme="majorBidi" w:hAnsiTheme="majorBidi" w:cstheme="majorBidi"/>
+          <w:color w:val="000000" w:themeColor="text1"/>
+          <w:sz w:val="24"/>
+          <w:szCs w:val="24"/>
+        </w:rPr>
+        <w:t>31:0]</w:t>
+      </w:r>
+      <w:r>
+        <w:rPr>
+          <w:rFonts w:asciiTheme="majorBidi" w:hAnsiTheme="majorBidi" w:cstheme="majorBidi"/>
+          <w:color w:val="000000" w:themeColor="text1"/>
+          <w:sz w:val="24"/>
+          <w:szCs w:val="24"/>
+        </w:rPr>
+        <w:t xml:space="preserve"> = </w:t>
+      </w:r>
+      <w:r>
+        <w:rPr>
+          <w:rFonts w:asciiTheme="majorBidi" w:hAnsiTheme="majorBidi" w:cstheme="majorBidi"/>
+          <w:color w:val="000000" w:themeColor="text1"/>
+          <w:sz w:val="24"/>
+          <w:szCs w:val="24"/>
+        </w:rPr>
+        <w:t>2</w:t>
+      </w:r>
+      <w:r>
+        <w:rPr>
+          <w:rFonts w:asciiTheme="majorBidi" w:hAnsiTheme="majorBidi" w:cstheme="majorBidi"/>
+          <w:color w:val="000000" w:themeColor="text1"/>
+          <w:sz w:val="24"/>
+          <w:szCs w:val="24"/>
+        </w:rPr>
+        <w:t xml:space="preserve">, scale = </w:t>
+      </w:r>
+      <m:oMath>
+        <m:sSup>
+          <m:sSupPr>
+            <m:ctrlPr>
+              <w:rPr>
+                <w:rFonts w:ascii="Cambria Math" w:hAnsi="Cambria Math" w:cstheme="majorBidi"/>
+                <w:i/>
+                <w:color w:val="000000" w:themeColor="text1"/>
+                <w:sz w:val="24"/>
+                <w:szCs w:val="24"/>
+              </w:rPr>
+            </m:ctrlPr>
+          </m:sSupPr>
+          <m:e>
+            <m:r>
+              <w:rPr>
+                <w:rFonts w:ascii="Cambria Math" w:hAnsi="Cambria Math" w:cstheme="majorBidi"/>
+                <w:color w:val="000000" w:themeColor="text1"/>
+                <w:sz w:val="24"/>
+                <w:szCs w:val="24"/>
+              </w:rPr>
+              <m:t>2</m:t>
+            </m:r>
+          </m:e>
+          <m:sup>
+            <m:r>
+              <w:rPr>
+                <w:rFonts w:ascii="Cambria Math" w:hAnsi="Cambria Math" w:cstheme="majorBidi"/>
+                <w:color w:val="000000" w:themeColor="text1"/>
+                <w:sz w:val="24"/>
+                <w:szCs w:val="24"/>
+              </w:rPr>
+              <m:t>32</m:t>
+            </m:r>
+          </m:sup>
+        </m:sSup>
+        <m:r>
+          <w:rPr>
+            <w:rFonts w:ascii="Cambria Math" w:hAnsi="Cambria Math" w:cstheme="majorBidi"/>
+            <w:color w:val="000000" w:themeColor="text1"/>
+            <w:sz w:val="24"/>
+            <w:szCs w:val="24"/>
+          </w:rPr>
+          <m:t>-1</m:t>
+        </m:r>
+      </m:oMath>
+      <w:r>
+        <w:rPr>
+          <w:rFonts w:asciiTheme="majorBidi" w:hAnsiTheme="majorBidi" w:cstheme="majorBidi"/>
+          <w:color w:val="000000" w:themeColor="text1"/>
+          <w:sz w:val="24"/>
+          <w:szCs w:val="24"/>
+        </w:rPr>
+        <w:t>. Expected</w:t>
+      </w:r>
+      <w:r>
+        <w:rPr>
+          <w:rFonts w:asciiTheme="majorBidi" w:hAnsiTheme="majorBidi" w:cstheme="majorBidi"/>
+          <w:color w:val="000000" w:themeColor="text1"/>
+          <w:sz w:val="24"/>
+          <w:szCs w:val="24"/>
+        </w:rPr>
+        <w:t>: accumulator</w:t>
+      </w:r>
+      <w:r>
+        <w:rPr>
+          <w:rFonts w:asciiTheme="majorBidi" w:hAnsiTheme="majorBidi" w:cstheme="majorBidi"/>
+          <w:color w:val="000000" w:themeColor="text1"/>
+          <w:sz w:val="24"/>
+          <w:szCs w:val="24"/>
+        </w:rPr>
+        <w:t xml:space="preserve"> = </w:t>
+      </w:r>
+      <w:r>
+        <w:rPr>
+          <w:rFonts w:asciiTheme="majorBidi" w:hAnsiTheme="majorBidi" w:cstheme="majorBidi"/>
+          <w:color w:val="000000" w:themeColor="text1"/>
+          <w:sz w:val="24"/>
+          <w:szCs w:val="24"/>
+        </w:rPr>
+        <w:t>8,589,934,590</w:t>
+      </w:r>
+      <w:r>
+        <w:rPr>
+          <w:rFonts w:asciiTheme="majorBidi" w:hAnsiTheme="majorBidi" w:cstheme="majorBidi"/>
+          <w:color w:val="000000" w:themeColor="text1"/>
+          <w:sz w:val="24"/>
+          <w:szCs w:val="24"/>
+        </w:rPr>
+        <w:t>.</w:t>
       </w:r>
     </w:p>
     <w:p>
@@ -6720,7 +8115,154 @@
           <w:sz w:val="24"/>
           <w:szCs w:val="24"/>
         </w:rPr>
-        <w:t>Most-negative low-word: accumulator lower 32 = 32'h8000_0000, scale = 32'h0000_0002. Expected = (−2³¹) × 2 = −2³², which is representable in 64 bits.</w:t>
+        <w:t xml:space="preserve">Most-negative low-word: </w:t>
+      </w:r>
+      <w:proofErr w:type="gramStart"/>
+      <w:r>
+        <w:rPr>
+          <w:rFonts w:asciiTheme="majorBidi" w:hAnsiTheme="majorBidi" w:cstheme="majorBidi"/>
+          <w:color w:val="000000" w:themeColor="text1"/>
+          <w:sz w:val="24"/>
+          <w:szCs w:val="24"/>
+        </w:rPr>
+        <w:t>accumulator</w:t>
+      </w:r>
+      <w:r>
+        <w:rPr>
+          <w:rFonts w:asciiTheme="majorBidi" w:hAnsiTheme="majorBidi" w:cstheme="majorBidi"/>
+          <w:color w:val="000000" w:themeColor="text1"/>
+          <w:sz w:val="24"/>
+          <w:szCs w:val="24"/>
+        </w:rPr>
+        <w:t>[</w:t>
+      </w:r>
+      <w:proofErr w:type="gramEnd"/>
+      <w:r>
+        <w:rPr>
+          <w:rFonts w:asciiTheme="majorBidi" w:hAnsiTheme="majorBidi" w:cstheme="majorBidi"/>
+          <w:color w:val="000000" w:themeColor="text1"/>
+          <w:sz w:val="24"/>
+          <w:szCs w:val="24"/>
+        </w:rPr>
+        <w:t xml:space="preserve">31:0] </w:t>
+      </w:r>
+      <w:r>
+        <w:rPr>
+          <w:rFonts w:asciiTheme="majorBidi" w:hAnsiTheme="majorBidi" w:cstheme="majorBidi"/>
+          <w:color w:val="000000" w:themeColor="text1"/>
+          <w:sz w:val="24"/>
+          <w:szCs w:val="24"/>
+        </w:rPr>
+        <w:t xml:space="preserve">= </w:t>
+      </w:r>
+      <m:oMath>
+        <m:r>
+          <w:rPr>
+            <w:rFonts w:ascii="Cambria Math" w:hAnsi="Cambria Math" w:cstheme="majorBidi"/>
+            <w:color w:val="000000" w:themeColor="text1"/>
+            <w:sz w:val="24"/>
+            <w:szCs w:val="24"/>
+          </w:rPr>
+          <m:t>-</m:t>
+        </m:r>
+        <m:sSup>
+          <m:sSupPr>
+            <m:ctrlPr>
+              <w:rPr>
+                <w:rFonts w:ascii="Cambria Math" w:hAnsi="Cambria Math" w:cstheme="majorBidi"/>
+                <w:i/>
+                <w:color w:val="000000" w:themeColor="text1"/>
+                <w:sz w:val="24"/>
+                <w:szCs w:val="24"/>
+              </w:rPr>
+            </m:ctrlPr>
+          </m:sSupPr>
+          <m:e>
+            <m:r>
+              <w:rPr>
+                <w:rFonts w:ascii="Cambria Math" w:hAnsi="Cambria Math" w:cstheme="majorBidi"/>
+                <w:color w:val="000000" w:themeColor="text1"/>
+                <w:sz w:val="24"/>
+                <w:szCs w:val="24"/>
+              </w:rPr>
+              <m:t>2</m:t>
+            </m:r>
+          </m:e>
+          <m:sup>
+            <m:r>
+              <w:rPr>
+                <w:rFonts w:ascii="Cambria Math" w:hAnsi="Cambria Math" w:cstheme="majorBidi"/>
+                <w:color w:val="000000" w:themeColor="text1"/>
+                <w:sz w:val="24"/>
+                <w:szCs w:val="24"/>
+              </w:rPr>
+              <m:t>31</m:t>
+            </m:r>
+          </m:sup>
+        </m:sSup>
+      </m:oMath>
+      <w:r>
+        <w:rPr>
+          <w:rFonts w:asciiTheme="majorBidi" w:hAnsiTheme="majorBidi" w:cstheme="majorBidi"/>
+          <w:color w:val="000000" w:themeColor="text1"/>
+          <w:sz w:val="24"/>
+          <w:szCs w:val="24"/>
+        </w:rPr>
+        <w:t xml:space="preserve">, scale = </w:t>
+      </w:r>
+      <w:r>
+        <w:rPr>
+          <w:rFonts w:asciiTheme="majorBidi" w:hAnsiTheme="majorBidi" w:cstheme="majorBidi"/>
+          <w:color w:val="000000" w:themeColor="text1"/>
+          <w:sz w:val="24"/>
+          <w:szCs w:val="24"/>
+        </w:rPr>
+        <w:t>2</w:t>
+      </w:r>
+      <w:r>
+        <w:rPr>
+          <w:rFonts w:asciiTheme="majorBidi" w:hAnsiTheme="majorBidi" w:cstheme="majorBidi"/>
+          <w:color w:val="000000" w:themeColor="text1"/>
+          <w:sz w:val="24"/>
+          <w:szCs w:val="24"/>
+        </w:rPr>
+        <w:t>. Expected</w:t>
+      </w:r>
+      <w:r>
+        <w:rPr>
+          <w:rFonts w:asciiTheme="majorBidi" w:hAnsiTheme="majorBidi" w:cstheme="majorBidi"/>
+          <w:color w:val="000000" w:themeColor="text1"/>
+          <w:sz w:val="24"/>
+          <w:szCs w:val="24"/>
+        </w:rPr>
+        <w:t>: accumulator</w:t>
+      </w:r>
+      <w:r>
+        <w:rPr>
+          <w:rFonts w:asciiTheme="majorBidi" w:hAnsiTheme="majorBidi" w:cstheme="majorBidi"/>
+          <w:color w:val="000000" w:themeColor="text1"/>
+          <w:sz w:val="24"/>
+          <w:szCs w:val="24"/>
+        </w:rPr>
+        <w:t xml:space="preserve"> = (−2³¹) × 2 = </w:t>
+      </w:r>
+      <w:r>
+        <w:rPr>
+          <w:rFonts w:asciiTheme="majorBidi" w:hAnsiTheme="majorBidi" w:cstheme="majorBidi"/>
+          <w:color w:val="000000" w:themeColor="text1"/>
+          <w:sz w:val="24"/>
+          <w:szCs w:val="24"/>
+        </w:rPr>
+        <w:t>-4,294,967,296</w:t>
+      </w:r>
+      <w:r>
+        <w:rPr>
+          <w:rFonts w:asciiTheme="majorBidi" w:hAnsiTheme="majorBidi" w:cstheme="majorBidi"/>
+          <w:color w:val="000000" w:themeColor="text1"/>
+          <w:sz w:val="24"/>
+          <w:szCs w:val="24"/>
+        </w:rPr>
+        <w:t>.</w:t>
       </w:r>
     </w:p>
     <w:p>
@@ -6824,7 +8366,25 @@
           <w:sz w:val="24"/>
           <w:szCs w:val="24"/>
         </w:rPr>
-        <w:t xml:space="preserve">5:0] = 6'd31. Following SCALE completion, run several unrelated instructions (RST_ACC, MAC, ADD_BIAS). Then load the accumulator to a known value, issue EXEC_PP, and verify </w:t>
+        <w:t xml:space="preserve">5:0] = </w:t>
+      </w:r>
+      <w:r>
+        <w:rPr>
+          <w:rFonts w:asciiTheme="majorBidi" w:hAnsiTheme="majorBidi" w:cstheme="majorBidi"/>
+          <w:color w:val="000000" w:themeColor="text1"/>
+          <w:sz w:val="24"/>
+          <w:szCs w:val="24"/>
+        </w:rPr>
+        <w:t>31</w:t>
+      </w:r>
+      <w:r>
+        <w:rPr>
+          <w:rFonts w:asciiTheme="majorBidi" w:hAnsiTheme="majorBidi" w:cstheme="majorBidi"/>
+          <w:color w:val="000000" w:themeColor="text1"/>
+          <w:sz w:val="24"/>
+          <w:szCs w:val="24"/>
+        </w:rPr>
+        <w:t xml:space="preserve">. Following SCALE completion, run several unrelated instructions (RST_ACC, MAC, ADD_BIAS). Then load the accumulator to a known value, issue EXEC_PP, and verify </w:t>
       </w:r>
       <w:proofErr w:type="spellStart"/>
       <w:r>
@@ -6864,27 +8424,7 @@
           <w:sz w:val="24"/>
           <w:szCs w:val="24"/>
         </w:rPr>
-        <w:t xml:space="preserve"> = 31. This proves the shift-amount register </w:t>
-      </w:r>
-      <w:proofErr w:type="gramStart"/>
-      <w:r>
-        <w:rPr>
-          <w:rFonts w:asciiTheme="majorBidi" w:hAnsiTheme="majorBidi" w:cstheme="majorBidi"/>
-          <w:color w:val="000000" w:themeColor="text1"/>
-          <w:sz w:val="24"/>
-          <w:szCs w:val="24"/>
-        </w:rPr>
-        <w:t>holds across</w:t>
-      </w:r>
-      <w:proofErr w:type="gramEnd"/>
-      <w:r>
-        <w:rPr>
-          <w:rFonts w:asciiTheme="majorBidi" w:hAnsiTheme="majorBidi" w:cstheme="majorBidi"/>
-          <w:color w:val="000000" w:themeColor="text1"/>
-          <w:sz w:val="24"/>
-          <w:szCs w:val="24"/>
-        </w:rPr>
-        <w:t xml:space="preserve"> non-SCALE instructions and is only re-loaded by SCALE.</w:t>
+        <w:t xml:space="preserve"> = 31. This proves the shift-amount register holds across non-SCALE instructions and is only re-loaded by SCALE.</w:t>
       </w:r>
     </w:p>
     <w:p>
@@ -6902,6 +8442,7 @@
           <w:rFonts w:asciiTheme="majorBidi" w:hAnsiTheme="majorBidi" w:cstheme="majorBidi"/>
           <w:color w:val="000000" w:themeColor="text1"/>
         </w:rPr>
+        <w:lastRenderedPageBreak/>
         <w:t>G7. Activation Function Sweep</w:t>
       </w:r>
     </w:p>
@@ -6935,7 +8476,43 @@
           <w:sz w:val="24"/>
           <w:szCs w:val="24"/>
         </w:rPr>
-        <w:t>Exercise each (precision mode, activation function) combination through the full EXEC_PP path at least three times — once with a small-magnitude input, once with a value near the positive saturation boundary, and once with a value near the negative saturation boundary. Sixteen pairs × three samples = 48 EXEC_PP invocations. Per-activation exhaustive coverage is the Activation Block unit testbench's responsibility; here we verify routing only.</w:t>
+        <w:t>Exercise each (precision mode, activation function) combination through the full EXEC_PP path at least three times — once with a small</w:t>
+      </w:r>
+      <w:r>
+        <w:rPr>
+          <w:rFonts w:asciiTheme="majorBidi" w:hAnsiTheme="majorBidi" w:cstheme="majorBidi"/>
+          <w:color w:val="000000" w:themeColor="text1"/>
+          <w:sz w:val="24"/>
+          <w:szCs w:val="24"/>
+        </w:rPr>
+        <w:t xml:space="preserve"> valued</w:t>
+      </w:r>
+      <w:r>
+        <w:rPr>
+          <w:rFonts w:asciiTheme="majorBidi" w:hAnsiTheme="majorBidi" w:cstheme="majorBidi"/>
+          <w:color w:val="000000" w:themeColor="text1"/>
+          <w:sz w:val="24"/>
+          <w:szCs w:val="24"/>
+        </w:rPr>
+        <w:t xml:space="preserve"> input, once with a value near the positive saturation boundary, and once with a value near the negative saturation boundary. Sixteen pairs × three samples = 48 EXEC_PP invocations. </w:t>
+      </w:r>
+      <w:r>
+        <w:rPr>
+          <w:rFonts w:asciiTheme="majorBidi" w:hAnsiTheme="majorBidi" w:cstheme="majorBidi"/>
+          <w:color w:val="000000" w:themeColor="text1"/>
+          <w:sz w:val="24"/>
+          <w:szCs w:val="24"/>
+        </w:rPr>
+        <w:t>The purpose of this task is to</w:t>
+      </w:r>
+      <w:r>
+        <w:rPr>
+          <w:rFonts w:asciiTheme="majorBidi" w:hAnsiTheme="majorBidi" w:cstheme="majorBidi"/>
+          <w:color w:val="000000" w:themeColor="text1"/>
+          <w:sz w:val="24"/>
+          <w:szCs w:val="24"/>
+        </w:rPr>
+        <w:t xml:space="preserve"> verify routing only.</w:t>
       </w:r>
     </w:p>
     <w:p>
@@ -7077,7 +8654,25 @@
           <w:sz w:val="24"/>
           <w:szCs w:val="24"/>
         </w:rPr>
-        <w:t>ADD_BIAS to load a known 64-bit value into the accumulator.</w:t>
+        <w:t xml:space="preserve">ADD_BIAS to load a known </w:t>
+      </w:r>
+      <w:r>
+        <w:rPr>
+          <w:rFonts w:asciiTheme="majorBidi" w:hAnsiTheme="majorBidi" w:cstheme="majorBidi"/>
+          <w:color w:val="000000" w:themeColor="text1"/>
+          <w:sz w:val="24"/>
+          <w:szCs w:val="24"/>
+        </w:rPr>
+        <w:t>32</w:t>
+      </w:r>
+      <w:r>
+        <w:rPr>
+          <w:rFonts w:asciiTheme="majorBidi" w:hAnsiTheme="majorBidi" w:cstheme="majorBidi"/>
+          <w:color w:val="000000" w:themeColor="text1"/>
+          <w:sz w:val="24"/>
+          <w:szCs w:val="24"/>
+        </w:rPr>
+        <w:t>-bit value into the accumulator.</w:t>
       </w:r>
     </w:p>
     <w:p>
@@ -7233,28 +8828,7 @@
           <w:sz w:val="24"/>
           <w:szCs w:val="24"/>
         </w:rPr>
-        <w:lastRenderedPageBreak/>
-        <w:t xml:space="preserve">All 48 invocations must match the reference exactly. The principal failure mode this group catches is </w:t>
-      </w:r>
-      <w:proofErr w:type="gramStart"/>
-      <w:r>
-        <w:rPr>
-          <w:rFonts w:asciiTheme="majorBidi" w:hAnsiTheme="majorBidi" w:cstheme="majorBidi"/>
-          <w:color w:val="000000" w:themeColor="text1"/>
-          <w:sz w:val="24"/>
-          <w:szCs w:val="24"/>
-        </w:rPr>
-        <w:t>mis-routing</w:t>
-      </w:r>
-      <w:proofErr w:type="gramEnd"/>
-      <w:r>
-        <w:rPr>
-          <w:rFonts w:asciiTheme="majorBidi" w:hAnsiTheme="majorBidi" w:cstheme="majorBidi"/>
-          <w:color w:val="000000" w:themeColor="text1"/>
-          <w:sz w:val="24"/>
-          <w:szCs w:val="24"/>
-        </w:rPr>
-        <w:t xml:space="preserve"> of </w:t>
+        <w:t xml:space="preserve">All 48 invocations must match the reference exactly. The principal failure mode this group catches is mis-routing of </w:t>
       </w:r>
       <w:proofErr w:type="spellStart"/>
       <w:r>
@@ -7274,7 +8848,16 @@
           <w:sz w:val="24"/>
           <w:szCs w:val="24"/>
         </w:rPr>
-        <w:t xml:space="preserve"> from the configuration register to the Activation Block (e.g., a stale or inverted bit), which a unit test on the Activation Block cannot detect.</w:t>
+        <w:t xml:space="preserve"> from the configuration register to the Activation Block</w:t>
+      </w:r>
+      <w:r>
+        <w:rPr>
+          <w:rFonts w:asciiTheme="majorBidi" w:hAnsiTheme="majorBidi" w:cstheme="majorBidi"/>
+          <w:color w:val="000000" w:themeColor="text1"/>
+          <w:sz w:val="24"/>
+          <w:szCs w:val="24"/>
+        </w:rPr>
+        <w:t>.</w:t>
       </w:r>
     </w:p>
     <w:p>
@@ -7325,27 +8908,7 @@
           <w:sz w:val="24"/>
           <w:szCs w:val="24"/>
         </w:rPr>
-        <w:t xml:space="preserve">This group </w:t>
-      </w:r>
-      <w:proofErr w:type="gramStart"/>
-      <w:r>
-        <w:rPr>
-          <w:rFonts w:asciiTheme="majorBidi" w:hAnsiTheme="majorBidi" w:cstheme="majorBidi"/>
-          <w:color w:val="000000" w:themeColor="text1"/>
-          <w:sz w:val="24"/>
-          <w:szCs w:val="24"/>
-        </w:rPr>
-        <w:t>is</w:t>
-      </w:r>
-      <w:proofErr w:type="gramEnd"/>
-      <w:r>
-        <w:rPr>
-          <w:rFonts w:asciiTheme="majorBidi" w:hAnsiTheme="majorBidi" w:cstheme="majorBidi"/>
-          <w:color w:val="000000" w:themeColor="text1"/>
-          <w:sz w:val="24"/>
-          <w:szCs w:val="24"/>
-        </w:rPr>
-        <w:t xml:space="preserve"> the gate. It exercises the PE through the full instruction sequence of a neural-network neuron — RST_ACC, a series of MACs, ADD_BIAS, SCALE, EXEC_PP — and demands bit-exact agreement with </w:t>
+        <w:t xml:space="preserve">This group is the gate. It exercises the PE through the full instruction sequence of a neural-network neuron — RST_ACC, a series of MACs, ADD_BIAS, SCALE, EXEC_PP — and demands bit-exact agreement with </w:t>
       </w:r>
       <w:proofErr w:type="spellStart"/>
       <w:r>
@@ -7394,28 +8957,47 @@
           <w:sz w:val="24"/>
           <w:szCs w:val="24"/>
         </w:rPr>
-        <w:t xml:space="preserve">; passing G8 in both precision modes across all activations is </w:t>
-      </w:r>
-      <w:proofErr w:type="gramStart"/>
-      <w:r>
-        <w:rPr>
-          <w:rFonts w:asciiTheme="majorBidi" w:hAnsiTheme="majorBidi" w:cstheme="majorBidi"/>
-          <w:color w:val="000000" w:themeColor="text1"/>
-          <w:sz w:val="24"/>
-          <w:szCs w:val="24"/>
-        </w:rPr>
-        <w:t>the necessary</w:t>
-      </w:r>
-      <w:proofErr w:type="gramEnd"/>
-      <w:r>
-        <w:rPr>
-          <w:rFonts w:asciiTheme="majorBidi" w:hAnsiTheme="majorBidi" w:cstheme="majorBidi"/>
-          <w:color w:val="000000" w:themeColor="text1"/>
-          <w:sz w:val="24"/>
-          <w:szCs w:val="24"/>
-        </w:rPr>
-        <w:t xml:space="preserve"> and sufficient condition for handoff to the FPGA team.</w:t>
-      </w:r>
+        <w:t>; passing G8 in both precision modes across all activations is the necessary and sufficient condition for handoff to the FPGA team.</w:t>
+      </w:r>
+    </w:p>
+    <w:p>
+      <w:pPr>
+        <w:bidi w:val="0"/>
+        <w:spacing w:after="100" w:line="360" w:lineRule="auto"/>
+        <w:jc w:val="both"/>
+        <w:rPr>
+          <w:rFonts w:asciiTheme="majorBidi" w:hAnsiTheme="majorBidi" w:cstheme="majorBidi"/>
+          <w:color w:val="000000" w:themeColor="text1"/>
+          <w:sz w:val="24"/>
+          <w:szCs w:val="24"/>
+        </w:rPr>
+      </w:pPr>
+    </w:p>
+    <w:p>
+      <w:pPr>
+        <w:bidi w:val="0"/>
+        <w:spacing w:after="100" w:line="360" w:lineRule="auto"/>
+        <w:jc w:val="both"/>
+        <w:rPr>
+          <w:rFonts w:asciiTheme="majorBidi" w:hAnsiTheme="majorBidi" w:cstheme="majorBidi"/>
+          <w:color w:val="000000" w:themeColor="text1"/>
+          <w:sz w:val="24"/>
+          <w:szCs w:val="24"/>
+        </w:rPr>
+      </w:pPr>
+    </w:p>
+    <w:p>
+      <w:pPr>
+        <w:bidi w:val="0"/>
+        <w:spacing w:after="100" w:line="360" w:lineRule="auto"/>
+        <w:jc w:val="both"/>
+        <w:rPr>
+          <w:rFonts w:asciiTheme="majorBidi" w:hAnsiTheme="majorBidi" w:cstheme="majorBidi"/>
+          <w:color w:val="000000" w:themeColor="text1"/>
+          <w:sz w:val="24"/>
+          <w:szCs w:val="24"/>
+        </w:rPr>
+      </w:pPr>
     </w:p>
     <w:p>
       <w:pPr>
@@ -7436,6 +9018,7 @@
           <w:sz w:val="24"/>
           <w:szCs w:val="24"/>
         </w:rPr>
+        <w:lastRenderedPageBreak/>
         <w:t>G8.1 Single-Neuron INT8 Sequence</w:t>
       </w:r>
     </w:p>
@@ -7458,7 +9041,25 @@
           <w:sz w:val="24"/>
           <w:szCs w:val="24"/>
         </w:rPr>
-        <w:t xml:space="preserve">Procedure: LOAD_CFG with INT8 and a chosen activation. RST_ACC. Issue N MAC instructions (with N </w:t>
+        <w:t xml:space="preserve">Procedure: LOAD_CFG with INT8 and a chosen activation. </w:t>
+      </w:r>
+      <w:r>
+        <w:rPr>
+          <w:rFonts w:asciiTheme="majorBidi" w:hAnsiTheme="majorBidi" w:cstheme="majorBidi"/>
+          <w:color w:val="000000" w:themeColor="text1"/>
+          <w:sz w:val="24"/>
+          <w:szCs w:val="24"/>
+        </w:rPr>
+        <w:t xml:space="preserve">Apply </w:t>
+      </w:r>
+      <w:r>
+        <w:rPr>
+          <w:rFonts w:asciiTheme="majorBidi" w:hAnsiTheme="majorBidi" w:cstheme="majorBidi"/>
+          <w:color w:val="000000" w:themeColor="text1"/>
+          <w:sz w:val="24"/>
+          <w:szCs w:val="24"/>
+        </w:rPr>
+        <w:t xml:space="preserve">RST_ACC. Issue N MAC instructions (with N </w:t>
       </w:r>
       <w:r>
         <w:rPr>
@@ -7476,27 +9077,16 @@
           <w:sz w:val="24"/>
           <w:szCs w:val="24"/>
         </w:rPr>
-        <w:t xml:space="preserve"> {1, 4, 8, </w:t>
-      </w:r>
-      <w:proofErr w:type="gramStart"/>
-      <w:r>
-        <w:rPr>
-          <w:rFonts w:asciiTheme="majorBidi" w:hAnsiTheme="majorBidi" w:cstheme="majorBidi"/>
-          <w:color w:val="000000" w:themeColor="text1"/>
-          <w:sz w:val="24"/>
-          <w:szCs w:val="24"/>
-        </w:rPr>
-        <w:t>16})</w:t>
-      </w:r>
-      <w:proofErr w:type="gramEnd"/>
-      <w:r>
-        <w:rPr>
-          <w:rFonts w:asciiTheme="majorBidi" w:hAnsiTheme="majorBidi" w:cstheme="majorBidi"/>
-          <w:color w:val="000000" w:themeColor="text1"/>
-          <w:sz w:val="24"/>
-          <w:szCs w:val="24"/>
-        </w:rPr>
-        <w:t xml:space="preserve"> using directed but representative operand pairs (mixed signs, varying magnitudes, no all-zeros). Issue ADD_BIAS with a representative bias. Issue SCALE with a representative </w:t>
+        <w:t xml:space="preserve"> {1, 4, 8, 16}) using directed but representative operand pairs (mixed signs, varying magnitudes, no all-zeros). Issue ADD_BIAS. Issue SCALE with </w:t>
+      </w:r>
+      <w:r>
+        <w:rPr>
+          <w:rFonts w:asciiTheme="majorBidi" w:hAnsiTheme="majorBidi" w:cstheme="majorBidi"/>
+          <w:color w:val="000000" w:themeColor="text1"/>
+          <w:sz w:val="24"/>
+          <w:szCs w:val="24"/>
+        </w:rPr>
+        <w:t xml:space="preserve">a </w:t>
       </w:r>
       <w:proofErr w:type="spellStart"/>
       <w:r>
@@ -7516,7 +9106,25 @@
           <w:sz w:val="24"/>
           <w:szCs w:val="24"/>
         </w:rPr>
-        <w:t xml:space="preserve"> and scale factor. Issue EXEC_PP. Compare </w:t>
+        <w:t xml:space="preserve"> and </w:t>
+      </w:r>
+      <w:r>
+        <w:rPr>
+          <w:rFonts w:asciiTheme="majorBidi" w:hAnsiTheme="majorBidi" w:cstheme="majorBidi"/>
+          <w:color w:val="000000" w:themeColor="text1"/>
+          <w:sz w:val="24"/>
+          <w:szCs w:val="24"/>
+        </w:rPr>
+        <w:t xml:space="preserve">a </w:t>
+      </w:r>
+      <w:r>
+        <w:rPr>
+          <w:rFonts w:asciiTheme="majorBidi" w:hAnsiTheme="majorBidi" w:cstheme="majorBidi"/>
+          <w:color w:val="000000" w:themeColor="text1"/>
+          <w:sz w:val="24"/>
+          <w:szCs w:val="24"/>
+        </w:rPr>
+        <w:t xml:space="preserve">scale factor. Issue EXEC_PP. Compare </w:t>
       </w:r>
       <w:proofErr w:type="spellStart"/>
       <w:r>
@@ -7663,7 +9271,17 @@
           <w:sz w:val="24"/>
           <w:szCs w:val="24"/>
         </w:rPr>
-        <w:t xml:space="preserve"> {1, 8, 16, </w:t>
+        <w:t xml:space="preserve"> {1, 8, 16, 32}. Verify </w:t>
+      </w:r>
+      <w:proofErr w:type="spellStart"/>
+      <w:r>
+        <w:rPr>
+          <w:rFonts w:asciiTheme="majorBidi" w:hAnsiTheme="majorBidi" w:cstheme="majorBidi"/>
+          <w:color w:val="000000" w:themeColor="text1"/>
+          <w:sz w:val="24"/>
+          <w:szCs w:val="24"/>
+        </w:rPr>
+        <w:t>data_</w:t>
       </w:r>
       <w:proofErr w:type="gramStart"/>
       <w:r>
@@ -7673,7 +9291,17 @@
           <w:sz w:val="24"/>
           <w:szCs w:val="24"/>
         </w:rPr>
-        <w:t>32}.</w:t>
+        <w:t>out</w:t>
+      </w:r>
+      <w:proofErr w:type="spellEnd"/>
+      <w:r>
+        <w:rPr>
+          <w:rFonts w:asciiTheme="majorBidi" w:hAnsiTheme="majorBidi" w:cstheme="majorBidi"/>
+          <w:color w:val="000000" w:themeColor="text1"/>
+          <w:sz w:val="24"/>
+          <w:szCs w:val="24"/>
+        </w:rPr>
+        <w:t>[</w:t>
       </w:r>
       <w:proofErr w:type="gramEnd"/>
       <w:r>
@@ -7683,46 +9311,6 @@
           <w:sz w:val="24"/>
           <w:szCs w:val="24"/>
         </w:rPr>
-        <w:t xml:space="preserve"> Verify </w:t>
-      </w:r>
-      <w:proofErr w:type="spellStart"/>
-      <w:r>
-        <w:rPr>
-          <w:rFonts w:asciiTheme="majorBidi" w:hAnsiTheme="majorBidi" w:cstheme="majorBidi"/>
-          <w:color w:val="000000" w:themeColor="text1"/>
-          <w:sz w:val="24"/>
-          <w:szCs w:val="24"/>
-        </w:rPr>
-        <w:t>data_</w:t>
-      </w:r>
-      <w:proofErr w:type="gramStart"/>
-      <w:r>
-        <w:rPr>
-          <w:rFonts w:asciiTheme="majorBidi" w:hAnsiTheme="majorBidi" w:cstheme="majorBidi"/>
-          <w:color w:val="000000" w:themeColor="text1"/>
-          <w:sz w:val="24"/>
-          <w:szCs w:val="24"/>
-        </w:rPr>
-        <w:t>out</w:t>
-      </w:r>
-      <w:proofErr w:type="spellEnd"/>
-      <w:r>
-        <w:rPr>
-          <w:rFonts w:asciiTheme="majorBidi" w:hAnsiTheme="majorBidi" w:cstheme="majorBidi"/>
-          <w:color w:val="000000" w:themeColor="text1"/>
-          <w:sz w:val="24"/>
-          <w:szCs w:val="24"/>
-        </w:rPr>
-        <w:t>[</w:t>
-      </w:r>
-      <w:proofErr w:type="gramEnd"/>
-      <w:r>
-        <w:rPr>
-          <w:rFonts w:asciiTheme="majorBidi" w:hAnsiTheme="majorBidi" w:cstheme="majorBidi"/>
-          <w:color w:val="000000" w:themeColor="text1"/>
-          <w:sz w:val="24"/>
-          <w:szCs w:val="24"/>
-        </w:rPr>
         <w:t xml:space="preserve">3:0] matches; </w:t>
       </w:r>
       <w:proofErr w:type="spellStart"/>
@@ -7733,37 +9321,17 @@
           <w:sz w:val="24"/>
           <w:szCs w:val="24"/>
         </w:rPr>
-        <w:t>data_</w:t>
-      </w:r>
-      <w:proofErr w:type="gramStart"/>
-      <w:r>
-        <w:rPr>
-          <w:rFonts w:asciiTheme="majorBidi" w:hAnsiTheme="majorBidi" w:cstheme="majorBidi"/>
-          <w:color w:val="000000" w:themeColor="text1"/>
-          <w:sz w:val="24"/>
-          <w:szCs w:val="24"/>
-        </w:rPr>
-        <w:t>out</w:t>
-      </w:r>
-      <w:proofErr w:type="spellEnd"/>
-      <w:r>
-        <w:rPr>
-          <w:rFonts w:asciiTheme="majorBidi" w:hAnsiTheme="majorBidi" w:cstheme="majorBidi"/>
-          <w:color w:val="000000" w:themeColor="text1"/>
-          <w:sz w:val="24"/>
-          <w:szCs w:val="24"/>
-        </w:rPr>
-        <w:t>[</w:t>
-      </w:r>
-      <w:proofErr w:type="gramEnd"/>
-      <w:r>
-        <w:rPr>
-          <w:rFonts w:asciiTheme="majorBidi" w:hAnsiTheme="majorBidi" w:cstheme="majorBidi"/>
-          <w:color w:val="000000" w:themeColor="text1"/>
-          <w:sz w:val="24"/>
-          <w:szCs w:val="24"/>
-        </w:rPr>
-        <w:t>7:4] is don't-care per the PE Definition Document.</w:t>
+        <w:t>data_out</w:t>
+      </w:r>
+      <w:proofErr w:type="spellEnd"/>
+      <w:r>
+        <w:rPr>
+          <w:rFonts w:asciiTheme="majorBidi" w:hAnsiTheme="majorBidi" w:cstheme="majorBidi"/>
+          <w:color w:val="000000" w:themeColor="text1"/>
+          <w:sz w:val="24"/>
+          <w:szCs w:val="24"/>
+        </w:rPr>
+        <w:t>[7:4] is don't-care per the PE Definition Document.</w:t>
       </w:r>
     </w:p>
     <w:p>
@@ -7807,27 +9375,7 @@
           <w:sz w:val="24"/>
           <w:szCs w:val="24"/>
         </w:rPr>
-        <w:t xml:space="preserve">Repeat G8.1 and G8.2 with each of the eight activation functions selected. This yields 16 end-to-end micro-sequences, each fully </w:t>
-      </w:r>
-      <w:proofErr w:type="gramStart"/>
-      <w:r>
-        <w:rPr>
-          <w:rFonts w:asciiTheme="majorBidi" w:hAnsiTheme="majorBidi" w:cstheme="majorBidi"/>
-          <w:color w:val="000000" w:themeColor="text1"/>
-          <w:sz w:val="24"/>
-          <w:szCs w:val="24"/>
-        </w:rPr>
-        <w:t>golden-checked</w:t>
-      </w:r>
-      <w:proofErr w:type="gramEnd"/>
-      <w:r>
-        <w:rPr>
-          <w:rFonts w:asciiTheme="majorBidi" w:hAnsiTheme="majorBidi" w:cstheme="majorBidi"/>
-          <w:color w:val="000000" w:themeColor="text1"/>
-          <w:sz w:val="24"/>
-          <w:szCs w:val="24"/>
-        </w:rPr>
-        <w:t>.</w:t>
+        <w:t>Repeat G8.1 and G8.2 with each of the eight activation functions selected. This yields 16 end-to-end micro-sequences, each fully golden-checked.</w:t>
       </w:r>
     </w:p>
     <w:p>
@@ -7951,27 +9499,7 @@
           <w:sz w:val="24"/>
           <w:szCs w:val="24"/>
         </w:rPr>
-        <w:t xml:space="preserve"> is compared </w:t>
-      </w:r>
-      <w:proofErr w:type="gramStart"/>
-      <w:r>
-        <w:rPr>
-          <w:rFonts w:asciiTheme="majorBidi" w:hAnsiTheme="majorBidi" w:cstheme="majorBidi"/>
-          <w:color w:val="000000" w:themeColor="text1"/>
-          <w:sz w:val="24"/>
-          <w:szCs w:val="24"/>
-        </w:rPr>
-        <w:t>against</w:t>
-      </w:r>
-      <w:proofErr w:type="gramEnd"/>
-      <w:r>
-        <w:rPr>
-          <w:rFonts w:asciiTheme="majorBidi" w:hAnsiTheme="majorBidi" w:cstheme="majorBidi"/>
-          <w:color w:val="000000" w:themeColor="text1"/>
-          <w:sz w:val="24"/>
-          <w:szCs w:val="24"/>
-        </w:rPr>
-        <w:t xml:space="preserve"> a two-stage </w:t>
+        <w:t xml:space="preserve"> is compared against a two-stage </w:t>
       </w:r>
       <w:proofErr w:type="spellStart"/>
       <w:r>
@@ -8061,25 +9589,105 @@
     </w:p>
     <w:p>
       <w:pPr>
-        <w:pStyle w:val="Heading3"/>
+        <w:pStyle w:val="Heading2"/>
         <w:spacing w:line="360" w:lineRule="auto"/>
         <w:jc w:val="both"/>
         <w:rPr>
           <w:rFonts w:asciiTheme="majorBidi" w:hAnsiTheme="majorBidi" w:cstheme="majorBidi"/>
           <w:color w:val="000000" w:themeColor="text1"/>
-          <w:sz w:val="24"/>
-          <w:szCs w:val="24"/>
-        </w:rPr>
-      </w:pPr>
-      <w:r>
-        <w:rPr>
-          <w:rFonts w:asciiTheme="majorBidi" w:hAnsiTheme="majorBidi" w:cstheme="majorBidi"/>
-          <w:color w:val="000000" w:themeColor="text1"/>
-          <w:sz w:val="24"/>
-          <w:szCs w:val="24"/>
+          <w:rtl/>
+        </w:rPr>
+      </w:pPr>
+    </w:p>
+    <w:p>
+      <w:pPr>
+        <w:pStyle w:val="Heading2"/>
+        <w:spacing w:line="360" w:lineRule="auto"/>
+        <w:jc w:val="both"/>
+        <w:rPr>
+          <w:rFonts w:asciiTheme="majorBidi" w:hAnsiTheme="majorBidi" w:cstheme="majorBidi"/>
+          <w:color w:val="000000" w:themeColor="text1"/>
+          <w:rtl/>
+        </w:rPr>
+      </w:pPr>
+    </w:p>
+    <w:p>
+      <w:pPr>
+        <w:pStyle w:val="Heading2"/>
+        <w:spacing w:line="360" w:lineRule="auto"/>
+        <w:jc w:val="both"/>
+        <w:rPr>
+          <w:rFonts w:asciiTheme="majorBidi" w:hAnsiTheme="majorBidi" w:cstheme="majorBidi"/>
+          <w:color w:val="000000" w:themeColor="text1"/>
+          <w:rtl/>
+        </w:rPr>
+      </w:pPr>
+    </w:p>
+    <w:p>
+      <w:pPr>
+        <w:pStyle w:val="Heading2"/>
+        <w:spacing w:line="360" w:lineRule="auto"/>
+        <w:jc w:val="both"/>
+        <w:rPr>
+          <w:rFonts w:asciiTheme="majorBidi" w:hAnsiTheme="majorBidi" w:cstheme="majorBidi"/>
+          <w:color w:val="000000" w:themeColor="text1"/>
+          <w:rtl/>
+        </w:rPr>
+      </w:pPr>
+    </w:p>
+    <w:p>
+      <w:pPr>
+        <w:pStyle w:val="Heading2"/>
+        <w:spacing w:line="360" w:lineRule="auto"/>
+        <w:jc w:val="both"/>
+        <w:rPr>
+          <w:rFonts w:asciiTheme="majorBidi" w:hAnsiTheme="majorBidi" w:cstheme="majorBidi"/>
+          <w:color w:val="000000" w:themeColor="text1"/>
+          <w:rtl/>
+        </w:rPr>
+      </w:pPr>
+    </w:p>
+    <w:p>
+      <w:pPr>
+        <w:pStyle w:val="Heading2"/>
+        <w:spacing w:line="360" w:lineRule="auto"/>
+        <w:jc w:val="both"/>
+        <w:rPr>
+          <w:rFonts w:asciiTheme="majorBidi" w:hAnsiTheme="majorBidi" w:cstheme="majorBidi"/>
+          <w:color w:val="000000" w:themeColor="text1"/>
+          <w:rtl/>
+        </w:rPr>
+      </w:pPr>
+    </w:p>
+    <w:p>
+      <w:pPr>
+        <w:pStyle w:val="Heading2"/>
+        <w:spacing w:line="360" w:lineRule="auto"/>
+        <w:jc w:val="both"/>
+        <w:rPr>
+          <w:rFonts w:asciiTheme="majorBidi" w:hAnsiTheme="majorBidi" w:cstheme="majorBidi"/>
+          <w:color w:val="000000" w:themeColor="text1"/>
+          <w:rtl/>
+        </w:rPr>
+      </w:pPr>
+    </w:p>
+    <w:p>
+      <w:pPr>
+        <w:pStyle w:val="Heading2"/>
+        <w:spacing w:line="360" w:lineRule="auto"/>
+        <w:jc w:val="both"/>
+        <w:rPr>
+          <w:rFonts w:asciiTheme="majorBidi" w:hAnsiTheme="majorBidi" w:cstheme="majorBidi"/>
+          <w:color w:val="000000" w:themeColor="text1"/>
+        </w:rPr>
+      </w:pPr>
+      <w:r>
+        <w:rPr>
+          <w:rFonts w:asciiTheme="majorBidi" w:hAnsiTheme="majorBidi" w:cstheme="majorBidi"/>
+          <w:color w:val="000000" w:themeColor="text1"/>
         </w:rPr>
         <w:lastRenderedPageBreak/>
-        <w:t>G8.5 Mode Transition Mid-Sequence</w:t>
+        <w:t>G9. Protocol Assertions (Always-On Monitors)</w:t>
       </w:r>
     </w:p>
     <w:p>
@@ -8097,66 +9705,6 @@
       <w:r>
         <w:rPr>
           <w:rFonts w:asciiTheme="majorBidi" w:hAnsiTheme="majorBidi" w:cstheme="majorBidi"/>
-          <w:color w:val="000000" w:themeColor="text1"/>
-          <w:sz w:val="24"/>
-          <w:szCs w:val="24"/>
-        </w:rPr>
-        <w:t xml:space="preserve">Compute one neuron in INT8, then issue LOAD_CFG to switch to INT4, then compute a second neuron in INT4. Both </w:t>
-      </w:r>
-      <w:proofErr w:type="spellStart"/>
-      <w:r>
-        <w:rPr>
-          <w:rFonts w:asciiTheme="majorBidi" w:hAnsiTheme="majorBidi" w:cstheme="majorBidi"/>
-          <w:color w:val="000000" w:themeColor="text1"/>
-          <w:sz w:val="24"/>
-          <w:szCs w:val="24"/>
-        </w:rPr>
-        <w:t>data_out</w:t>
-      </w:r>
-      <w:proofErr w:type="spellEnd"/>
-      <w:r>
-        <w:rPr>
-          <w:rFonts w:asciiTheme="majorBidi" w:hAnsiTheme="majorBidi" w:cstheme="majorBidi"/>
-          <w:color w:val="000000" w:themeColor="text1"/>
-          <w:sz w:val="24"/>
-          <w:szCs w:val="24"/>
-        </w:rPr>
-        <w:t xml:space="preserve"> values must match the reference. This catches any latent state that would cause cross-mode contamination.</w:t>
-      </w:r>
-    </w:p>
-    <w:p>
-      <w:pPr>
-        <w:pStyle w:val="Heading2"/>
-        <w:spacing w:line="360" w:lineRule="auto"/>
-        <w:jc w:val="both"/>
-        <w:rPr>
-          <w:rFonts w:asciiTheme="majorBidi" w:hAnsiTheme="majorBidi" w:cstheme="majorBidi"/>
-          <w:color w:val="000000" w:themeColor="text1"/>
-        </w:rPr>
-      </w:pPr>
-      <w:r>
-        <w:rPr>
-          <w:rFonts w:asciiTheme="majorBidi" w:hAnsiTheme="majorBidi" w:cstheme="majorBidi"/>
-          <w:color w:val="000000" w:themeColor="text1"/>
-        </w:rPr>
-        <w:t>G9. Protocol Assertions (Always-On Monitors)</w:t>
-      </w:r>
-    </w:p>
-    <w:p>
-      <w:pPr>
-        <w:bidi w:val="0"/>
-        <w:spacing w:after="100" w:line="360" w:lineRule="auto"/>
-        <w:jc w:val="both"/>
-        <w:rPr>
-          <w:rFonts w:asciiTheme="majorBidi" w:hAnsiTheme="majorBidi" w:cstheme="majorBidi"/>
-          <w:color w:val="000000" w:themeColor="text1"/>
-          <w:sz w:val="24"/>
-          <w:szCs w:val="24"/>
-        </w:rPr>
-      </w:pPr>
-      <w:r>
-        <w:rPr>
-          <w:rFonts w:asciiTheme="majorBidi" w:hAnsiTheme="majorBidi" w:cstheme="majorBidi"/>
           <w:b/>
           <w:bCs/>
           <w:color w:val="000000" w:themeColor="text1"/>
@@ -8192,7 +9740,61 @@
           <w:sz w:val="24"/>
           <w:szCs w:val="24"/>
         </w:rPr>
-        <w:t xml:space="preserve"> concurrent assertions that run for the duration of every other test group. Any violation fails the regression regardless of which group was active when it fired. They encode invariants of the PE's external contract.</w:t>
+        <w:t xml:space="preserve"> concurrent assertions that run for the duration of every other test group. Any violation fails the regression regardless of which group was active when it fired. The</w:t>
+      </w:r>
+      <w:r>
+        <w:rPr>
+          <w:rFonts w:asciiTheme="majorBidi" w:hAnsiTheme="majorBidi" w:cstheme="majorBidi"/>
+          <w:color w:val="000000" w:themeColor="text1"/>
+          <w:sz w:val="24"/>
+          <w:szCs w:val="24"/>
+        </w:rPr>
+        <w:t>se</w:t>
+      </w:r>
+      <w:r>
+        <w:rPr>
+          <w:rFonts w:asciiTheme="majorBidi" w:hAnsiTheme="majorBidi" w:cstheme="majorBidi"/>
+          <w:color w:val="000000" w:themeColor="text1"/>
+          <w:sz w:val="24"/>
+          <w:szCs w:val="24"/>
+        </w:rPr>
+        <w:t xml:space="preserve"> </w:t>
+      </w:r>
+      <w:r>
+        <w:rPr>
+          <w:rFonts w:asciiTheme="majorBidi" w:hAnsiTheme="majorBidi" w:cstheme="majorBidi"/>
+          <w:color w:val="000000" w:themeColor="text1"/>
+          <w:sz w:val="24"/>
+          <w:szCs w:val="24"/>
+        </w:rPr>
+        <w:t>enforce the</w:t>
+      </w:r>
+      <w:r>
+        <w:rPr>
+          <w:rFonts w:asciiTheme="majorBidi" w:hAnsiTheme="majorBidi" w:cstheme="majorBidi"/>
+          <w:color w:val="000000" w:themeColor="text1"/>
+          <w:sz w:val="24"/>
+          <w:szCs w:val="24"/>
+        </w:rPr>
+        <w:t xml:space="preserve"> invariants of the PE's external </w:t>
+      </w:r>
+      <w:r>
+        <w:rPr>
+          <w:rFonts w:asciiTheme="majorBidi" w:hAnsiTheme="majorBidi" w:cstheme="majorBidi"/>
+          <w:color w:val="000000" w:themeColor="text1"/>
+          <w:sz w:val="24"/>
+          <w:szCs w:val="24"/>
+        </w:rPr>
+        <w:t>interface</w:t>
+      </w:r>
+      <w:r>
+        <w:rPr>
+          <w:rFonts w:asciiTheme="majorBidi" w:hAnsiTheme="majorBidi" w:cstheme="majorBidi"/>
+          <w:color w:val="000000" w:themeColor="text1"/>
+          <w:sz w:val="24"/>
+          <w:szCs w:val="24"/>
+        </w:rPr>
+        <w:t>.</w:t>
       </w:r>
     </w:p>
     <w:tbl>
@@ -8708,23 +10310,7 @@
                 <w:rFonts w:asciiTheme="majorBidi" w:hAnsiTheme="majorBidi" w:cstheme="majorBidi"/>
                 <w:color w:val="000000" w:themeColor="text1"/>
               </w:rPr>
-              <w:t xml:space="preserve"> </w:t>
-            </w:r>
-            <w:proofErr w:type="gramStart"/>
-            <w:r>
-              <w:rPr>
-                <w:rFonts w:asciiTheme="majorBidi" w:hAnsiTheme="majorBidi" w:cstheme="majorBidi"/>
-                <w:color w:val="000000" w:themeColor="text1"/>
-              </w:rPr>
-              <w:t>are stable (not X) at all times</w:t>
-            </w:r>
-            <w:proofErr w:type="gramEnd"/>
-            <w:r>
-              <w:rPr>
-                <w:rFonts w:asciiTheme="majorBidi" w:hAnsiTheme="majorBidi" w:cstheme="majorBidi"/>
-                <w:color w:val="000000" w:themeColor="text1"/>
-              </w:rPr>
-              <w:t xml:space="preserve"> after the first three cycles post-reset release.</w:t>
+              <w:t xml:space="preserve"> are stable (not X) at all times after the first three cycles post-reset release.</w:t>
             </w:r>
           </w:p>
         </w:tc>
@@ -8940,23 +10526,7 @@
                 <w:rFonts w:asciiTheme="majorBidi" w:hAnsiTheme="majorBidi" w:cstheme="majorBidi"/>
                 <w:color w:val="000000" w:themeColor="text1"/>
               </w:rPr>
-              <w:t xml:space="preserve">never </w:t>
-            </w:r>
-            <w:proofErr w:type="gramStart"/>
-            <w:r>
-              <w:rPr>
-                <w:rFonts w:asciiTheme="majorBidi" w:hAnsiTheme="majorBidi" w:cstheme="majorBidi"/>
-                <w:color w:val="000000" w:themeColor="text1"/>
-              </w:rPr>
-              <w:t>asserts</w:t>
-            </w:r>
-            <w:proofErr w:type="gramEnd"/>
-            <w:r>
-              <w:rPr>
-                <w:rFonts w:asciiTheme="majorBidi" w:hAnsiTheme="majorBidi" w:cstheme="majorBidi"/>
-                <w:color w:val="000000" w:themeColor="text1"/>
-              </w:rPr>
-              <w:t xml:space="preserve"> if </w:t>
+              <w:t xml:space="preserve">never asserts if </w:t>
             </w:r>
             <w:proofErr w:type="spellStart"/>
             <w:r>
@@ -9044,67 +10614,16 @@
           <w:sz w:val="24"/>
           <w:szCs w:val="24"/>
         </w:rPr>
-        <w:t xml:space="preserve"> properties bound to the testbench module. A1, A2 and A3 </w:t>
-      </w:r>
-      <w:proofErr w:type="gramStart"/>
-      <w:r>
-        <w:rPr>
-          <w:rFonts w:asciiTheme="majorBidi" w:hAnsiTheme="majorBidi" w:cstheme="majorBidi"/>
-          <w:color w:val="000000" w:themeColor="text1"/>
-          <w:sz w:val="24"/>
-          <w:szCs w:val="24"/>
-        </w:rPr>
-        <w:t>in particular catch</w:t>
-      </w:r>
-      <w:proofErr w:type="gramEnd"/>
-      <w:r>
-        <w:rPr>
-          <w:rFonts w:asciiTheme="majorBidi" w:hAnsiTheme="majorBidi" w:cstheme="majorBidi"/>
-          <w:color w:val="000000" w:themeColor="text1"/>
-          <w:sz w:val="24"/>
-          <w:szCs w:val="24"/>
-        </w:rPr>
-        <w:t xml:space="preserve"> the two highest-risk integration bugs: a stuck </w:t>
-      </w:r>
-      <w:proofErr w:type="spellStart"/>
-      <w:r>
-        <w:rPr>
-          <w:rFonts w:asciiTheme="majorBidi" w:hAnsiTheme="majorBidi" w:cstheme="majorBidi"/>
-          <w:color w:val="000000" w:themeColor="text1"/>
-          <w:sz w:val="24"/>
-          <w:szCs w:val="24"/>
-        </w:rPr>
-        <w:t>output_valid</w:t>
-      </w:r>
-      <w:proofErr w:type="spellEnd"/>
-      <w:r>
-        <w:rPr>
-          <w:rFonts w:asciiTheme="majorBidi" w:hAnsiTheme="majorBidi" w:cstheme="majorBidi"/>
-          <w:color w:val="000000" w:themeColor="text1"/>
-          <w:sz w:val="24"/>
-          <w:szCs w:val="24"/>
-        </w:rPr>
-        <w:t xml:space="preserve"> driver, and a </w:t>
-      </w:r>
-      <w:proofErr w:type="spellStart"/>
-      <w:r>
-        <w:rPr>
-          <w:rFonts w:asciiTheme="majorBidi" w:hAnsiTheme="majorBidi" w:cstheme="majorBidi"/>
-          <w:color w:val="000000" w:themeColor="text1"/>
-          <w:sz w:val="24"/>
-          <w:szCs w:val="24"/>
-        </w:rPr>
-        <w:t>pe_ready</w:t>
-      </w:r>
-      <w:proofErr w:type="spellEnd"/>
-      <w:r>
-        <w:rPr>
-          <w:rFonts w:asciiTheme="majorBidi" w:hAnsiTheme="majorBidi" w:cstheme="majorBidi"/>
-          <w:color w:val="000000" w:themeColor="text1"/>
-          <w:sz w:val="24"/>
-          <w:szCs w:val="24"/>
-        </w:rPr>
-        <w:t xml:space="preserve"> that drops on the wrong instruction class.</w:t>
+        <w:t xml:space="preserve"> properties bound to the testbench module.</w:t>
+      </w:r>
+      <w:r>
+        <w:rPr>
+          <w:rFonts w:asciiTheme="majorBidi" w:hAnsiTheme="majorBidi" w:cstheme="majorBidi"/>
+          <w:color w:val="000000" w:themeColor="text1"/>
+          <w:sz w:val="24"/>
+          <w:szCs w:val="24"/>
+        </w:rPr>
+        <w:t xml:space="preserve"> The purpose of these assertions is to catch common integration bugs. </w:t>
       </w:r>
     </w:p>
     <w:p>
@@ -9122,7 +10641,14 @@
           <w:rFonts w:asciiTheme="majorBidi" w:hAnsiTheme="majorBidi" w:cstheme="majorBidi"/>
           <w:color w:val="000000" w:themeColor="text1"/>
         </w:rPr>
-        <w:t>G10. Lightly Randomized Smoke</w:t>
+        <w:t xml:space="preserve">G10. Lightly Randomized </w:t>
+      </w:r>
+      <w:r>
+        <w:rPr>
+          <w:rFonts w:asciiTheme="majorBidi" w:hAnsiTheme="majorBidi" w:cstheme="majorBidi"/>
+          <w:color w:val="000000" w:themeColor="text1"/>
+        </w:rPr>
+        <w:t>Testing</w:t>
       </w:r>
     </w:p>
     <w:p>
@@ -9155,7 +10681,61 @@
           <w:sz w:val="24"/>
           <w:szCs w:val="24"/>
         </w:rPr>
-        <w:t>Surface unforeseen sequencing interactions that the directed groups did not anticipate. The smoke layer is intentionally bounded — a few thousand cycles, not millions — because deep randomized soak is the FPGA team's domain on their platform.</w:t>
+        <w:t>Surface unforeseen sequencing interactions that the directed groups did not anticipate. Th</w:t>
+      </w:r>
+      <w:r>
+        <w:rPr>
+          <w:rFonts w:asciiTheme="majorBidi" w:hAnsiTheme="majorBidi" w:cstheme="majorBidi"/>
+          <w:color w:val="000000" w:themeColor="text1"/>
+          <w:sz w:val="24"/>
+          <w:szCs w:val="24"/>
+        </w:rPr>
+        <w:t>is</w:t>
+      </w:r>
+      <w:r>
+        <w:rPr>
+          <w:rFonts w:asciiTheme="majorBidi" w:hAnsiTheme="majorBidi" w:cstheme="majorBidi"/>
+          <w:color w:val="000000" w:themeColor="text1"/>
+          <w:sz w:val="24"/>
+          <w:szCs w:val="24"/>
+        </w:rPr>
+        <w:t xml:space="preserve"> layer is intentionally bounded — a few thousand cycles, not millions — because </w:t>
+      </w:r>
+      <w:r>
+        <w:rPr>
+          <w:rFonts w:asciiTheme="majorBidi" w:hAnsiTheme="majorBidi" w:cstheme="majorBidi"/>
+          <w:color w:val="000000" w:themeColor="text1"/>
+          <w:sz w:val="24"/>
+          <w:szCs w:val="24"/>
+        </w:rPr>
+        <w:t>the exhaustive, thorough</w:t>
+      </w:r>
+      <w:r>
+        <w:rPr>
+          <w:rFonts w:asciiTheme="majorBidi" w:hAnsiTheme="majorBidi" w:cstheme="majorBidi"/>
+          <w:color w:val="000000" w:themeColor="text1"/>
+          <w:sz w:val="24"/>
+          <w:szCs w:val="24"/>
+        </w:rPr>
+        <w:t xml:space="preserve"> randomized </w:t>
+      </w:r>
+      <w:r>
+        <w:rPr>
+          <w:rFonts w:asciiTheme="majorBidi" w:hAnsiTheme="majorBidi" w:cstheme="majorBidi"/>
+          <w:color w:val="000000" w:themeColor="text1"/>
+          <w:sz w:val="24"/>
+          <w:szCs w:val="24"/>
+        </w:rPr>
+        <w:t>verification</w:t>
+      </w:r>
+      <w:r>
+        <w:rPr>
+          <w:rFonts w:asciiTheme="majorBidi" w:hAnsiTheme="majorBidi" w:cstheme="majorBidi"/>
+          <w:color w:val="000000" w:themeColor="text1"/>
+          <w:sz w:val="24"/>
+          <w:szCs w:val="24"/>
+        </w:rPr>
+        <w:t xml:space="preserve"> is the FPGA team's domain on their platform.</w:t>
       </w:r>
     </w:p>
     <w:p>
@@ -9177,7 +10757,6 @@
           <w:sz w:val="24"/>
           <w:szCs w:val="24"/>
         </w:rPr>
-        <w:lastRenderedPageBreak/>
         <w:t>G10.1 Procedure</w:t>
       </w:r>
     </w:p>
@@ -9200,48 +10779,27 @@
           <w:sz w:val="24"/>
           <w:szCs w:val="24"/>
         </w:rPr>
-        <w:t xml:space="preserve">Run 2,000 </w:t>
-      </w:r>
-      <w:proofErr w:type="gramStart"/>
-      <w:r>
-        <w:rPr>
-          <w:rFonts w:asciiTheme="majorBidi" w:hAnsiTheme="majorBidi" w:cstheme="majorBidi"/>
-          <w:color w:val="000000" w:themeColor="text1"/>
-          <w:sz w:val="24"/>
-          <w:szCs w:val="24"/>
-        </w:rPr>
-        <w:t>randomly-generated</w:t>
-      </w:r>
-      <w:proofErr w:type="gramEnd"/>
-      <w:r>
-        <w:rPr>
-          <w:rFonts w:asciiTheme="majorBidi" w:hAnsiTheme="majorBidi" w:cstheme="majorBidi"/>
-          <w:color w:val="000000" w:themeColor="text1"/>
-          <w:sz w:val="24"/>
-          <w:szCs w:val="24"/>
-        </w:rPr>
-        <w:t xml:space="preserve"> instructions through the same reference-checked driver used in G8. The randomizer biases its opcode distribution toward MAC and ADD_BIAS (60% combined), interleaves SCALE (8%), EXEC_PP (8%), READ_ACC_BYTE (10%), READ_CFG (4%), RST_ACC (4%), LOAD_CFG (4%), and NOP (2%). Operands and configuration values are uniformly random. </w:t>
-      </w:r>
-      <w:proofErr w:type="spellStart"/>
-      <w:proofErr w:type="gramStart"/>
-      <w:r>
-        <w:rPr>
-          <w:rFonts w:asciiTheme="majorBidi" w:hAnsiTheme="majorBidi" w:cstheme="majorBidi"/>
-          <w:color w:val="000000" w:themeColor="text1"/>
-          <w:sz w:val="24"/>
-          <w:szCs w:val="24"/>
-        </w:rPr>
-        <w:t>chp</w:t>
-      </w:r>
-      <w:proofErr w:type="gramEnd"/>
-      <w:r>
-        <w:rPr>
-          <w:rFonts w:asciiTheme="majorBidi" w:hAnsiTheme="majorBidi" w:cstheme="majorBidi"/>
-          <w:color w:val="000000" w:themeColor="text1"/>
-          <w:sz w:val="24"/>
-          <w:szCs w:val="24"/>
-        </w:rPr>
-        <w:t>_slct</w:t>
+        <w:t xml:space="preserve">Run 2,000 randomly-generated instructions through the same reference-checked driver used in G8. The randomizer biases its opcode distribution toward MAC and ADD_BIAS (60% combined), interleaves SCALE (8%), EXEC_PP (8%), READ_ACC_BYTE (10%), READ_CFG (4%), RST_ACC (4%), LOAD_CFG (4%), and NOP (2%). Operands and configuration values are </w:t>
+      </w:r>
+      <w:r>
+        <w:rPr>
+          <w:rFonts w:asciiTheme="majorBidi" w:hAnsiTheme="majorBidi" w:cstheme="majorBidi"/>
+          <w:color w:val="000000" w:themeColor="text1"/>
+          <w:sz w:val="24"/>
+          <w:szCs w:val="24"/>
+        </w:rPr>
+        <w:lastRenderedPageBreak/>
+        <w:t xml:space="preserve">uniformly random. </w:t>
+      </w:r>
+      <w:proofErr w:type="spellStart"/>
+      <w:r>
+        <w:rPr>
+          <w:rFonts w:asciiTheme="majorBidi" w:hAnsiTheme="majorBidi" w:cstheme="majorBidi"/>
+          <w:color w:val="000000" w:themeColor="text1"/>
+          <w:sz w:val="24"/>
+          <w:szCs w:val="24"/>
+        </w:rPr>
+        <w:t>chp_slct</w:t>
       </w:r>
       <w:proofErr w:type="spellEnd"/>
       <w:r>
@@ -9313,6 +10871,32 @@
         </w:rPr>
         <w:t xml:space="preserve"> are each independently held with 90% probability.</w:t>
       </w:r>
+    </w:p>
+    <w:p>
+      <w:pPr>
+        <w:bidi w:val="0"/>
+        <w:spacing w:after="100" w:line="360" w:lineRule="auto"/>
+        <w:jc w:val="both"/>
+        <w:rPr>
+          <w:rFonts w:asciiTheme="majorBidi" w:hAnsiTheme="majorBidi" w:cstheme="majorBidi"/>
+          <w:color w:val="000000" w:themeColor="text1"/>
+          <w:sz w:val="24"/>
+          <w:szCs w:val="24"/>
+        </w:rPr>
+      </w:pPr>
+    </w:p>
+    <w:p>
+      <w:pPr>
+        <w:bidi w:val="0"/>
+        <w:spacing w:after="100" w:line="360" w:lineRule="auto"/>
+        <w:jc w:val="both"/>
+        <w:rPr>
+          <w:rFonts w:asciiTheme="majorBidi" w:hAnsiTheme="majorBidi" w:cstheme="majorBidi"/>
+          <w:color w:val="000000" w:themeColor="text1"/>
+          <w:sz w:val="24"/>
+          <w:szCs w:val="24"/>
+        </w:rPr>
+      </w:pPr>
     </w:p>
     <w:p>
       <w:pPr>
@@ -9375,7 +10959,7 @@
           <w:sz w:val="24"/>
           <w:szCs w:val="24"/>
         </w:rPr>
-        <w:t xml:space="preserve"> pulse) must match the reference. Every protocol assertion from G9 must hold for the entire run. Failure on either count is debugged to root cause before handoff; the smoke layer is not allowed to pass with 'known minor mismatches.'</w:t>
+        <w:t xml:space="preserve"> pulse) must match the reference. Every protocol assertion from G9 must hold for the entire run. </w:t>
       </w:r>
     </w:p>
     <w:p>
@@ -9415,27 +10999,25 @@
           <w:sz w:val="24"/>
           <w:szCs w:val="24"/>
         </w:rPr>
-        <w:t xml:space="preserve">The PE is cleared for FPGA platform stress testing when, and only when, </w:t>
-      </w:r>
-      <w:proofErr w:type="gramStart"/>
-      <w:r>
-        <w:rPr>
-          <w:rFonts w:asciiTheme="majorBidi" w:hAnsiTheme="majorBidi" w:cstheme="majorBidi"/>
-          <w:color w:val="000000" w:themeColor="text1"/>
-          <w:sz w:val="24"/>
-          <w:szCs w:val="24"/>
-        </w:rPr>
-        <w:t>all of</w:t>
-      </w:r>
-      <w:proofErr w:type="gramEnd"/>
-      <w:r>
-        <w:rPr>
-          <w:rFonts w:asciiTheme="majorBidi" w:hAnsiTheme="majorBidi" w:cstheme="majorBidi"/>
-          <w:color w:val="000000" w:themeColor="text1"/>
-          <w:sz w:val="24"/>
-          <w:szCs w:val="24"/>
-        </w:rPr>
-        <w:t xml:space="preserve"> the following hold simultaneously on a single clean regression run:</w:t>
+        <w:t>The PE is cleared for FPGA platform stress testing when</w:t>
+      </w:r>
+      <w:r>
+        <w:rPr>
+          <w:rFonts w:asciiTheme="majorBidi" w:hAnsiTheme="majorBidi" w:cstheme="majorBidi"/>
+          <w:color w:val="000000" w:themeColor="text1"/>
+          <w:sz w:val="24"/>
+          <w:szCs w:val="24"/>
+        </w:rPr>
+        <w:t xml:space="preserve"> </w:t>
+      </w:r>
+      <w:r>
+        <w:rPr>
+          <w:rFonts w:asciiTheme="majorBidi" w:hAnsiTheme="majorBidi" w:cstheme="majorBidi"/>
+          <w:color w:val="000000" w:themeColor="text1"/>
+          <w:sz w:val="24"/>
+          <w:szCs w:val="24"/>
+        </w:rPr>
+        <w:t>all of the following hold simultaneously on a single clean regression run:</w:t>
       </w:r>
     </w:p>
     <w:p>
@@ -9533,7 +11115,7 @@
           <w:sz w:val="24"/>
           <w:szCs w:val="24"/>
         </w:rPr>
-        <w:t xml:space="preserve"> mismatches across the 2,000-instruction smoke run.</w:t>
+        <w:t xml:space="preserve"> mismatches across the 2,000-instruction run.</w:t>
       </w:r>
     </w:p>
     <w:p>
@@ -9694,185 +11276,88 @@
           <w:sz w:val="24"/>
           <w:szCs w:val="24"/>
         </w:rPr>
-        <w:t>, the regression log, and the coverage report are packaged for the FPGA team. Any deviation found by the FPGA stress run is fed back as a new directed test case in the appropriate group above; the sanity regression is re-run before resubmission.</w:t>
-      </w:r>
-    </w:p>
-    <w:p>
-      <w:pPr>
-        <w:pStyle w:val="Heading1"/>
-        <w:spacing w:line="360" w:lineRule="auto"/>
-        <w:jc w:val="both"/>
-        <w:rPr>
-          <w:rFonts w:asciiTheme="majorBidi" w:hAnsiTheme="majorBidi" w:cstheme="majorBidi"/>
-          <w:color w:val="000000" w:themeColor="text1"/>
-        </w:rPr>
-      </w:pPr>
-      <w:r>
-        <w:rPr>
-          <w:rFonts w:asciiTheme="majorBidi" w:hAnsiTheme="majorBidi" w:cstheme="majorBidi"/>
-          <w:color w:val="000000" w:themeColor="text1"/>
-        </w:rPr>
-        <w:t>6. Out of Scope</w:t>
-      </w:r>
-    </w:p>
-    <w:p>
-      <w:pPr>
-        <w:bidi w:val="0"/>
-        <w:spacing w:after="100" w:line="360" w:lineRule="auto"/>
-        <w:jc w:val="both"/>
-        <w:rPr>
-          <w:rFonts w:asciiTheme="majorBidi" w:hAnsiTheme="majorBidi" w:cstheme="majorBidi"/>
-          <w:color w:val="000000" w:themeColor="text1"/>
-          <w:sz w:val="24"/>
-          <w:szCs w:val="24"/>
-        </w:rPr>
-      </w:pPr>
-      <w:r>
-        <w:rPr>
-          <w:rFonts w:asciiTheme="majorBidi" w:hAnsiTheme="majorBidi" w:cstheme="majorBidi"/>
-          <w:color w:val="000000" w:themeColor="text1"/>
-          <w:sz w:val="24"/>
-          <w:szCs w:val="24"/>
-        </w:rPr>
-        <w:lastRenderedPageBreak/>
-        <w:t>The following are explicitly deferred to other verification activities and must not be relied upon as conditions of this gate:</w:t>
-      </w:r>
-    </w:p>
-    <w:p>
-      <w:pPr>
-        <w:pStyle w:val="ListParagraph"/>
-        <w:numPr>
-          <w:ilvl w:val="0"/>
-          <w:numId w:val="2"/>
-        </w:numPr>
-        <w:spacing w:after="60" w:line="360" w:lineRule="auto"/>
-        <w:jc w:val="both"/>
-        <w:rPr>
-          <w:rFonts w:asciiTheme="majorBidi" w:hAnsiTheme="majorBidi" w:cstheme="majorBidi"/>
-          <w:color w:val="000000" w:themeColor="text1"/>
-          <w:sz w:val="24"/>
-          <w:szCs w:val="24"/>
-        </w:rPr>
-      </w:pPr>
-      <w:r>
-        <w:rPr>
-          <w:rFonts w:asciiTheme="majorBidi" w:hAnsiTheme="majorBidi" w:cstheme="majorBidi"/>
-          <w:color w:val="000000" w:themeColor="text1"/>
-          <w:sz w:val="24"/>
-          <w:szCs w:val="24"/>
-        </w:rPr>
-        <w:t>Gate-level simulation with back-annotated SDF — covered by the post-synthesis flow.</w:t>
-      </w:r>
-    </w:p>
-    <w:p>
-      <w:pPr>
-        <w:pStyle w:val="ListParagraph"/>
-        <w:numPr>
-          <w:ilvl w:val="0"/>
-          <w:numId w:val="2"/>
-        </w:numPr>
-        <w:spacing w:after="60" w:line="360" w:lineRule="auto"/>
-        <w:jc w:val="both"/>
-        <w:rPr>
-          <w:rFonts w:asciiTheme="majorBidi" w:hAnsiTheme="majorBidi" w:cstheme="majorBidi"/>
-          <w:color w:val="000000" w:themeColor="text1"/>
-          <w:sz w:val="24"/>
-          <w:szCs w:val="24"/>
-        </w:rPr>
-      </w:pPr>
-      <w:r>
-        <w:rPr>
-          <w:rFonts w:asciiTheme="majorBidi" w:hAnsiTheme="majorBidi" w:cstheme="majorBidi"/>
-          <w:color w:val="000000" w:themeColor="text1"/>
-          <w:sz w:val="24"/>
-          <w:szCs w:val="24"/>
-        </w:rPr>
-        <w:t>Static timing analysis closure at the target clock — covered by the synthesis and place-and-route reports.</w:t>
-      </w:r>
-    </w:p>
-    <w:p>
-      <w:pPr>
-        <w:pStyle w:val="ListParagraph"/>
-        <w:numPr>
-          <w:ilvl w:val="0"/>
-          <w:numId w:val="2"/>
-        </w:numPr>
-        <w:spacing w:after="60" w:line="360" w:lineRule="auto"/>
-        <w:jc w:val="both"/>
-        <w:rPr>
-          <w:rFonts w:asciiTheme="majorBidi" w:hAnsiTheme="majorBidi" w:cstheme="majorBidi"/>
-          <w:color w:val="000000" w:themeColor="text1"/>
-          <w:sz w:val="24"/>
-          <w:szCs w:val="24"/>
-        </w:rPr>
-      </w:pPr>
-      <w:r>
-        <w:rPr>
-          <w:rFonts w:asciiTheme="majorBidi" w:hAnsiTheme="majorBidi" w:cstheme="majorBidi"/>
-          <w:color w:val="000000" w:themeColor="text1"/>
-          <w:sz w:val="24"/>
-          <w:szCs w:val="24"/>
-        </w:rPr>
-        <w:t>Multi-million-cycle randomized stress — covered by the FPGA team's platform regression.</w:t>
-      </w:r>
-    </w:p>
-    <w:p>
-      <w:pPr>
-        <w:pStyle w:val="ListParagraph"/>
-        <w:numPr>
-          <w:ilvl w:val="0"/>
-          <w:numId w:val="2"/>
-        </w:numPr>
-        <w:spacing w:after="60" w:line="360" w:lineRule="auto"/>
-        <w:jc w:val="both"/>
-        <w:rPr>
-          <w:rFonts w:asciiTheme="majorBidi" w:hAnsiTheme="majorBidi" w:cstheme="majorBidi"/>
-          <w:color w:val="000000" w:themeColor="text1"/>
-          <w:sz w:val="24"/>
-          <w:szCs w:val="24"/>
-        </w:rPr>
-      </w:pPr>
-      <w:r>
-        <w:rPr>
-          <w:rFonts w:asciiTheme="majorBidi" w:hAnsiTheme="majorBidi" w:cstheme="majorBidi"/>
-          <w:color w:val="000000" w:themeColor="text1"/>
-          <w:sz w:val="24"/>
-          <w:szCs w:val="24"/>
-        </w:rPr>
-        <w:t>X-propagation analysis under partial-reset conditions — covered by a separate formal property check.</w:t>
-      </w:r>
-    </w:p>
-    <w:p>
-      <w:pPr>
-        <w:pStyle w:val="ListParagraph"/>
-        <w:numPr>
-          <w:ilvl w:val="0"/>
-          <w:numId w:val="2"/>
-        </w:numPr>
-        <w:spacing w:after="60" w:line="360" w:lineRule="auto"/>
-        <w:jc w:val="both"/>
-        <w:rPr>
-          <w:color w:val="000000" w:themeColor="text1"/>
-          <w:sz w:val="24"/>
-          <w:szCs w:val="24"/>
-        </w:rPr>
-      </w:pPr>
-      <w:r>
-        <w:rPr>
-          <w:rFonts w:asciiTheme="majorBidi" w:hAnsiTheme="majorBidi" w:cstheme="majorBidi"/>
-          <w:color w:val="000000" w:themeColor="text1"/>
-          <w:sz w:val="24"/>
-          <w:szCs w:val="24"/>
-        </w:rPr>
-        <w:t>Power-aware simulation — covered by the synthesis power analysis flow</w:t>
-      </w:r>
-      <w:r>
-        <w:rPr>
-          <w:color w:val="000000" w:themeColor="text1"/>
-          <w:sz w:val="24"/>
-          <w:szCs w:val="24"/>
-        </w:rPr>
-        <w:t>.</w:t>
+        <w:t xml:space="preserve">, and the coverage report </w:t>
+      </w:r>
+      <w:r>
+        <w:rPr>
+          <w:rFonts w:asciiTheme="majorBidi" w:hAnsiTheme="majorBidi" w:cstheme="majorBidi"/>
+          <w:color w:val="000000" w:themeColor="text1"/>
+          <w:sz w:val="24"/>
+          <w:szCs w:val="24"/>
+        </w:rPr>
+        <w:t>will be</w:t>
+      </w:r>
+      <w:r>
+        <w:rPr>
+          <w:rFonts w:asciiTheme="majorBidi" w:hAnsiTheme="majorBidi" w:cstheme="majorBidi"/>
+          <w:color w:val="000000" w:themeColor="text1"/>
+          <w:sz w:val="24"/>
+          <w:szCs w:val="24"/>
+        </w:rPr>
+        <w:t xml:space="preserve"> </w:t>
+      </w:r>
+      <w:r>
+        <w:rPr>
+          <w:rFonts w:asciiTheme="majorBidi" w:hAnsiTheme="majorBidi" w:cstheme="majorBidi"/>
+          <w:color w:val="000000" w:themeColor="text1"/>
+          <w:sz w:val="24"/>
+          <w:szCs w:val="24"/>
+        </w:rPr>
+        <w:t>handed</w:t>
+      </w:r>
+      <w:r>
+        <w:rPr>
+          <w:rFonts w:asciiTheme="majorBidi" w:hAnsiTheme="majorBidi" w:cstheme="majorBidi"/>
+          <w:color w:val="000000" w:themeColor="text1"/>
+          <w:sz w:val="24"/>
+          <w:szCs w:val="24"/>
+        </w:rPr>
+        <w:t xml:space="preserve"> </w:t>
+      </w:r>
+      <w:r>
+        <w:rPr>
+          <w:rFonts w:asciiTheme="majorBidi" w:hAnsiTheme="majorBidi" w:cstheme="majorBidi"/>
+          <w:color w:val="000000" w:themeColor="text1"/>
+          <w:sz w:val="24"/>
+          <w:szCs w:val="24"/>
+        </w:rPr>
+        <w:t>to</w:t>
+      </w:r>
+      <w:r>
+        <w:rPr>
+          <w:rFonts w:asciiTheme="majorBidi" w:hAnsiTheme="majorBidi" w:cstheme="majorBidi"/>
+          <w:color w:val="000000" w:themeColor="text1"/>
+          <w:sz w:val="24"/>
+          <w:szCs w:val="24"/>
+        </w:rPr>
+        <w:t xml:space="preserve"> the FPGA team. Any deviation found by the FPGA stress run </w:t>
+      </w:r>
+      <w:r>
+        <w:rPr>
+          <w:rFonts w:asciiTheme="majorBidi" w:hAnsiTheme="majorBidi" w:cstheme="majorBidi"/>
+          <w:color w:val="000000" w:themeColor="text1"/>
+          <w:sz w:val="24"/>
+          <w:szCs w:val="24"/>
+        </w:rPr>
+        <w:t>will be sent back</w:t>
+      </w:r>
+      <w:r>
+        <w:rPr>
+          <w:rFonts w:asciiTheme="majorBidi" w:hAnsiTheme="majorBidi" w:cstheme="majorBidi"/>
+          <w:color w:val="000000" w:themeColor="text1"/>
+          <w:sz w:val="24"/>
+          <w:szCs w:val="24"/>
+        </w:rPr>
+        <w:t xml:space="preserve"> as a new directed test case in the appropriate group above</w:t>
+      </w:r>
+      <w:r>
+        <w:rPr>
+          <w:rFonts w:asciiTheme="majorBidi" w:hAnsiTheme="majorBidi" w:cstheme="majorBidi"/>
+          <w:color w:val="000000" w:themeColor="text1"/>
+          <w:sz w:val="24"/>
+          <w:szCs w:val="24"/>
+        </w:rPr>
+        <w:t xml:space="preserve"> for our handling and re-submission.</w:t>
       </w:r>
     </w:p>
     <w:sectPr>
@@ -9888,7 +11373,7 @@
 </file>
 
 <file path=word/endnotes.xml><?xml version="1.0" encoding="utf-8"?>
-<w:endnotes xmlns:wpc="http://schemas.microsoft.com/office/word/2010/wordprocessingCanvas" xmlns:cx="http://schemas.microsoft.com/office/drawing/2014/chartex" xmlns:cx1="http://schemas.microsoft.com/office/drawing/2015/9/8/chartex" xmlns:cx2="http://schemas.microsoft.com/office/drawing/2015/10/21/chartex" xmlns:cx3="http://schemas.microsoft.com/office/drawing/2016/5/9/chartex" xmlns:cx4="http://schemas.microsoft.com/office/drawing/2016/5/10/chartex" xmlns:cx5="http://schemas.microsoft.com/office/drawing/2016/5/11/chartex" xmlns:cx6="http://schemas.microsoft.com/office/drawing/2016/5/12/chartex" xmlns:cx7="http://schemas.microsoft.com/office/drawing/2016/5/13/chartex" xmlns:cx8="http://schemas.microsoft.com/office/drawing/2016/5/14/chartex" xmlns:mc="http://schemas.openxmlformats.org/markup-compatibility/2006" xmlns:aink="http://schemas.microsoft.com/office/drawing/2016/ink" xmlns:am3d="http://schemas.microsoft.com/office/drawing/2017/model3d" xmlns:o="urn:schemas-microsoft-com:office:office" xmlns:oel="http://schemas.microsoft.com/office/2019/extlst" xmlns:r="http://schemas.openxmlformats.org/officeDocument/2006/relationships" xmlns:m="http://schemas.openxmlformats.org/officeDocument/2006/math" xmlns:v="urn:schemas-microsoft-com:vml" xmlns:wp14="http://schemas.microsoft.com/office/word/2010/wordprocessingDrawing" xmlns:wp="http://schemas.openxmlformats.org/drawingml/2006/wordprocessingDrawing" xmlns:w10="urn:schemas-microsoft-com:office:word" xmlns:w="http://schemas.openxmlformats.org/wordprocessingml/2006/main" xmlns:w14="http://schemas.microsoft.com/office/word/2010/wordml" xmlns:w15="http://schemas.microsoft.com/office/word/2012/wordml" xmlns:w16cex="http://schemas.microsoft.com/office/word/2018/wordml/cex" xmlns:w16cid="http://schemas.microsoft.com/office/word/2016/wordml/cid" xmlns:w16="http://schemas.microsoft.com/office/word/2018/wordml" xmlns:w16du="http://schemas.microsoft.com/office/word/2023/wordml/word16du" xmlns:w16sdtdh="http://schemas.microsoft.com/office/word/2020/wordml/sdtdatahash" xmlns:w16sdtfl="http://schemas.microsoft.com/office/word/2024/wordml/sdtformatlock" xmlns:w16se="http://schemas.microsoft.com/office/word/2015/wordml/symex" xmlns:wpg="http://schemas.microsoft.com/office/word/2010/wordprocessingGroup" xmlns:wpi="http://schemas.microsoft.com/office/word/2010/wordprocessingInk" xmlns:wne="http://schemas.microsoft.com/office/word/2006/wordml" xmlns:wps="http://schemas.microsoft.com/office/word/2010/wordprocessingShape" mc:Ignorable="w14 w15 w16se w16cid w16 w16cex w16sdtdh w16sdtfl w16du wp14">
+<w:endnotes xmlns:wpc="http://schemas.microsoft.com/office/word/2010/wordprocessingCanvas" xmlns:cx="http://schemas.microsoft.com/office/drawing/2014/chartex" xmlns:cx1="http://schemas.microsoft.com/office/drawing/2015/9/8/chartex" xmlns:cx2="http://schemas.microsoft.com/office/drawing/2015/10/21/chartex" xmlns:cx3="http://schemas.microsoft.com/office/drawing/2016/5/9/chartex" xmlns:cx4="http://schemas.microsoft.com/office/drawing/2016/5/10/chartex" xmlns:cx5="http://schemas.microsoft.com/office/drawing/2016/5/11/chartex" xmlns:cx6="http://schemas.microsoft.com/office/drawing/2016/5/12/chartex" xmlns:cx7="http://schemas.microsoft.com/office/drawing/2016/5/13/chartex" xmlns:cx8="http://schemas.microsoft.com/office/drawing/2016/5/14/chartex" xmlns:mc="http://schemas.openxmlformats.org/markup-compatibility/2006" xmlns:aink="http://schemas.microsoft.com/office/drawing/2016/ink" xmlns:am3d="http://schemas.microsoft.com/office/drawing/2017/model3d" xmlns:o="urn:schemas-microsoft-com:office:office" xmlns:oel="http://schemas.microsoft.com/office/2019/extlst" xmlns:r="http://schemas.openxmlformats.org/officeDocument/2006/relationships" xmlns:m="http://schemas.openxmlformats.org/officeDocument/2006/math" xmlns:v="urn:schemas-microsoft-com:vml" xmlns:wp14="http://schemas.microsoft.com/office/word/2010/wordprocessingDrawing" xmlns:wp="http://schemas.openxmlformats.org/drawingml/2006/wordprocessingDrawing" xmlns:w10="urn:schemas-microsoft-com:office:word" xmlns:w="http://schemas.openxmlformats.org/wordprocessingml/2006/main" xmlns:w14="http://schemas.microsoft.com/office/word/2010/wordml" xmlns:w15="http://schemas.microsoft.com/office/word/2012/wordml" xmlns:w16cex="http://schemas.microsoft.com/office/word/2018/wordml/cex" xmlns:w16cid="http://schemas.microsoft.com/office/word/2016/wordml/cid" xmlns:w16="http://schemas.microsoft.com/office/word/2018/wordml" xmlns:w16sdtdh="http://schemas.microsoft.com/office/word/2020/wordml/sdtdatahash" xmlns:w16se="http://schemas.microsoft.com/office/word/2015/wordml/symex" xmlns:wpg="http://schemas.microsoft.com/office/word/2010/wordprocessingGroup" xmlns:wpi="http://schemas.microsoft.com/office/word/2010/wordprocessingInk" xmlns:wne="http://schemas.microsoft.com/office/word/2006/wordml" xmlns:wps="http://schemas.microsoft.com/office/word/2010/wordprocessingShape" mc:Ignorable="w14 w15 w16se w16cid w16 w16cex w16sdtdh wp14">
   <w:endnote w:type="separator" w:id="-1">
     <w:p>
       <w:r>
@@ -9907,7 +11392,7 @@
 </file>
 
 <file path=word/footer1.xml><?xml version="1.0" encoding="utf-8"?>
-<w:ftr xmlns:wpc="http://schemas.microsoft.com/office/word/2010/wordprocessingCanvas" xmlns:cx="http://schemas.microsoft.com/office/drawing/2014/chartex" xmlns:cx1="http://schemas.microsoft.com/office/drawing/2015/9/8/chartex" xmlns:cx2="http://schemas.microsoft.com/office/drawing/2015/10/21/chartex" xmlns:cx3="http://schemas.microsoft.com/office/drawing/2016/5/9/chartex" xmlns:cx4="http://schemas.microsoft.com/office/drawing/2016/5/10/chartex" xmlns:cx5="http://schemas.microsoft.com/office/drawing/2016/5/11/chartex" xmlns:cx6="http://schemas.microsoft.com/office/drawing/2016/5/12/chartex" xmlns:cx7="http://schemas.microsoft.com/office/drawing/2016/5/13/chartex" xmlns:cx8="http://schemas.microsoft.com/office/drawing/2016/5/14/chartex" xmlns:mc="http://schemas.openxmlformats.org/markup-compatibility/2006" xmlns:aink="http://schemas.microsoft.com/office/drawing/2016/ink" xmlns:am3d="http://schemas.microsoft.com/office/drawing/2017/model3d" xmlns:o="urn:schemas-microsoft-com:office:office" xmlns:oel="http://schemas.microsoft.com/office/2019/extlst" xmlns:r="http://schemas.openxmlformats.org/officeDocument/2006/relationships" xmlns:m="http://schemas.openxmlformats.org/officeDocument/2006/math" xmlns:v="urn:schemas-microsoft-com:vml" xmlns:wp14="http://schemas.microsoft.com/office/word/2010/wordprocessingDrawing" xmlns:wp="http://schemas.openxmlformats.org/drawingml/2006/wordprocessingDrawing" xmlns:w10="urn:schemas-microsoft-com:office:word" xmlns:w="http://schemas.openxmlformats.org/wordprocessingml/2006/main" xmlns:w14="http://schemas.microsoft.com/office/word/2010/wordml" xmlns:w15="http://schemas.microsoft.com/office/word/2012/wordml" xmlns:w16cex="http://schemas.microsoft.com/office/word/2018/wordml/cex" xmlns:w16cid="http://schemas.microsoft.com/office/word/2016/wordml/cid" xmlns:w16="http://schemas.microsoft.com/office/word/2018/wordml" xmlns:w16du="http://schemas.microsoft.com/office/word/2023/wordml/word16du" xmlns:w16sdtdh="http://schemas.microsoft.com/office/word/2020/wordml/sdtdatahash" xmlns:w16sdtfl="http://schemas.microsoft.com/office/word/2024/wordml/sdtformatlock" xmlns:w16se="http://schemas.microsoft.com/office/word/2015/wordml/symex" xmlns:wpg="http://schemas.microsoft.com/office/word/2010/wordprocessingGroup" xmlns:wpi="http://schemas.microsoft.com/office/word/2010/wordprocessingInk" xmlns:wne="http://schemas.microsoft.com/office/word/2006/wordml" xmlns:wps="http://schemas.microsoft.com/office/word/2010/wordprocessingShape" mc:Ignorable="w14 w15 w16se w16cid w16 w16cex w16sdtdh w16sdtfl w16du wp14">
+<w:ftr xmlns:wpc="http://schemas.microsoft.com/office/word/2010/wordprocessingCanvas" xmlns:cx="http://schemas.microsoft.com/office/drawing/2014/chartex" xmlns:cx1="http://schemas.microsoft.com/office/drawing/2015/9/8/chartex" xmlns:cx2="http://schemas.microsoft.com/office/drawing/2015/10/21/chartex" xmlns:cx3="http://schemas.microsoft.com/office/drawing/2016/5/9/chartex" xmlns:cx4="http://schemas.microsoft.com/office/drawing/2016/5/10/chartex" xmlns:cx5="http://schemas.microsoft.com/office/drawing/2016/5/11/chartex" xmlns:cx6="http://schemas.microsoft.com/office/drawing/2016/5/12/chartex" xmlns:cx7="http://schemas.microsoft.com/office/drawing/2016/5/13/chartex" xmlns:cx8="http://schemas.microsoft.com/office/drawing/2016/5/14/chartex" xmlns:mc="http://schemas.openxmlformats.org/markup-compatibility/2006" xmlns:aink="http://schemas.microsoft.com/office/drawing/2016/ink" xmlns:am3d="http://schemas.microsoft.com/office/drawing/2017/model3d" xmlns:o="urn:schemas-microsoft-com:office:office" xmlns:oel="http://schemas.microsoft.com/office/2019/extlst" xmlns:r="http://schemas.openxmlformats.org/officeDocument/2006/relationships" xmlns:m="http://schemas.openxmlformats.org/officeDocument/2006/math" xmlns:v="urn:schemas-microsoft-com:vml" xmlns:wp14="http://schemas.microsoft.com/office/word/2010/wordprocessingDrawing" xmlns:wp="http://schemas.openxmlformats.org/drawingml/2006/wordprocessingDrawing" xmlns:w10="urn:schemas-microsoft-com:office:word" xmlns:w="http://schemas.openxmlformats.org/wordprocessingml/2006/main" xmlns:w14="http://schemas.microsoft.com/office/word/2010/wordml" xmlns:w15="http://schemas.microsoft.com/office/word/2012/wordml" xmlns:w16cex="http://schemas.microsoft.com/office/word/2018/wordml/cex" xmlns:w16cid="http://schemas.microsoft.com/office/word/2016/wordml/cid" xmlns:w16="http://schemas.microsoft.com/office/word/2018/wordml" xmlns:w16sdtdh="http://schemas.microsoft.com/office/word/2020/wordml/sdtdatahash" xmlns:w16se="http://schemas.microsoft.com/office/word/2015/wordml/symex" xmlns:wpg="http://schemas.microsoft.com/office/word/2010/wordprocessingGroup" xmlns:wpi="http://schemas.microsoft.com/office/word/2010/wordprocessingInk" xmlns:wne="http://schemas.microsoft.com/office/word/2006/wordml" xmlns:wps="http://schemas.microsoft.com/office/word/2010/wordprocessingShape" mc:Ignorable="w14 w15 w16se w16cid w16 w16cex w16sdtdh wp14">
   <w:p>
     <w:pPr>
       <w:jc w:val="center"/>
@@ -10017,7 +11502,7 @@
 </file>
 
 <file path=word/footnotes.xml><?xml version="1.0" encoding="utf-8"?>
-<w:footnotes xmlns:wpc="http://schemas.microsoft.com/office/word/2010/wordprocessingCanvas" xmlns:cx="http://schemas.microsoft.com/office/drawing/2014/chartex" xmlns:cx1="http://schemas.microsoft.com/office/drawing/2015/9/8/chartex" xmlns:cx2="http://schemas.microsoft.com/office/drawing/2015/10/21/chartex" xmlns:cx3="http://schemas.microsoft.com/office/drawing/2016/5/9/chartex" xmlns:cx4="http://schemas.microsoft.com/office/drawing/2016/5/10/chartex" xmlns:cx5="http://schemas.microsoft.com/office/drawing/2016/5/11/chartex" xmlns:cx6="http://schemas.microsoft.com/office/drawing/2016/5/12/chartex" xmlns:cx7="http://schemas.microsoft.com/office/drawing/2016/5/13/chartex" xmlns:cx8="http://schemas.microsoft.com/office/drawing/2016/5/14/chartex" xmlns:mc="http://schemas.openxmlformats.org/markup-compatibility/2006" xmlns:aink="http://schemas.microsoft.com/office/drawing/2016/ink" xmlns:am3d="http://schemas.microsoft.com/office/drawing/2017/model3d" xmlns:o="urn:schemas-microsoft-com:office:office" xmlns:oel="http://schemas.microsoft.com/office/2019/extlst" xmlns:r="http://schemas.openxmlformats.org/officeDocument/2006/relationships" xmlns:m="http://schemas.openxmlformats.org/officeDocument/2006/math" xmlns:v="urn:schemas-microsoft-com:vml" xmlns:wp14="http://schemas.microsoft.com/office/word/2010/wordprocessingDrawing" xmlns:wp="http://schemas.openxmlformats.org/drawingml/2006/wordprocessingDrawing" xmlns:w10="urn:schemas-microsoft-com:office:word" xmlns:w="http://schemas.openxmlformats.org/wordprocessingml/2006/main" xmlns:w14="http://schemas.microsoft.com/office/word/2010/wordml" xmlns:w15="http://schemas.microsoft.com/office/word/2012/wordml" xmlns:w16cex="http://schemas.microsoft.com/office/word/2018/wordml/cex" xmlns:w16cid="http://schemas.microsoft.com/office/word/2016/wordml/cid" xmlns:w16="http://schemas.microsoft.com/office/word/2018/wordml" xmlns:w16du="http://schemas.microsoft.com/office/word/2023/wordml/word16du" xmlns:w16sdtdh="http://schemas.microsoft.com/office/word/2020/wordml/sdtdatahash" xmlns:w16sdtfl="http://schemas.microsoft.com/office/word/2024/wordml/sdtformatlock" xmlns:w16se="http://schemas.microsoft.com/office/word/2015/wordml/symex" xmlns:wpg="http://schemas.microsoft.com/office/word/2010/wordprocessingGroup" xmlns:wpi="http://schemas.microsoft.com/office/word/2010/wordprocessingInk" xmlns:wne="http://schemas.microsoft.com/office/word/2006/wordml" xmlns:wps="http://schemas.microsoft.com/office/word/2010/wordprocessingShape" mc:Ignorable="w14 w15 w16se w16cid w16 w16cex w16sdtdh w16sdtfl w16du wp14">
+<w:footnotes xmlns:wpc="http://schemas.microsoft.com/office/word/2010/wordprocessingCanvas" xmlns:cx="http://schemas.microsoft.com/office/drawing/2014/chartex" xmlns:cx1="http://schemas.microsoft.com/office/drawing/2015/9/8/chartex" xmlns:cx2="http://schemas.microsoft.com/office/drawing/2015/10/21/chartex" xmlns:cx3="http://schemas.microsoft.com/office/drawing/2016/5/9/chartex" xmlns:cx4="http://schemas.microsoft.com/office/drawing/2016/5/10/chartex" xmlns:cx5="http://schemas.microsoft.com/office/drawing/2016/5/11/chartex" xmlns:cx6="http://schemas.microsoft.com/office/drawing/2016/5/12/chartex" xmlns:cx7="http://schemas.microsoft.com/office/drawing/2016/5/13/chartex" xmlns:cx8="http://schemas.microsoft.com/office/drawing/2016/5/14/chartex" xmlns:mc="http://schemas.openxmlformats.org/markup-compatibility/2006" xmlns:aink="http://schemas.microsoft.com/office/drawing/2016/ink" xmlns:am3d="http://schemas.microsoft.com/office/drawing/2017/model3d" xmlns:o="urn:schemas-microsoft-com:office:office" xmlns:oel="http://schemas.microsoft.com/office/2019/extlst" xmlns:r="http://schemas.openxmlformats.org/officeDocument/2006/relationships" xmlns:m="http://schemas.openxmlformats.org/officeDocument/2006/math" xmlns:v="urn:schemas-microsoft-com:vml" xmlns:wp14="http://schemas.microsoft.com/office/word/2010/wordprocessingDrawing" xmlns:wp="http://schemas.openxmlformats.org/drawingml/2006/wordprocessingDrawing" xmlns:w10="urn:schemas-microsoft-com:office:word" xmlns:w="http://schemas.openxmlformats.org/wordprocessingml/2006/main" xmlns:w14="http://schemas.microsoft.com/office/word/2010/wordml" xmlns:w15="http://schemas.microsoft.com/office/word/2012/wordml" xmlns:w16cex="http://schemas.microsoft.com/office/word/2018/wordml/cex" xmlns:w16cid="http://schemas.microsoft.com/office/word/2016/wordml/cid" xmlns:w16="http://schemas.microsoft.com/office/word/2018/wordml" xmlns:w16sdtdh="http://schemas.microsoft.com/office/word/2020/wordml/sdtdatahash" xmlns:w16se="http://schemas.microsoft.com/office/word/2015/wordml/symex" xmlns:wpg="http://schemas.microsoft.com/office/word/2010/wordprocessingGroup" xmlns:wpi="http://schemas.microsoft.com/office/word/2010/wordprocessingInk" xmlns:wne="http://schemas.microsoft.com/office/word/2006/wordml" xmlns:wps="http://schemas.microsoft.com/office/word/2010/wordprocessingShape" mc:Ignorable="w14 w15 w16se w16cid w16 w16cex w16sdtdh wp14">
   <w:footnote w:type="separator" w:id="-1">
     <w:p>
       <w:r>
@@ -10036,7 +11521,7 @@
 </file>
 
 <file path=word/header1.xml><?xml version="1.0" encoding="utf-8"?>
-<w:hdr xmlns:wpc="http://schemas.microsoft.com/office/word/2010/wordprocessingCanvas" xmlns:cx="http://schemas.microsoft.com/office/drawing/2014/chartex" xmlns:cx1="http://schemas.microsoft.com/office/drawing/2015/9/8/chartex" xmlns:cx2="http://schemas.microsoft.com/office/drawing/2015/10/21/chartex" xmlns:cx3="http://schemas.microsoft.com/office/drawing/2016/5/9/chartex" xmlns:cx4="http://schemas.microsoft.com/office/drawing/2016/5/10/chartex" xmlns:cx5="http://schemas.microsoft.com/office/drawing/2016/5/11/chartex" xmlns:cx6="http://schemas.microsoft.com/office/drawing/2016/5/12/chartex" xmlns:cx7="http://schemas.microsoft.com/office/drawing/2016/5/13/chartex" xmlns:cx8="http://schemas.microsoft.com/office/drawing/2016/5/14/chartex" xmlns:mc="http://schemas.openxmlformats.org/markup-compatibility/2006" xmlns:aink="http://schemas.microsoft.com/office/drawing/2016/ink" xmlns:am3d="http://schemas.microsoft.com/office/drawing/2017/model3d" xmlns:o="urn:schemas-microsoft-com:office:office" xmlns:oel="http://schemas.microsoft.com/office/2019/extlst" xmlns:r="http://schemas.openxmlformats.org/officeDocument/2006/relationships" xmlns:m="http://schemas.openxmlformats.org/officeDocument/2006/math" xmlns:v="urn:schemas-microsoft-com:vml" xmlns:wp14="http://schemas.microsoft.com/office/word/2010/wordprocessingDrawing" xmlns:wp="http://schemas.openxmlformats.org/drawingml/2006/wordprocessingDrawing" xmlns:w10="urn:schemas-microsoft-com:office:word" xmlns:w="http://schemas.openxmlformats.org/wordprocessingml/2006/main" xmlns:w14="http://schemas.microsoft.com/office/word/2010/wordml" xmlns:w15="http://schemas.microsoft.com/office/word/2012/wordml" xmlns:w16cex="http://schemas.microsoft.com/office/word/2018/wordml/cex" xmlns:w16cid="http://schemas.microsoft.com/office/word/2016/wordml/cid" xmlns:w16="http://schemas.microsoft.com/office/word/2018/wordml" xmlns:w16du="http://schemas.microsoft.com/office/word/2023/wordml/word16du" xmlns:w16sdtdh="http://schemas.microsoft.com/office/word/2020/wordml/sdtdatahash" xmlns:w16sdtfl="http://schemas.microsoft.com/office/word/2024/wordml/sdtformatlock" xmlns:w16se="http://schemas.microsoft.com/office/word/2015/wordml/symex" xmlns:wpg="http://schemas.microsoft.com/office/word/2010/wordprocessingGroup" xmlns:wpi="http://schemas.microsoft.com/office/word/2010/wordprocessingInk" xmlns:wne="http://schemas.microsoft.com/office/word/2006/wordml" xmlns:wps="http://schemas.microsoft.com/office/word/2010/wordprocessingShape" mc:Ignorable="w14 w15 w16se w16cid w16 w16cex w16sdtdh w16sdtfl w16du wp14">
+<w:hdr xmlns:wpc="http://schemas.microsoft.com/office/word/2010/wordprocessingCanvas" xmlns:cx="http://schemas.microsoft.com/office/drawing/2014/chartex" xmlns:cx1="http://schemas.microsoft.com/office/drawing/2015/9/8/chartex" xmlns:cx2="http://schemas.microsoft.com/office/drawing/2015/10/21/chartex" xmlns:cx3="http://schemas.microsoft.com/office/drawing/2016/5/9/chartex" xmlns:cx4="http://schemas.microsoft.com/office/drawing/2016/5/10/chartex" xmlns:cx5="http://schemas.microsoft.com/office/drawing/2016/5/11/chartex" xmlns:cx6="http://schemas.microsoft.com/office/drawing/2016/5/12/chartex" xmlns:cx7="http://schemas.microsoft.com/office/drawing/2016/5/13/chartex" xmlns:cx8="http://schemas.microsoft.com/office/drawing/2016/5/14/chartex" xmlns:mc="http://schemas.openxmlformats.org/markup-compatibility/2006" xmlns:aink="http://schemas.microsoft.com/office/drawing/2016/ink" xmlns:am3d="http://schemas.microsoft.com/office/drawing/2017/model3d" xmlns:o="urn:schemas-microsoft-com:office:office" xmlns:oel="http://schemas.microsoft.com/office/2019/extlst" xmlns:r="http://schemas.openxmlformats.org/officeDocument/2006/relationships" xmlns:m="http://schemas.openxmlformats.org/officeDocument/2006/math" xmlns:v="urn:schemas-microsoft-com:vml" xmlns:wp14="http://schemas.microsoft.com/office/word/2010/wordprocessingDrawing" xmlns:wp="http://schemas.openxmlformats.org/drawingml/2006/wordprocessingDrawing" xmlns:w10="urn:schemas-microsoft-com:office:word" xmlns:w="http://schemas.openxmlformats.org/wordprocessingml/2006/main" xmlns:w14="http://schemas.microsoft.com/office/word/2010/wordml" xmlns:w15="http://schemas.microsoft.com/office/word/2012/wordml" xmlns:w16cex="http://schemas.microsoft.com/office/word/2018/wordml/cex" xmlns:w16cid="http://schemas.microsoft.com/office/word/2016/wordml/cid" xmlns:w16="http://schemas.microsoft.com/office/word/2018/wordml" xmlns:w16sdtdh="http://schemas.microsoft.com/office/word/2020/wordml/sdtdatahash" xmlns:w16se="http://schemas.microsoft.com/office/word/2015/wordml/symex" xmlns:wpg="http://schemas.microsoft.com/office/word/2010/wordprocessingGroup" xmlns:wpi="http://schemas.microsoft.com/office/word/2010/wordprocessingInk" xmlns:wne="http://schemas.microsoft.com/office/word/2006/wordml" xmlns:wps="http://schemas.microsoft.com/office/word/2010/wordprocessingShape" mc:Ignorable="w14 w15 w16se w16cid w16 w16cex w16sdtdh wp14">
   <w:p>
     <w:pPr>
       <w:jc w:val="center"/>
@@ -10049,7 +11534,7 @@
 </file>
 
 <file path=word/numbering.xml><?xml version="1.0" encoding="utf-8"?>
-<w:numbering xmlns:wpc="http://schemas.microsoft.com/office/word/2010/wordprocessingCanvas" xmlns:cx="http://schemas.microsoft.com/office/drawing/2014/chartex" xmlns:cx1="http://schemas.microsoft.com/office/drawing/2015/9/8/chartex" xmlns:cx2="http://schemas.microsoft.com/office/drawing/2015/10/21/chartex" xmlns:cx3="http://schemas.microsoft.com/office/drawing/2016/5/9/chartex" xmlns:cx4="http://schemas.microsoft.com/office/drawing/2016/5/10/chartex" xmlns:cx5="http://schemas.microsoft.com/office/drawing/2016/5/11/chartex" xmlns:cx6="http://schemas.microsoft.com/office/drawing/2016/5/12/chartex" xmlns:cx7="http://schemas.microsoft.com/office/drawing/2016/5/13/chartex" xmlns:cx8="http://schemas.microsoft.com/office/drawing/2016/5/14/chartex" xmlns:mc="http://schemas.openxmlformats.org/markup-compatibility/2006" xmlns:aink="http://schemas.microsoft.com/office/drawing/2016/ink" xmlns:am3d="http://schemas.microsoft.com/office/drawing/2017/model3d" xmlns:o="urn:schemas-microsoft-com:office:office" xmlns:oel="http://schemas.microsoft.com/office/2019/extlst" xmlns:r="http://schemas.openxmlformats.org/officeDocument/2006/relationships" xmlns:m="http://schemas.openxmlformats.org/officeDocument/2006/math" xmlns:v="urn:schemas-microsoft-com:vml" xmlns:wp14="http://schemas.microsoft.com/office/word/2010/wordprocessingDrawing" xmlns:wp="http://schemas.openxmlformats.org/drawingml/2006/wordprocessingDrawing" xmlns:w10="urn:schemas-microsoft-com:office:word" xmlns:w="http://schemas.openxmlformats.org/wordprocessingml/2006/main" xmlns:w14="http://schemas.microsoft.com/office/word/2010/wordml" xmlns:w15="http://schemas.microsoft.com/office/word/2012/wordml" xmlns:w16cex="http://schemas.microsoft.com/office/word/2018/wordml/cex" xmlns:w16cid="http://schemas.microsoft.com/office/word/2016/wordml/cid" xmlns:w16="http://schemas.microsoft.com/office/word/2018/wordml" xmlns:w16du="http://schemas.microsoft.com/office/word/2023/wordml/word16du" xmlns:w16sdtdh="http://schemas.microsoft.com/office/word/2020/wordml/sdtdatahash" xmlns:w16sdtfl="http://schemas.microsoft.com/office/word/2024/wordml/sdtformatlock" xmlns:w16se="http://schemas.microsoft.com/office/word/2015/wordml/symex" xmlns:wpg="http://schemas.microsoft.com/office/word/2010/wordprocessingGroup" xmlns:wpi="http://schemas.microsoft.com/office/word/2010/wordprocessingInk" xmlns:wne="http://schemas.microsoft.com/office/word/2006/wordml" xmlns:wps="http://schemas.microsoft.com/office/word/2010/wordprocessingShape" mc:Ignorable="w14 w15 w16se w16cid w16 w16cex w16sdtdh w16sdtfl w16du wp14">
+<w:numbering xmlns:wpc="http://schemas.microsoft.com/office/word/2010/wordprocessingCanvas" xmlns:cx="http://schemas.microsoft.com/office/drawing/2014/chartex" xmlns:cx1="http://schemas.microsoft.com/office/drawing/2015/9/8/chartex" xmlns:cx2="http://schemas.microsoft.com/office/drawing/2015/10/21/chartex" xmlns:cx3="http://schemas.microsoft.com/office/drawing/2016/5/9/chartex" xmlns:cx4="http://schemas.microsoft.com/office/drawing/2016/5/10/chartex" xmlns:cx5="http://schemas.microsoft.com/office/drawing/2016/5/11/chartex" xmlns:cx6="http://schemas.microsoft.com/office/drawing/2016/5/12/chartex" xmlns:cx7="http://schemas.microsoft.com/office/drawing/2016/5/13/chartex" xmlns:cx8="http://schemas.microsoft.com/office/drawing/2016/5/14/chartex" xmlns:mc="http://schemas.openxmlformats.org/markup-compatibility/2006" xmlns:aink="http://schemas.microsoft.com/office/drawing/2016/ink" xmlns:am3d="http://schemas.microsoft.com/office/drawing/2017/model3d" xmlns:o="urn:schemas-microsoft-com:office:office" xmlns:oel="http://schemas.microsoft.com/office/2019/extlst" xmlns:r="http://schemas.openxmlformats.org/officeDocument/2006/relationships" xmlns:m="http://schemas.openxmlformats.org/officeDocument/2006/math" xmlns:v="urn:schemas-microsoft-com:vml" xmlns:wp14="http://schemas.microsoft.com/office/word/2010/wordprocessingDrawing" xmlns:wp="http://schemas.openxmlformats.org/drawingml/2006/wordprocessingDrawing" xmlns:w10="urn:schemas-microsoft-com:office:word" xmlns:w="http://schemas.openxmlformats.org/wordprocessingml/2006/main" xmlns:w14="http://schemas.microsoft.com/office/word/2010/wordml" xmlns:w15="http://schemas.microsoft.com/office/word/2012/wordml" xmlns:w16cex="http://schemas.microsoft.com/office/word/2018/wordml/cex" xmlns:w16cid="http://schemas.microsoft.com/office/word/2016/wordml/cid" xmlns:w16="http://schemas.microsoft.com/office/word/2018/wordml" xmlns:w16sdtdh="http://schemas.microsoft.com/office/word/2020/wordml/sdtdatahash" xmlns:w16se="http://schemas.microsoft.com/office/word/2015/wordml/symex" xmlns:wpg="http://schemas.microsoft.com/office/word/2010/wordprocessingGroup" xmlns:wpi="http://schemas.microsoft.com/office/word/2010/wordprocessingInk" xmlns:wne="http://schemas.microsoft.com/office/word/2006/wordml" xmlns:wps="http://schemas.microsoft.com/office/word/2010/wordprocessingShape" mc:Ignorable="w14 w15 w16se w16cid w16 w16cex w16sdtdh wp14">
   <w:abstractNum w:abstractNumId="0" w15:restartNumberingAfterBreak="0">
     <w:nsid w:val="3E2C69A7"/>
     <w:multiLevelType w:val="hybridMultilevel"/>
@@ -10206,7 +11691,7 @@
 </file>
 
 <file path=word/styles.xml><?xml version="1.0" encoding="utf-8"?>
-<w:styles xmlns:mc="http://schemas.openxmlformats.org/markup-compatibility/2006" xmlns:r="http://schemas.openxmlformats.org/officeDocument/2006/relationships" xmlns:w="http://schemas.openxmlformats.org/wordprocessingml/2006/main" xmlns:w14="http://schemas.microsoft.com/office/word/2010/wordml" xmlns:w15="http://schemas.microsoft.com/office/word/2012/wordml" xmlns:w16cex="http://schemas.microsoft.com/office/word/2018/wordml/cex" xmlns:w16cid="http://schemas.microsoft.com/office/word/2016/wordml/cid" xmlns:w16="http://schemas.microsoft.com/office/word/2018/wordml" xmlns:w16du="http://schemas.microsoft.com/office/word/2023/wordml/word16du" xmlns:w16sdtdh="http://schemas.microsoft.com/office/word/2020/wordml/sdtdatahash" xmlns:w16sdtfl="http://schemas.microsoft.com/office/word/2024/wordml/sdtformatlock" xmlns:w16se="http://schemas.microsoft.com/office/word/2015/wordml/symex" mc:Ignorable="w14 w15 w16se w16cid w16 w16cex w16sdtdh w16sdtfl w16du">
+<w:styles xmlns:mc="http://schemas.openxmlformats.org/markup-compatibility/2006" xmlns:r="http://schemas.openxmlformats.org/officeDocument/2006/relationships" xmlns:w="http://schemas.openxmlformats.org/wordprocessingml/2006/main" xmlns:w14="http://schemas.microsoft.com/office/word/2010/wordml" xmlns:w15="http://schemas.microsoft.com/office/word/2012/wordml" xmlns:w16cex="http://schemas.microsoft.com/office/word/2018/wordml/cex" xmlns:w16cid="http://schemas.microsoft.com/office/word/2016/wordml/cid" xmlns:w16="http://schemas.microsoft.com/office/word/2018/wordml" xmlns:w16sdtdh="http://schemas.microsoft.com/office/word/2020/wordml/sdtdatahash" xmlns:w16se="http://schemas.microsoft.com/office/word/2015/wordml/symex" mc:Ignorable="w14 w15 w16se w16cid w16 w16cex w16sdtdh">
   <w:docDefaults>
     <w:rPrDefault>
       <w:rPr>
@@ -10696,6 +12181,7 @@
   <w:style w:type="character" w:default="1" w:styleId="DefaultParagraphFont">
     <w:name w:val="Default Paragraph Font"/>
     <w:uiPriority w:val="1"/>
+    <w:semiHidden/>
     <w:unhideWhenUsed/>
   </w:style>
   <w:style w:type="table" w:default="1" w:styleId="TableNormal">
@@ -10852,6 +12338,16 @@
     <w:link w:val="Footer"/>
     <w:uiPriority w:val="99"/>
     <w:rsid w:val="00841B4E"/>
+  </w:style>
+  <w:style w:type="character" w:styleId="PlaceholderText">
+    <w:name w:val="Placeholder Text"/>
+    <w:basedOn w:val="DefaultParagraphFont"/>
+    <w:uiPriority w:val="99"/>
+    <w:semiHidden/>
+    <w:rsid w:val="003D5BD5"/>
+    <w:rPr>
+      <w:color w:val="666666"/>
+    </w:rPr>
   </w:style>
 </w:styles>
 </file>
